--- a/data/attachments/default-report-template.docx
+++ b/data/attachments/default-report-template.docx
@@ -1,32 +1,30 @@
 
 <file path=word/document.xml><?xml version="1.0" encoding="utf-8"?>
-<w:document xmlns:o="urn:schemas-microsoft-com:office:office" xmlns:r="http://schemas.openxmlformats.org/officeDocument/2006/relationships" xmlns:v="urn:schemas-microsoft-com:vml" xmlns:w="http://schemas.openxmlformats.org/wordprocessingml/2006/main" xmlns:w10="urn:schemas-microsoft-com:office:word" xmlns:wp="http://schemas.openxmlformats.org/drawingml/2006/wordprocessingDrawing" xmlns:wps="http://schemas.microsoft.com/office/word/2010/wordprocessingShape" xmlns:wpg="http://schemas.microsoft.com/office/word/2010/wordprocessingGroup" xmlns:mc="http://schemas.openxmlformats.org/markup-compatibility/2006" xmlns:wp14="http://schemas.microsoft.com/office/word/2010/wordprocessingDrawing" xmlns:w14="http://schemas.microsoft.com/office/word/2010/wordml" xmlns:w15="http://schemas.microsoft.com/office/word/2012/wordml" mc:Ignorable="w14 wp14 w15">
+<w:document xmlns:o="urn:schemas-microsoft-com:office:office" xmlns:r="http://schemas.openxmlformats.org/officeDocument/2006/relationships" xmlns:v="urn:schemas-microsoft-com:vml" xmlns:w="http://schemas.openxmlformats.org/wordprocessingml/2006/main" xmlns:w10="urn:schemas-microsoft-com:office:word" xmlns:wp="http://schemas.openxmlformats.org/drawingml/2006/wordprocessingDrawing" xmlns:pic="http://schemas.openxmlformats.org/drawingml/2006/picture" xmlns:wps="http://schemas.microsoft.com/office/word/2010/wordprocessingShape" xmlns:wpg="http://schemas.microsoft.com/office/word/2010/wordprocessingGroup" xmlns:mc="http://schemas.openxmlformats.org/markup-compatibility/2006" xmlns:wp14="http://schemas.microsoft.com/office/word/2010/wordprocessingDrawing" xmlns:w14="http://schemas.microsoft.com/office/word/2010/wordml" xmlns:w15="http://schemas.microsoft.com/office/word/2012/wordml" mc:Ignorable="w14 wp14 w15">
   <w:body>
     <w:p>
       <w:pPr>
-        <w:pStyle w:val="LOnormal"/>
+        <w:pStyle w:val="LO-normal"/>
         <w:jc w:val="center"/>
-        <w:rPr>
-          <w:b/>
-          <w:b/>
-          <w:sz w:val="52"/>
-          <w:szCs w:val="52"/>
-        </w:rPr>
-      </w:pPr>
-      <w:r>
         <w:rPr>
           <w:b/>
           <w:sz w:val="52"/>
           <w:szCs w:val="52"/>
         </w:rPr>
-      </w:r>
-    </w:p>
-    <w:p>
-      <w:pPr>
-        <w:pStyle w:val="LOnormal"/>
+      </w:pPr>
+      <w:r>
+        <w:rPr>
+          <w:b/>
+          <w:sz w:val="52"/>
+          <w:szCs w:val="52"/>
+        </w:rPr>
+      </w:r>
+    </w:p>
+    <w:p>
+      <w:pPr>
+        <w:pStyle w:val="LO-normal"/>
         <w:jc w:val="center"/>
         <w:rPr>
-          <w:b/>
           <w:b/>
           <w:sz w:val="52"/>
           <w:szCs w:val="52"/>
@@ -45,33 +43,13 @@
     </w:p>
     <w:p>
       <w:pPr>
-        <w:pStyle w:val="LOnormal"/>
+        <w:pStyle w:val="LO-normal"/>
         <w:jc w:val="center"/>
-        <w:rPr>
-          <w:b/>
-          <w:b/>
-          <w:sz w:val="52"/>
-          <w:szCs w:val="52"/>
-        </w:rPr>
-      </w:pPr>
-      <w:r>
         <w:rPr>
           <w:b/>
           <w:sz w:val="52"/>
           <w:szCs w:val="52"/>
         </w:rPr>
-      </w:r>
-    </w:p>
-    <w:p>
-      <w:pPr>
-        <w:pStyle w:val="LOnormal"/>
-        <w:jc w:val="center"/>
-        <w:rPr>
-          <w:b/>
-          <w:b/>
-          <w:sz w:val="52"/>
-          <w:szCs w:val="52"/>
-        </w:rPr>
       </w:pPr>
       <w:r>
         <w:rPr>
@@ -79,60 +57,54 @@
           <w:sz w:val="52"/>
           <w:szCs w:val="52"/>
         </w:rPr>
-        <w:t>${project.name}</w:t>
-      </w:r>
-    </w:p>
-    <w:p>
-      <w:pPr>
-        <w:pStyle w:val="LOnormal"/>
+      </w:r>
+    </w:p>
+    <w:p>
+      <w:pPr>
+        <w:pStyle w:val="LO-normal"/>
         <w:jc w:val="center"/>
-        <w:rPr>
-          <w:b/>
-          <w:b/>
-          <w:sz w:val="52"/>
-          <w:szCs w:val="52"/>
-        </w:rPr>
-      </w:pPr>
-      <w:r>
         <w:rPr>
           <w:b/>
           <w:sz w:val="52"/>
           <w:szCs w:val="52"/>
         </w:rPr>
-      </w:r>
-    </w:p>
-    <w:p>
-      <w:pPr>
-        <w:pStyle w:val="LOnormal"/>
+      </w:pPr>
+      <w:sdt>
+        <w:sdtPr>
+          <w:alias w:val="Project name"/>
+          <w:tag w:val="project.name"/>
+          <w:id w:val="1288560042"/>
+          <w:showingPlcHdr/>
+          <w:text/>
+        </w:sdtPr>
+        <w:sdtContent>
+          <w:r>
+            <w:rPr>
+              <w:b/>
+              <w:sz w:val="52"/>
+              <w:szCs w:val="52"/>
+            </w:rPr>
+          </w:r>
+          <w:r>
+            <w:rPr>
+              <w:b/>
+              <w:sz w:val="52"/>
+              <w:szCs w:val="52"/>
+            </w:rPr>
+            <w:t>Click here to enter text</w:t>
+          </w:r>
+        </w:sdtContent>
+      </w:sdt>
+    </w:p>
+    <w:p>
+      <w:pPr>
+        <w:pStyle w:val="LO-normal"/>
         <w:jc w:val="center"/>
-        <w:rPr>
-          <w:b/>
-          <w:b/>
-          <w:sz w:val="52"/>
-          <w:szCs w:val="52"/>
-        </w:rPr>
-      </w:pPr>
-      <w:bookmarkStart w:id="1" w:name="_heading=h.30j0zll"/>
-      <w:bookmarkEnd w:id="1"/>
-      <w:r>
         <w:rPr>
           <w:b/>
           <w:sz w:val="52"/>
           <w:szCs w:val="52"/>
         </w:rPr>
-        <w:t>Prepared for ${client.name}</w:t>
-      </w:r>
-    </w:p>
-    <w:p>
-      <w:pPr>
-        <w:pStyle w:val="LOnormal"/>
-        <w:jc w:val="center"/>
-        <w:rPr>
-          <w:b/>
-          <w:b/>
-          <w:sz w:val="52"/>
-          <w:szCs w:val="52"/>
-        </w:rPr>
       </w:pPr>
       <w:r>
         <w:rPr>
@@ -144,51 +116,139 @@
     </w:p>
     <w:p>
       <w:pPr>
-        <w:pStyle w:val="LOnormal"/>
+        <w:pStyle w:val="LO-normal"/>
         <w:jc w:val="center"/>
-        <w:rPr>
-          <w:b/>
-          <w:b/>
-          <w:sz w:val="52"/>
-          <w:szCs w:val="52"/>
-        </w:rPr>
-      </w:pPr>
-      <w:bookmarkStart w:id="2" w:name="_heading=h.1fob9te"/>
-      <w:bookmarkEnd w:id="2"/>
-      <w:r>
         <w:rPr>
           <w:b/>
           <w:sz w:val="52"/>
           <w:szCs w:val="52"/>
         </w:rPr>
-        <w:t>Prepared by ${org.name}</w:t>
-      </w:r>
-    </w:p>
-    <w:p>
-      <w:pPr>
-        <w:pStyle w:val="LOnormal"/>
-        <w:jc w:val="center"/>
-        <w:rPr>
-          <w:b/>
-          <w:b/>
-          <w:sz w:val="52"/>
-          <w:szCs w:val="52"/>
-        </w:rPr>
-      </w:pPr>
+      </w:pPr>
+      <w:bookmarkStart w:id="1" w:name="_heading=h.30j0zll"/>
+      <w:bookmarkEnd w:id="1"/>
       <w:r>
         <w:rPr>
           <w:b/>
           <w:sz w:val="52"/>
           <w:szCs w:val="52"/>
         </w:rPr>
-      </w:r>
-    </w:p>
-    <w:p>
-      <w:pPr>
-        <w:pStyle w:val="LOnormal"/>
+        <w:t xml:space="preserve">Prepared for </w:t>
+      </w:r>
+      <w:sdt>
+        <w:sdtPr>
+          <w:alias w:val="Client name"/>
+          <w:tag w:val="client.name"/>
+          <w:id w:val="1051986092"/>
+          <w:showingPlcHdr/>
+          <w:text/>
+        </w:sdtPr>
+        <w:sdtContent>
+          <w:r>
+            <w:rPr>
+              <w:b/>
+              <w:sz w:val="52"/>
+              <w:szCs w:val="52"/>
+            </w:rPr>
+          </w:r>
+          <w:r>
+            <w:rPr>
+              <w:b/>
+              <w:sz w:val="52"/>
+              <w:szCs w:val="52"/>
+            </w:rPr>
+            <w:t>Click here to enter text</w:t>
+          </w:r>
+        </w:sdtContent>
+      </w:sdt>
+    </w:p>
+    <w:p>
+      <w:pPr>
+        <w:pStyle w:val="LO-normal"/>
         <w:jc w:val="center"/>
         <w:rPr>
           <w:b/>
+          <w:sz w:val="52"/>
+          <w:szCs w:val="52"/>
+        </w:rPr>
+      </w:pPr>
+      <w:r>
+        <w:rPr>
+          <w:b/>
+          <w:sz w:val="52"/>
+          <w:szCs w:val="52"/>
+        </w:rPr>
+      </w:r>
+    </w:p>
+    <w:p>
+      <w:pPr>
+        <w:pStyle w:val="LO-normal"/>
+        <w:jc w:val="center"/>
+        <w:rPr>
+          <w:b/>
+          <w:sz w:val="52"/>
+          <w:szCs w:val="52"/>
+        </w:rPr>
+      </w:pPr>
+      <w:bookmarkStart w:id="2" w:name="_heading=h.1fob9te"/>
+      <w:bookmarkEnd w:id="2"/>
+      <w:r>
+        <w:rPr>
+          <w:b/>
+          <w:sz w:val="52"/>
+          <w:szCs w:val="52"/>
+        </w:rPr>
+        <w:t xml:space="preserve">Prepared by </w:t>
+      </w:r>
+      <w:sdt>
+        <w:sdtPr>
+          <w:alias w:val="Service provider name"/>
+          <w:tag w:val="serviceProvider.name"/>
+          <w:id w:val="283317178"/>
+          <w:showingPlcHdr/>
+          <w:text/>
+        </w:sdtPr>
+        <w:sdtContent>
+          <w:r>
+            <w:rPr>
+              <w:b/>
+              <w:sz w:val="52"/>
+              <w:szCs w:val="52"/>
+            </w:rPr>
+          </w:r>
+          <w:r>
+            <w:rPr>
+              <w:b/>
+              <w:sz w:val="52"/>
+              <w:szCs w:val="52"/>
+            </w:rPr>
+            <w:t>Click here to enter text</w:t>
+          </w:r>
+        </w:sdtContent>
+      </w:sdt>
+    </w:p>
+    <w:p>
+      <w:pPr>
+        <w:pStyle w:val="LO-normal"/>
+        <w:jc w:val="center"/>
+        <w:rPr>
+          <w:b/>
+          <w:sz w:val="52"/>
+          <w:szCs w:val="52"/>
+        </w:rPr>
+      </w:pPr>
+      <w:r>
+        <w:rPr>
+          <w:b/>
+          <w:sz w:val="52"/>
+          <w:szCs w:val="52"/>
+        </w:rPr>
+      </w:r>
+    </w:p>
+    <w:p>
+      <w:pPr>
+        <w:pStyle w:val="LO-normal"/>
+        <w:jc w:val="center"/>
+        <w:rPr>
           <w:b/>
           <w:sz w:val="52"/>
           <w:szCs w:val="52"/>
@@ -205,32 +265,94 @@
     </w:p>
     <w:p>
       <w:pPr>
-        <w:pStyle w:val="LOnormal"/>
+        <w:pStyle w:val="LO-normal"/>
         <w:jc w:val="center"/>
-        <w:rPr>
-          <w:b/>
-          <w:b/>
-          <w:sz w:val="52"/>
-          <w:szCs w:val="52"/>
-        </w:rPr>
-      </w:pPr>
-      <w:bookmarkStart w:id="3" w:name="_heading=h.3znysh7"/>
-      <w:bookmarkEnd w:id="3"/>
-      <w:r>
+        <w:rPr/>
+      </w:pPr>
+      <w:sdt>
+        <w:sdtPr>
+          <w:alias w:val="Report date"/>
+          <w:tag w:val="report.date"/>
+          <w:id w:val="856754781"/>
+          <w:showingPlcHdr/>
+          <w:text/>
+        </w:sdtPr>
+        <w:sdtContent>
+          <w:r>
+            <w:rPr>
+              <w:b/>
+              <w:sz w:val="52"/>
+              <w:szCs w:val="52"/>
+            </w:rPr>
+          </w:r>
+          <w:r>
+            <w:rPr>
+              <w:b/>
+              <w:sz w:val="52"/>
+              <w:szCs w:val="52"/>
+            </w:rPr>
+            <w:t>Click here to enter text</w:t>
+          </w:r>
+        </w:sdtContent>
+      </w:sdt>
+    </w:p>
+    <w:p>
+      <w:pPr>
+        <w:pStyle w:val="LO-normal"/>
+        <w:jc w:val="center"/>
         <w:rPr>
           <w:b/>
           <w:sz w:val="52"/>
           <w:szCs w:val="52"/>
         </w:rPr>
-        <w:t>${date}</w:t>
-      </w:r>
-    </w:p>
-    <w:p>
-      <w:pPr>
-        <w:pStyle w:val="LOnormal"/>
+      </w:pPr>
+      <w:r>
+        <w:rPr>
+          <w:b/>
+          <w:sz w:val="52"/>
+          <w:szCs w:val="52"/>
+        </w:rPr>
+      </w:r>
+    </w:p>
+    <w:p>
+      <w:pPr>
+        <w:pStyle w:val="LO-normal"/>
         <w:jc w:val="center"/>
         <w:rPr/>
       </w:pPr>
+      <w:sdt>
+        <w:sdtPr>
+          <w:alias w:val="Report revision name"/>
+          <w:tag w:val="report.revisionName"/>
+          <w:id w:val="1043889965"/>
+          <w:showingPlcHdr/>
+          <w:text/>
+        </w:sdtPr>
+        <w:sdtContent>
+          <w:r>
+            <w:rPr>
+              <w:b/>
+              <w:sz w:val="52"/>
+              <w:szCs w:val="52"/>
+            </w:rPr>
+          </w:r>
+          <w:r>
+            <w:rPr>
+              <w:b/>
+              <w:sz w:val="52"/>
+              <w:szCs w:val="52"/>
+            </w:rPr>
+            <w:t>Click here to enter text</w:t>
+          </w:r>
+        </w:sdtContent>
+      </w:sdt>
+    </w:p>
+    <w:p>
+      <w:pPr>
+        <w:pStyle w:val="LO-normal"/>
+        <w:jc w:val="center"/>
+        <w:rPr/>
+      </w:pPr>
       <w:r>
         <w:rPr/>
       </w:r>
@@ -240,7 +362,8 @@
     </w:p>
     <w:p>
       <w:pPr>
-        <w:pStyle w:val="LOnormal"/>
+        <w:pStyle w:val="LO-normal"/>
+        <w:spacing w:before="0" w:after="0"/>
         <w:jc w:val="center"/>
         <w:rPr/>
       </w:pPr>
@@ -250,20 +373,18 @@
     </w:p>
     <w:p>
       <w:pPr>
-        <w:pStyle w:val="LOnormal"/>
+        <w:pStyle w:val="LO-normal"/>
         <w:keepNext w:val="true"/>
         <w:keepLines w:val="false"/>
         <w:pageBreakBefore w:val="false"/>
         <w:widowControl/>
         <w:shd w:val="clear" w:fill="auto"/>
         <w:spacing w:lineRule="auto" w:line="240" w:before="240" w:after="120"/>
-        <w:ind w:left="0" w:right="0" w:hanging="0"/>
+        <w:ind w:hanging="0" w:left="0" w:right="0"/>
         <w:jc w:val="left"/>
         <w:rPr>
           <w:rFonts w:ascii="Liberation Sans" w:hAnsi="Liberation Sans" w:eastAsia="Liberation Sans" w:cs="Liberation Sans"/>
           <w:b/>
-          <w:b/>
-          <w:i w:val="false"/>
           <w:i w:val="false"/>
           <w:caps w:val="false"/>
           <w:smallCaps w:val="false"/>
@@ -271,7 +392,6 @@
           <w:dstrike w:val="false"/>
           <w:color w:val="000000"/>
           <w:position w:val="0"/>
-          <w:sz w:val="32"/>
           <w:sz w:val="32"/>
           <w:szCs w:val="32"/>
           <w:u w:val="none"/>
@@ -291,7 +411,6 @@
           <w:color w:val="000000"/>
           <w:position w:val="0"/>
           <w:sz w:val="32"/>
-          <w:sz w:val="32"/>
           <w:szCs w:val="32"/>
           <w:u w:val="none"/>
           <w:shd w:fill="auto" w:val="clear"/>
@@ -310,10 +429,11 @@
       <w:sdtContent>
         <w:p>
           <w:pPr>
-            <w:pStyle w:val="Contents1"/>
+            <w:pStyle w:val="TOC1"/>
             <w:pageBreakBefore w:val="false"/>
             <w:tabs>
-              <w:tab w:val="right" w:pos="9638" w:leader="dot"/>
+              <w:tab w:val="clear" w:pos="9638"/>
+              <w:tab w:val="right" w:pos="9637" w:leader="dot"/>
             </w:tabs>
             <w:rPr/>
           </w:pPr>
@@ -322,23 +442,23 @@
           </w:r>
           <w:r>
             <w:rPr>
+              <w:rStyle w:val="IndexLink"/>
               <w:webHidden/>
-              <w:rStyle w:val="IndexLink"/>
             </w:rPr>
             <w:instrText xml:space="preserve"> TOC \z \o "1-9" \u \h</w:instrText>
           </w:r>
           <w:r>
             <w:rPr>
+              <w:rStyle w:val="IndexLink"/>
               <w:webHidden/>
-              <w:rStyle w:val="IndexLink"/>
             </w:rPr>
             <w:fldChar w:fldCharType="separate"/>
           </w:r>
-          <w:hyperlink w:anchor="__RefHeading___Toc523_786158731">
+          <w:hyperlink w:anchor="__RefHeading___Toc523_786158731" w:tooltip="Revision history">
             <w:r>
               <w:rPr>
+                <w:rStyle w:val="IndexLink"/>
                 <w:webHidden/>
-                <w:rStyle w:val="IndexLink"/>
               </w:rPr>
               <w:t>Revision history</w:t>
               <w:tab/>
@@ -348,37 +468,18 @@
         </w:p>
         <w:p>
           <w:pPr>
-            <w:pStyle w:val="Contents2"/>
+            <w:pStyle w:val="TOC1"/>
             <w:tabs>
-              <w:tab w:val="right" w:pos="9638" w:leader="dot"/>
+              <w:tab w:val="clear" w:pos="9638"/>
+              <w:tab w:val="right" w:pos="9637" w:leader="dot"/>
             </w:tabs>
             <w:rPr/>
           </w:pPr>
-          <w:hyperlink w:anchor="__RefHeading___Toc280_272552453">
+          <w:hyperlink w:anchor="__RefHeading___Toc525_786158731" w:tooltip="Project details">
             <w:r>
               <w:rPr>
+                <w:rStyle w:val="IndexLink"/>
                 <w:webHidden/>
-                <w:rStyle w:val="IndexLink"/>
-              </w:rPr>
-              <w:t>Client information</w:t>
-              <w:tab/>
-              <w:t>4</w:t>
-            </w:r>
-          </w:hyperlink>
-        </w:p>
-        <w:p>
-          <w:pPr>
-            <w:pStyle w:val="Contents1"/>
-            <w:tabs>
-              <w:tab w:val="right" w:pos="9638" w:leader="dot"/>
-            </w:tabs>
-            <w:rPr/>
-          </w:pPr>
-          <w:hyperlink w:anchor="__RefHeading___Toc525_786158731">
-            <w:r>
-              <w:rPr>
-                <w:webHidden/>
-                <w:rStyle w:val="IndexLink"/>
               </w:rPr>
               <w:t>Project details</w:t>
               <w:tab/>
@@ -388,17 +489,18 @@
         </w:p>
         <w:p>
           <w:pPr>
-            <w:pStyle w:val="Contents1"/>
+            <w:pStyle w:val="TOC1"/>
             <w:tabs>
-              <w:tab w:val="right" w:pos="9638" w:leader="dot"/>
+              <w:tab w:val="clear" w:pos="9638"/>
+              <w:tab w:val="right" w:pos="9637" w:leader="dot"/>
             </w:tabs>
             <w:rPr/>
           </w:pPr>
-          <w:hyperlink w:anchor="__RefHeading___Toc527_786158731">
+          <w:hyperlink w:anchor="__RefHeading___Toc527_786158731" w:tooltip="InfoSec Team">
             <w:r>
               <w:rPr>
+                <w:rStyle w:val="IndexLink"/>
                 <w:webHidden/>
-                <w:rStyle w:val="IndexLink"/>
               </w:rPr>
               <w:t>InfoSec Team</w:t>
               <w:tab/>
@@ -408,19 +510,20 @@
         </w:p>
         <w:p>
           <w:pPr>
-            <w:pStyle w:val="Contents1"/>
+            <w:pStyle w:val="TOC1"/>
             <w:tabs>
-              <w:tab w:val="right" w:pos="9638" w:leader="dot"/>
+              <w:tab w:val="clear" w:pos="9638"/>
+              <w:tab w:val="right" w:pos="9637" w:leader="dot"/>
             </w:tabs>
             <w:rPr/>
           </w:pPr>
-          <w:hyperlink w:anchor="__RefHeading___Toc529_786158731">
+          <w:hyperlink w:anchor="__RefHeading___Toc531_786158731" w:tooltip="Assets">
             <w:r>
               <w:rPr>
+                <w:rStyle w:val="IndexLink"/>
                 <w:webHidden/>
-                <w:rStyle w:val="IndexLink"/>
               </w:rPr>
-              <w:t>Discovered credentials</w:t>
+              <w:t>Assets</w:t>
               <w:tab/>
               <w:t>7</w:t>
             </w:r>
@@ -428,19 +531,20 @@
         </w:p>
         <w:p>
           <w:pPr>
-            <w:pStyle w:val="Contents1"/>
+            <w:pStyle w:val="TOC1"/>
             <w:tabs>
-              <w:tab w:val="right" w:pos="9638" w:leader="dot"/>
+              <w:tab w:val="clear" w:pos="9638"/>
+              <w:tab w:val="right" w:pos="9637" w:leader="dot"/>
             </w:tabs>
             <w:rPr/>
           </w:pPr>
-          <w:hyperlink w:anchor="__RefHeading___Toc531_786158731">
+          <w:hyperlink w:anchor="__RefHeading___Toc533_786158731" w:tooltip="Findings overview">
             <w:r>
               <w:rPr>
+                <w:rStyle w:val="IndexLink"/>
                 <w:webHidden/>
-                <w:rStyle w:val="IndexLink"/>
               </w:rPr>
-              <w:t>Targets</w:t>
+              <w:t>Findings overview</w:t>
               <w:tab/>
               <w:t>8</w:t>
             </w:r>
@@ -448,61 +552,22 @@
         </w:p>
         <w:p>
           <w:pPr>
-            <w:pStyle w:val="Contents1"/>
+            <w:pStyle w:val="TOC1"/>
             <w:tabs>
-              <w:tab w:val="right" w:pos="9638" w:leader="dot"/>
+              <w:tab w:val="clear" w:pos="9638"/>
+              <w:tab w:val="right" w:pos="9637" w:leader="dot"/>
             </w:tabs>
             <w:rPr/>
           </w:pPr>
-          <w:hyperlink w:anchor="__RefHeading___Toc533_786158731">
+          <w:hyperlink w:anchor="__RefHeading___Toc535_786158731" w:tooltip="Vulnerabilities">
             <w:r>
               <w:rPr>
+                <w:rStyle w:val="IndexLink"/>
                 <w:webHidden/>
-                <w:rStyle w:val="IndexLink"/>
-              </w:rPr>
-              <w:t>Findings overview</w:t>
-              <w:tab/>
-              <w:t>9</w:t>
-            </w:r>
-          </w:hyperlink>
-        </w:p>
-        <w:p>
-          <w:pPr>
-            <w:pStyle w:val="Contents1"/>
-            <w:tabs>
-              <w:tab w:val="right" w:pos="9638" w:leader="dot"/>
-            </w:tabs>
-            <w:rPr/>
-          </w:pPr>
-          <w:hyperlink w:anchor="__RefHeading___Toc535_786158731">
-            <w:r>
-              <w:rPr>
-                <w:webHidden/>
-                <w:rStyle w:val="IndexLink"/>
               </w:rPr>
               <w:t>Vulnerabilities</w:t>
               <w:tab/>
-              <w:t>10</w:t>
-            </w:r>
-          </w:hyperlink>
-        </w:p>
-        <w:p>
-          <w:pPr>
-            <w:pStyle w:val="Contents1"/>
-            <w:tabs>
-              <w:tab w:val="right" w:pos="9638" w:leader="dot"/>
-            </w:tabs>
-            <w:rPr/>
-          </w:pPr>
-          <w:hyperlink w:anchor="__RefHeading___Toc539_786158731">
-            <w:r>
-              <w:rPr>
-                <w:webHidden/>
-                <w:rStyle w:val="IndexLink"/>
-              </w:rPr>
-              <w:t>Logos</w:t>
-              <w:tab/>
-              <w:t>10</w:t>
+              <w:t>9</w:t>
             </w:r>
           </w:hyperlink>
           <w:r>
@@ -516,19 +581,17 @@
     </w:sdt>
     <w:p>
       <w:pPr>
-        <w:pStyle w:val="LOnormal"/>
+        <w:pStyle w:val="LO-normal"/>
         <w:keepNext w:val="false"/>
         <w:keepLines w:val="false"/>
         <w:pageBreakBefore w:val="false"/>
         <w:widowControl/>
         <w:spacing w:lineRule="auto" w:line="276" w:before="0" w:after="140"/>
-        <w:ind w:left="0" w:right="0" w:hanging="0"/>
+        <w:ind w:hanging="0" w:left="0" w:right="0"/>
         <w:jc w:val="center"/>
         <w:rPr>
           <w:rFonts w:ascii="Liberation Serif" w:hAnsi="Liberation Serif" w:eastAsia="Liberation Serif" w:cs="Liberation Serif"/>
           <w:b w:val="false"/>
-          <w:b w:val="false"/>
-          <w:i w:val="false"/>
           <w:i w:val="false"/>
           <w:caps w:val="false"/>
           <w:smallCaps w:val="false"/>
@@ -536,7 +599,6 @@
           <w:dstrike w:val="false"/>
           <w:color w:val="000000"/>
           <w:position w:val="0"/>
-          <w:sz w:val="24"/>
           <w:sz w:val="24"/>
           <w:szCs w:val="24"/>
           <w:u w:val="none"/>
@@ -556,7 +618,6 @@
           <w:color w:val="000000"/>
           <w:position w:val="0"/>
           <w:sz w:val="24"/>
-          <w:sz w:val="24"/>
           <w:szCs w:val="24"/>
           <w:u w:val="none"/>
           <w:shd w:fill="auto" w:val="clear"/>
@@ -574,14 +635,15 @@
           <w:ilvl w:val="0"/>
           <w:numId w:val="1"/>
         </w:numPr>
-        <w:ind w:left="0" w:hanging="0"/>
+        <w:spacing w:before="0" w:after="120"/>
+        <w:ind w:hanging="0" w:left="0"/>
         <w:jc w:val="left"/>
         <w:rPr/>
       </w:pPr>
-      <w:bookmarkStart w:id="4" w:name="__RefHeading___Toc523_786158731"/>
-      <w:bookmarkStart w:id="5" w:name="_heading=h.2et92p0"/>
+      <w:bookmarkStart w:id="3" w:name="__RefHeading___Toc523_786158731"/>
+      <w:bookmarkStart w:id="4" w:name="_heading=h.2et92p0"/>
+      <w:bookmarkEnd w:id="3"/>
       <w:bookmarkEnd w:id="4"/>
-      <w:bookmarkEnd w:id="5"/>
       <w:r>
         <w:rPr/>
         <w:t>Revision history</w:t>
@@ -620,19 +682,17 @@
           </w:tcPr>
           <w:p>
             <w:pPr>
-              <w:pStyle w:val="LOnormal"/>
+              <w:pStyle w:val="LO-normal"/>
               <w:keepNext w:val="false"/>
               <w:keepLines w:val="false"/>
               <w:widowControl w:val="false"/>
               <w:shd w:val="clear" w:fill="auto"/>
               <w:spacing w:lineRule="auto" w:line="240" w:before="0" w:after="0"/>
-              <w:ind w:left="0" w:right="0" w:hanging="0"/>
+              <w:ind w:hanging="0" w:left="0" w:right="0"/>
               <w:jc w:val="left"/>
               <w:rPr>
                 <w:rFonts w:ascii="Liberation Serif" w:hAnsi="Liberation Serif" w:eastAsia="Liberation Serif" w:cs="Liberation Serif"/>
                 <w:b w:val="false"/>
-                <w:b w:val="false"/>
-                <w:i w:val="false"/>
                 <w:i w:val="false"/>
                 <w:caps w:val="false"/>
                 <w:smallCaps w:val="false"/>
@@ -640,7 +700,6 @@
                 <w:dstrike w:val="false"/>
                 <w:color w:val="000000"/>
                 <w:position w:val="0"/>
-                <w:sz w:val="24"/>
                 <w:sz w:val="24"/>
                 <w:szCs w:val="24"/>
                 <w:u w:val="none"/>
@@ -659,7 +718,6 @@
                 <w:dstrike w:val="false"/>
                 <w:color w:val="000000"/>
                 <w:position w:val="0"/>
-                <w:sz w:val="24"/>
                 <w:sz w:val="24"/>
                 <w:szCs w:val="24"/>
                 <w:u w:val="none"/>
@@ -681,19 +739,17 @@
           </w:tcPr>
           <w:p>
             <w:pPr>
-              <w:pStyle w:val="LOnormal"/>
+              <w:pStyle w:val="LO-normal"/>
               <w:keepNext w:val="false"/>
               <w:keepLines w:val="false"/>
               <w:widowControl w:val="false"/>
               <w:shd w:val="clear" w:fill="auto"/>
               <w:spacing w:lineRule="auto" w:line="240" w:before="0" w:after="0"/>
-              <w:ind w:left="0" w:right="0" w:hanging="0"/>
+              <w:ind w:hanging="0" w:left="0" w:right="0"/>
               <w:jc w:val="left"/>
               <w:rPr>
                 <w:rFonts w:ascii="Liberation Serif" w:hAnsi="Liberation Serif" w:eastAsia="Liberation Serif" w:cs="Liberation Serif"/>
                 <w:b w:val="false"/>
-                <w:b w:val="false"/>
-                <w:i w:val="false"/>
                 <w:i w:val="false"/>
                 <w:caps w:val="false"/>
                 <w:smallCaps w:val="false"/>
@@ -701,7 +757,6 @@
                 <w:dstrike w:val="false"/>
                 <w:color w:val="000000"/>
                 <w:position w:val="0"/>
-                <w:sz w:val="24"/>
                 <w:sz w:val="24"/>
                 <w:szCs w:val="24"/>
                 <w:u w:val="none"/>
@@ -720,7 +775,6 @@
                 <w:dstrike w:val="false"/>
                 <w:color w:val="000000"/>
                 <w:position w:val="0"/>
-                <w:sz w:val="24"/>
                 <w:sz w:val="24"/>
                 <w:szCs w:val="24"/>
                 <w:u w:val="none"/>
@@ -743,19 +797,17 @@
           </w:tcPr>
           <w:p>
             <w:pPr>
-              <w:pStyle w:val="LOnormal"/>
+              <w:pStyle w:val="LO-normal"/>
               <w:keepNext w:val="false"/>
               <w:keepLines w:val="false"/>
               <w:widowControl w:val="false"/>
               <w:shd w:val="clear" w:fill="auto"/>
               <w:spacing w:lineRule="auto" w:line="240" w:before="0" w:after="0"/>
-              <w:ind w:left="0" w:right="0" w:hanging="0"/>
+              <w:ind w:hanging="0" w:left="0" w:right="0"/>
               <w:jc w:val="left"/>
               <w:rPr>
                 <w:rFonts w:ascii="Liberation Serif" w:hAnsi="Liberation Serif" w:eastAsia="Liberation Serif" w:cs="Liberation Serif"/>
                 <w:b w:val="false"/>
-                <w:b w:val="false"/>
-                <w:i w:val="false"/>
                 <w:i w:val="false"/>
                 <w:caps w:val="false"/>
                 <w:smallCaps w:val="false"/>
@@ -763,7 +815,6 @@
                 <w:dstrike w:val="false"/>
                 <w:color w:val="000000"/>
                 <w:position w:val="0"/>
-                <w:sz w:val="24"/>
                 <w:sz w:val="24"/>
                 <w:szCs w:val="24"/>
                 <w:u w:val="none"/>
@@ -782,7 +833,6 @@
                 <w:dstrike w:val="false"/>
                 <w:color w:val="000000"/>
                 <w:position w:val="0"/>
-                <w:sz w:val="24"/>
                 <w:sz w:val="24"/>
                 <w:szCs w:val="24"/>
                 <w:u w:val="none"/>
@@ -806,19 +856,17 @@
           </w:tcPr>
           <w:p>
             <w:pPr>
-              <w:pStyle w:val="LOnormal"/>
+              <w:pStyle w:val="LO-normal"/>
               <w:keepNext w:val="false"/>
               <w:keepLines w:val="false"/>
               <w:widowControl w:val="false"/>
               <w:shd w:val="clear" w:fill="auto"/>
               <w:spacing w:lineRule="auto" w:line="240" w:before="0" w:after="0"/>
-              <w:ind w:left="0" w:right="0" w:hanging="0"/>
+              <w:ind w:hanging="0" w:left="0" w:right="0"/>
               <w:jc w:val="left"/>
               <w:rPr>
                 <w:rFonts w:ascii="Liberation Serif" w:hAnsi="Liberation Serif" w:eastAsia="Liberation Serif" w:cs="Liberation Serif"/>
                 <w:b w:val="false"/>
-                <w:b w:val="false"/>
-                <w:i w:val="false"/>
                 <w:i w:val="false"/>
                 <w:caps w:val="false"/>
                 <w:smallCaps w:val="false"/>
@@ -827,15 +875,14 @@
                 <w:color w:val="000000"/>
                 <w:position w:val="0"/>
                 <w:sz w:val="24"/>
-                <w:sz w:val="24"/>
                 <w:szCs w:val="24"/>
                 <w:u w:val="none"/>
                 <w:shd w:fill="auto" w:val="clear"/>
                 <w:vertAlign w:val="baseline"/>
               </w:rPr>
             </w:pPr>
-            <w:bookmarkStart w:id="6" w:name="_heading=h.tyjcwt"/>
-            <w:bookmarkEnd w:id="6"/>
+            <w:bookmarkStart w:id="5" w:name="_heading=h.tyjcwt"/>
+            <w:bookmarkEnd w:id="5"/>
             <w:r>
               <w:rPr>
                 <w:rFonts w:eastAsia="Liberation Serif" w:cs="Liberation Serif"/>
@@ -847,7 +894,6 @@
                 <w:dstrike w:val="false"/>
                 <w:color w:val="000000"/>
                 <w:position w:val="0"/>
-                <w:sz w:val="24"/>
                 <w:sz w:val="24"/>
                 <w:szCs w:val="24"/>
                 <w:u w:val="none"/>
@@ -868,19 +914,17 @@
           </w:tcPr>
           <w:p>
             <w:pPr>
-              <w:pStyle w:val="LOnormal"/>
+              <w:pStyle w:val="LO-normal"/>
               <w:keepNext w:val="false"/>
               <w:keepLines w:val="false"/>
               <w:widowControl w:val="false"/>
               <w:shd w:val="clear" w:fill="auto"/>
               <w:spacing w:lineRule="auto" w:line="240" w:before="0" w:after="0"/>
-              <w:ind w:left="0" w:right="0" w:hanging="0"/>
+              <w:ind w:hanging="0" w:left="0" w:right="0"/>
               <w:jc w:val="left"/>
               <w:rPr>
                 <w:rFonts w:ascii="Liberation Serif" w:hAnsi="Liberation Serif" w:eastAsia="Liberation Serif" w:cs="Liberation Serif"/>
                 <w:b w:val="false"/>
-                <w:b w:val="false"/>
-                <w:i w:val="false"/>
                 <w:i w:val="false"/>
                 <w:caps w:val="false"/>
                 <w:smallCaps w:val="false"/>
@@ -888,7 +932,6 @@
                 <w:dstrike w:val="false"/>
                 <w:color w:val="000000"/>
                 <w:position w:val="0"/>
-                <w:sz w:val="24"/>
                 <w:sz w:val="24"/>
                 <w:szCs w:val="24"/>
                 <w:u w:val="none"/>
@@ -907,7 +950,6 @@
                 <w:dstrike w:val="false"/>
                 <w:color w:val="000000"/>
                 <w:position w:val="0"/>
-                <w:sz w:val="24"/>
                 <w:sz w:val="24"/>
                 <w:szCs w:val="24"/>
                 <w:u w:val="none"/>
@@ -929,19 +971,17 @@
           </w:tcPr>
           <w:p>
             <w:pPr>
-              <w:pStyle w:val="LOnormal"/>
+              <w:pStyle w:val="LO-normal"/>
               <w:keepNext w:val="false"/>
               <w:keepLines w:val="false"/>
               <w:widowControl w:val="false"/>
               <w:shd w:val="clear" w:fill="auto"/>
               <w:spacing w:lineRule="auto" w:line="240" w:before="0" w:after="0"/>
-              <w:ind w:left="0" w:right="0" w:hanging="0"/>
+              <w:ind w:hanging="0" w:left="0" w:right="0"/>
               <w:jc w:val="left"/>
               <w:rPr>
                 <w:rFonts w:ascii="Liberation Serif" w:hAnsi="Liberation Serif" w:eastAsia="Liberation Serif" w:cs="Liberation Serif"/>
                 <w:b w:val="false"/>
-                <w:b w:val="false"/>
-                <w:i w:val="false"/>
                 <w:i w:val="false"/>
                 <w:caps w:val="false"/>
                 <w:smallCaps w:val="false"/>
@@ -949,7 +989,6 @@
                 <w:dstrike w:val="false"/>
                 <w:color w:val="000000"/>
                 <w:position w:val="0"/>
-                <w:sz w:val="24"/>
                 <w:sz w:val="24"/>
                 <w:szCs w:val="24"/>
                 <w:u w:val="none"/>
@@ -969,7 +1008,6 @@
                 <w:color w:val="000000"/>
                 <w:position w:val="0"/>
                 <w:sz w:val="24"/>
-                <w:sz w:val="24"/>
                 <w:szCs w:val="24"/>
                 <w:u w:val="none"/>
                 <w:shd w:fill="auto" w:val="clear"/>
@@ -983,20 +1021,18 @@
     </w:tbl>
     <w:p>
       <w:pPr>
-        <w:pStyle w:val="LOnormal"/>
+        <w:pStyle w:val="LO-normal"/>
         <w:keepNext w:val="false"/>
         <w:keepLines w:val="false"/>
         <w:pageBreakBefore w:val="false"/>
         <w:widowControl/>
         <w:shd w:val="clear" w:fill="auto"/>
         <w:spacing w:lineRule="auto" w:line="276" w:before="0" w:after="140"/>
-        <w:ind w:left="0" w:right="0" w:hanging="0"/>
+        <w:ind w:hanging="0" w:left="0" w:right="0"/>
         <w:jc w:val="left"/>
         <w:rPr>
           <w:rFonts w:ascii="Liberation Serif" w:hAnsi="Liberation Serif" w:eastAsia="Liberation Serif" w:cs="Liberation Serif"/>
           <w:b w:val="false"/>
-          <w:b w:val="false"/>
-          <w:i w:val="false"/>
           <w:i w:val="false"/>
           <w:caps w:val="false"/>
           <w:smallCaps w:val="false"/>
@@ -1004,7 +1040,6 @@
           <w:dstrike w:val="false"/>
           <w:color w:val="000000"/>
           <w:position w:val="0"/>
-          <w:sz w:val="24"/>
           <w:sz w:val="24"/>
           <w:szCs w:val="24"/>
           <w:u w:val="none"/>
@@ -1024,7 +1059,6 @@
           <w:color w:val="000000"/>
           <w:position w:val="0"/>
           <w:sz w:val="24"/>
-          <w:sz w:val="24"/>
           <w:szCs w:val="24"/>
           <w:u w:val="none"/>
           <w:shd w:fill="auto" w:val="clear"/>
@@ -1037,53 +1071,70 @@
     </w:p>
     <w:p>
       <w:pPr>
-        <w:pStyle w:val="Heading2"/>
-        <w:numPr>
-          <w:ilvl w:val="0"/>
-          <w:numId w:val="1"/>
-        </w:numPr>
-        <w:rPr/>
-      </w:pPr>
-      <w:bookmarkStart w:id="7" w:name="__RefHeading___Toc280_272552453"/>
-      <w:bookmarkEnd w:id="7"/>
-      <w:r>
-        <w:rPr/>
-        <w:t>Client information</w:t>
-      </w:r>
-    </w:p>
-    <w:p>
-      <w:pPr>
-        <w:pStyle w:val="LOnormal"/>
+        <w:pStyle w:val="LO-normal"/>
         <w:numPr>
           <w:ilvl w:val="0"/>
           <w:numId w:val="0"/>
         </w:numPr>
         <w:spacing w:lineRule="auto" w:line="276" w:before="0" w:after="140"/>
-        <w:ind w:left="0" w:hanging="0"/>
+        <w:ind w:hanging="0" w:left="0"/>
+        <w:rPr/>
+      </w:pPr>
+      <w:r>
         <w:rPr>
           <w:b/>
-          <w:b/>
         </w:rPr>
-      </w:pPr>
-      <w:r>
-        <w:rPr/>
-        <w:t>${client.logo}</w:t>
-      </w:r>
-    </w:p>
-    <w:p>
-      <w:pPr>
-        <w:pStyle w:val="LOnormal"/>
+        <w:t>Service Provider</w:t>
+      </w:r>
+    </w:p>
+    <w:p>
+      <w:pPr>
+        <w:pStyle w:val="LO-normal"/>
         <w:numPr>
           <w:ilvl w:val="0"/>
           <w:numId w:val="0"/>
         </w:numPr>
         <w:spacing w:lineRule="auto" w:line="276" w:before="0" w:after="140"/>
-        <w:ind w:left="0" w:hanging="0"/>
-        <w:rPr/>
-      </w:pPr>
-      <w:r>
-        <w:rPr/>
-        <w:t>${client.small_logo}</w:t>
+        <w:ind w:hanging="0" w:left="0"/>
+        <w:rPr/>
+      </w:pPr>
+      <w:r>
+        <w:rPr/>
+        <w:t>${serviceProvider.smallLogo}</w:t>
+      </w:r>
+    </w:p>
+    <w:p>
+      <w:pPr>
+        <w:pStyle w:val="LO-normal"/>
+        <w:numPr>
+          <w:ilvl w:val="0"/>
+          <w:numId w:val="0"/>
+        </w:numPr>
+        <w:spacing w:lineRule="auto" w:line="276" w:before="0" w:after="140"/>
+        <w:ind w:hanging="0" w:left="0"/>
+        <w:rPr/>
+      </w:pPr>
+      <w:r>
+        <w:rPr>
+          <w:b/>
+        </w:rPr>
+        <w:t>Client</w:t>
+      </w:r>
+    </w:p>
+    <w:p>
+      <w:pPr>
+        <w:pStyle w:val="LO-normal"/>
+        <w:numPr>
+          <w:ilvl w:val="0"/>
+          <w:numId w:val="0"/>
+        </w:numPr>
+        <w:spacing w:lineRule="auto" w:line="276" w:before="0" w:after="140"/>
+        <w:ind w:hanging="0" w:left="0"/>
+        <w:rPr/>
+      </w:pPr>
+      <w:r>
+        <w:rPr/>
+        <w:t>${client.smallLogo}</w:t>
       </w:r>
     </w:p>
     <w:p>
@@ -1091,8 +1142,9 @@
         <w:pStyle w:val="Heading3"/>
         <w:numPr>
           <w:ilvl w:val="0"/>
-          <w:numId w:val="1"/>
+          <w:numId w:val="0"/>
         </w:numPr>
+        <w:ind w:hanging="0" w:left="0"/>
         <w:rPr/>
       </w:pPr>
       <w:r>
@@ -1102,7 +1154,7 @@
     </w:p>
     <w:p>
       <w:pPr>
-        <w:pStyle w:val="LOnormal"/>
+        <w:pStyle w:val="LO-normal"/>
         <w:numPr>
           <w:ilvl w:val="0"/>
           <w:numId w:val="1"/>
@@ -1112,12 +1164,12 @@
       </w:pPr>
       <w:r>
         <w:rPr/>
-        <w:t>${contacts}</w:t>
-      </w:r>
-    </w:p>
-    <w:p>
-      <w:pPr>
-        <w:pStyle w:val="LOnormal"/>
+        <w:t>${client.contacts}</w:t>
+      </w:r>
+    </w:p>
+    <w:p>
+      <w:pPr>
+        <w:pStyle w:val="LO-normal"/>
         <w:numPr>
           <w:ilvl w:val="0"/>
           <w:numId w:val="1"/>
@@ -1127,12 +1179,12 @@
       </w:pPr>
       <w:r>
         <w:rPr/>
-        <w:t>Name: ${contact.name}</w:t>
-      </w:r>
-    </w:p>
-    <w:p>
-      <w:pPr>
-        <w:pStyle w:val="LOnormal"/>
+        <w:t>Name: ${client.contacts.name}</w:t>
+      </w:r>
+    </w:p>
+    <w:p>
+      <w:pPr>
+        <w:pStyle w:val="LO-normal"/>
         <w:numPr>
           <w:ilvl w:val="0"/>
           <w:numId w:val="1"/>
@@ -1142,12 +1194,12 @@
       </w:pPr>
       <w:r>
         <w:rPr/>
-        <w:t>Phone: ${contact.phone}</w:t>
-      </w:r>
-    </w:p>
-    <w:p>
-      <w:pPr>
-        <w:pStyle w:val="LOnormal"/>
+        <w:t>Phone: ${client.contacts.phone}</w:t>
+      </w:r>
+    </w:p>
+    <w:p>
+      <w:pPr>
+        <w:pStyle w:val="LO-normal"/>
         <w:numPr>
           <w:ilvl w:val="0"/>
           <w:numId w:val="1"/>
@@ -1157,12 +1209,12 @@
       </w:pPr>
       <w:r>
         <w:rPr/>
-        <w:t>Email: ${contact.email}</w:t>
-      </w:r>
-    </w:p>
-    <w:p>
-      <w:pPr>
-        <w:pStyle w:val="LOnormal"/>
+        <w:t>Email: ${client.contacts.email}</w:t>
+      </w:r>
+    </w:p>
+    <w:p>
+      <w:pPr>
+        <w:pStyle w:val="LO-normal"/>
         <w:numPr>
           <w:ilvl w:val="0"/>
           <w:numId w:val="1"/>
@@ -1172,12 +1224,12 @@
       </w:pPr>
       <w:r>
         <w:rPr/>
-        <w:t>Role: ${contact.role}</w:t>
-      </w:r>
-    </w:p>
-    <w:p>
-      <w:pPr>
-        <w:pStyle w:val="LOnormal"/>
+        <w:t>Role: ${client.contacts.role}</w:t>
+      </w:r>
+    </w:p>
+    <w:p>
+      <w:pPr>
+        <w:pStyle w:val="LO-normal"/>
         <w:numPr>
           <w:ilvl w:val="0"/>
           <w:numId w:val="1"/>
@@ -1187,7 +1239,7 @@
       </w:pPr>
       <w:r>
         <w:rPr/>
-        <w:t>${/contacts}</w:t>
+        <w:t>${/client.contacts}</w:t>
       </w:r>
       <w:r>
         <w:br w:type="page"/>
@@ -1198,16 +1250,17 @@
         <w:pStyle w:val="Heading1"/>
         <w:numPr>
           <w:ilvl w:val="0"/>
-          <w:numId w:val="1"/>
+          <w:numId w:val="0"/>
         </w:numPr>
-        <w:ind w:left="0" w:hanging="0"/>
+        <w:spacing w:before="0" w:after="120"/>
+        <w:ind w:hanging="0" w:left="0"/>
         <w:jc w:val="left"/>
         <w:rPr/>
       </w:pPr>
-      <w:bookmarkStart w:id="8" w:name="__RefHeading___Toc525_786158731"/>
-      <w:bookmarkStart w:id="9" w:name="_heading=h.3dy6vkm"/>
-      <w:bookmarkEnd w:id="8"/>
-      <w:bookmarkEnd w:id="9"/>
+      <w:bookmarkStart w:id="6" w:name="__RefHeading___Toc525_786158731"/>
+      <w:bookmarkStart w:id="7" w:name="_heading=h.3dy6vkm"/>
+      <w:bookmarkEnd w:id="6"/>
+      <w:bookmarkEnd w:id="7"/>
       <w:r>
         <w:rPr/>
         <w:t>Project details</w:t>
@@ -1215,20 +1268,80 @@
     </w:p>
     <w:p>
       <w:pPr>
-        <w:pStyle w:val="LOnormal"/>
+        <w:pStyle w:val="LO-normal"/>
         <w:keepNext w:val="false"/>
         <w:keepLines w:val="false"/>
         <w:pageBreakBefore w:val="false"/>
         <w:widowControl/>
         <w:shd w:val="clear" w:fill="auto"/>
         <w:spacing w:lineRule="auto" w:line="276" w:before="0" w:after="140"/>
-        <w:ind w:left="0" w:right="0" w:hanging="0"/>
+        <w:ind w:hanging="0" w:left="0" w:right="0"/>
+        <w:jc w:val="left"/>
+        <w:rPr/>
+      </w:pPr>
+      <w:sdt>
+        <w:sdtPr>
+          <w:alias w:val="Project description"/>
+          <w:tag w:val="project.description"/>
+          <w:id w:val="1775312571"/>
+          <w:showingPlcHdr/>
+          <w:text/>
+        </w:sdtPr>
+        <w:sdtContent>
+          <w:r>
+            <w:rPr>
+              <w:rFonts w:eastAsia="Liberation Serif" w:cs="Liberation Serif"/>
+              <w:b w:val="false"/>
+              <w:i w:val="false"/>
+              <w:caps w:val="false"/>
+              <w:smallCaps w:val="false"/>
+              <w:strike w:val="false"/>
+              <w:dstrike w:val="false"/>
+              <w:color w:val="000000"/>
+              <w:position w:val="0"/>
+              <w:sz w:val="24"/>
+              <w:szCs w:val="24"/>
+              <w:u w:val="none"/>
+              <w:shd w:fill="auto" w:val="clear"/>
+              <w:vertAlign w:val="baseline"/>
+            </w:rPr>
+          </w:r>
+          <w:r>
+            <w:rPr>
+              <w:rFonts w:eastAsia="Liberation Serif" w:cs="Liberation Serif"/>
+              <w:b w:val="false"/>
+              <w:i w:val="false"/>
+              <w:caps w:val="false"/>
+              <w:smallCaps w:val="false"/>
+              <w:strike w:val="false"/>
+              <w:dstrike w:val="false"/>
+              <w:color w:val="000000"/>
+              <w:position w:val="0"/>
+              <w:sz w:val="24"/>
+              <w:szCs w:val="24"/>
+              <w:u w:val="none"/>
+              <w:shd w:fill="auto" w:val="clear"/>
+              <w:vertAlign w:val="baseline"/>
+            </w:rPr>
+            <w:t>Click here to enter text</w:t>
+          </w:r>
+        </w:sdtContent>
+      </w:sdt>
+    </w:p>
+    <w:p>
+      <w:pPr>
+        <w:pStyle w:val="LO-normal"/>
+        <w:keepNext w:val="false"/>
+        <w:keepLines w:val="false"/>
+        <w:pageBreakBefore w:val="false"/>
+        <w:widowControl/>
+        <w:shd w:val="clear" w:fill="auto"/>
+        <w:spacing w:lineRule="auto" w:line="276" w:before="0" w:after="140"/>
+        <w:ind w:hanging="0" w:left="0" w:right="0"/>
         <w:jc w:val="left"/>
         <w:rPr>
           <w:rFonts w:ascii="Liberation Serif" w:hAnsi="Liberation Serif" w:eastAsia="Liberation Serif" w:cs="Liberation Serif"/>
           <w:b w:val="false"/>
-          <w:b w:val="false"/>
-          <w:i w:val="false"/>
           <w:i w:val="false"/>
           <w:caps w:val="false"/>
           <w:smallCaps w:val="false"/>
@@ -1236,7 +1349,6 @@
           <w:dstrike w:val="false"/>
           <w:color w:val="000000"/>
           <w:position w:val="0"/>
-          <w:sz w:val="24"/>
           <w:sz w:val="24"/>
           <w:szCs w:val="24"/>
           <w:u w:val="none"/>
@@ -1256,64 +1368,11 @@
           <w:color w:val="000000"/>
           <w:position w:val="0"/>
           <w:sz w:val="24"/>
-          <w:sz w:val="24"/>
           <w:szCs w:val="24"/>
           <w:u w:val="none"/>
           <w:shd w:fill="auto" w:val="clear"/>
           <w:vertAlign w:val="baseline"/>
         </w:rPr>
-        <w:t>${project.description}</w:t>
-      </w:r>
-    </w:p>
-    <w:p>
-      <w:pPr>
-        <w:pStyle w:val="LOnormal"/>
-        <w:keepNext w:val="false"/>
-        <w:keepLines w:val="false"/>
-        <w:pageBreakBefore w:val="false"/>
-        <w:widowControl/>
-        <w:shd w:val="clear" w:fill="auto"/>
-        <w:spacing w:lineRule="auto" w:line="276" w:before="0" w:after="140"/>
-        <w:ind w:left="0" w:right="0" w:hanging="0"/>
-        <w:jc w:val="left"/>
-        <w:rPr>
-          <w:rFonts w:ascii="Liberation Serif" w:hAnsi="Liberation Serif" w:eastAsia="Liberation Serif" w:cs="Liberation Serif"/>
-          <w:b w:val="false"/>
-          <w:b w:val="false"/>
-          <w:i w:val="false"/>
-          <w:i w:val="false"/>
-          <w:caps w:val="false"/>
-          <w:smallCaps w:val="false"/>
-          <w:strike w:val="false"/>
-          <w:dstrike w:val="false"/>
-          <w:color w:val="000000"/>
-          <w:position w:val="0"/>
-          <w:sz w:val="24"/>
-          <w:sz w:val="24"/>
-          <w:szCs w:val="24"/>
-          <w:u w:val="none"/>
-          <w:shd w:fill="auto" w:val="clear"/>
-          <w:vertAlign w:val="baseline"/>
-        </w:rPr>
-      </w:pPr>
-      <w:r>
-        <w:rPr>
-          <w:rFonts w:eastAsia="Liberation Serif" w:cs="Liberation Serif"/>
-          <w:b w:val="false"/>
-          <w:i w:val="false"/>
-          <w:caps w:val="false"/>
-          <w:smallCaps w:val="false"/>
-          <w:strike w:val="false"/>
-          <w:dstrike w:val="false"/>
-          <w:color w:val="000000"/>
-          <w:position w:val="0"/>
-          <w:sz w:val="24"/>
-          <w:sz w:val="24"/>
-          <w:szCs w:val="24"/>
-          <w:u w:val="none"/>
-          <w:shd w:fill="auto" w:val="clear"/>
-          <w:vertAlign w:val="baseline"/>
-        </w:rPr>
       </w:r>
       <w:r>
         <w:br w:type="page"/>
@@ -1324,16 +1383,17 @@
         <w:pStyle w:val="Heading1"/>
         <w:numPr>
           <w:ilvl w:val="0"/>
-          <w:numId w:val="1"/>
+          <w:numId w:val="0"/>
         </w:numPr>
-        <w:ind w:left="0" w:hanging="0"/>
+        <w:spacing w:before="0" w:after="120"/>
+        <w:ind w:hanging="0" w:left="0"/>
         <w:jc w:val="left"/>
         <w:rPr/>
       </w:pPr>
-      <w:bookmarkStart w:id="10" w:name="__RefHeading___Toc527_786158731"/>
-      <w:bookmarkStart w:id="11" w:name="_heading=h.1t3h5sf"/>
-      <w:bookmarkEnd w:id="10"/>
-      <w:bookmarkEnd w:id="11"/>
+      <w:bookmarkStart w:id="8" w:name="__RefHeading___Toc527_786158731"/>
+      <w:bookmarkStart w:id="9" w:name="_heading=h.1t3h5sf"/>
+      <w:bookmarkEnd w:id="8"/>
+      <w:bookmarkEnd w:id="9"/>
       <w:r>
         <w:rPr/>
         <w:t>InfoSec Team</w:t>
@@ -1341,7 +1401,7 @@
     </w:p>
     <w:p>
       <w:pPr>
-        <w:pStyle w:val="LOnormal"/>
+        <w:pStyle w:val="LO-normal"/>
         <w:spacing w:lineRule="auto" w:line="276" w:before="0" w:after="140"/>
         <w:rPr/>
       </w:pPr>
@@ -1366,7 +1426,7 @@
       </w:tblPr>
       <w:tblGrid>
         <w:gridCol w:w="3230"/>
-        <w:gridCol w:w="3230"/>
+        <w:gridCol w:w="3231"/>
       </w:tblGrid>
       <w:tr>
         <w:trPr/>
@@ -1381,10 +1441,9 @@
           </w:tcPr>
           <w:p>
             <w:pPr>
-              <w:pStyle w:val="LOnormal"/>
+              <w:pStyle w:val="LO-normal"/>
               <w:widowControl w:val="false"/>
               <w:rPr>
-                <w:b/>
                 <w:b/>
               </w:rPr>
             </w:pPr>
@@ -1398,7 +1457,7 @@
         </w:tc>
         <w:tc>
           <w:tcPr>
-            <w:tcW w:w="3230" w:type="dxa"/>
+            <w:tcW w:w="3231" w:type="dxa"/>
             <w:tcBorders>
               <w:top w:val="single" w:sz="4" w:space="0" w:color="000000"/>
               <w:left w:val="single" w:sz="4" w:space="0" w:color="000000"/>
@@ -1408,10 +1467,9 @@
           </w:tcPr>
           <w:p>
             <w:pPr>
-              <w:pStyle w:val="LOnormal"/>
+              <w:pStyle w:val="LO-normal"/>
               <w:widowControl w:val="false"/>
               <w:rPr>
-                <w:b/>
                 <w:b/>
               </w:rPr>
             </w:pPr>
@@ -1436,7 +1494,7 @@
           </w:tcPr>
           <w:p>
             <w:pPr>
-              <w:pStyle w:val="LOnormal"/>
+              <w:pStyle w:val="LO-normal"/>
               <w:widowControl w:val="false"/>
               <w:rPr/>
             </w:pPr>
@@ -1445,297 +1503,6 @@
                 <w:b/>
               </w:rPr>
               <w:t>${user.full_name}</w:t>
-            </w:r>
-          </w:p>
-        </w:tc>
-        <w:tc>
-          <w:tcPr>
-            <w:tcW w:w="3230" w:type="dxa"/>
-            <w:tcBorders>
-              <w:left w:val="single" w:sz="4" w:space="0" w:color="000000"/>
-              <w:bottom w:val="single" w:sz="4" w:space="0" w:color="000000"/>
-              <w:right w:val="single" w:sz="4" w:space="0" w:color="000000"/>
-            </w:tcBorders>
-          </w:tcPr>
-          <w:p>
-            <w:pPr>
-              <w:pStyle w:val="LOnormal"/>
-              <w:widowControl w:val="false"/>
-              <w:rPr/>
-            </w:pPr>
-            <w:r>
-              <w:rPr/>
-              <w:t>${user.short_bio}</w:t>
-            </w:r>
-          </w:p>
-        </w:tc>
-      </w:tr>
-    </w:tbl>
-    <w:p>
-      <w:pPr>
-        <w:pStyle w:val="LOnormal"/>
-        <w:spacing w:lineRule="auto" w:line="276" w:before="0" w:after="140"/>
-        <w:rPr/>
-      </w:pPr>
-      <w:r>
-        <w:rPr/>
-      </w:r>
-    </w:p>
-    <w:p>
-      <w:pPr>
-        <w:pStyle w:val="LOnormal"/>
-        <w:keepNext w:val="false"/>
-        <w:keepLines w:val="false"/>
-        <w:pageBreakBefore w:val="false"/>
-        <w:widowControl/>
-        <w:shd w:val="clear" w:fill="auto"/>
-        <w:spacing w:lineRule="auto" w:line="276" w:before="0" w:after="140"/>
-        <w:ind w:left="0" w:right="0" w:hanging="0"/>
-        <w:jc w:val="left"/>
-        <w:rPr>
-          <w:rFonts w:ascii="Liberation Serif" w:hAnsi="Liberation Serif" w:eastAsia="Liberation Serif" w:cs="Liberation Serif"/>
-          <w:b w:val="false"/>
-          <w:b w:val="false"/>
-          <w:i w:val="false"/>
-          <w:i w:val="false"/>
-          <w:caps w:val="false"/>
-          <w:smallCaps w:val="false"/>
-          <w:strike w:val="false"/>
-          <w:dstrike w:val="false"/>
-          <w:color w:val="000000"/>
-          <w:position w:val="0"/>
-          <w:sz w:val="24"/>
-          <w:sz w:val="24"/>
-          <w:szCs w:val="24"/>
-          <w:u w:val="none"/>
-          <w:shd w:fill="auto" w:val="clear"/>
-          <w:vertAlign w:val="baseline"/>
-        </w:rPr>
-      </w:pPr>
-      <w:r>
-        <w:rPr>
-          <w:rFonts w:eastAsia="Liberation Serif" w:cs="Liberation Serif"/>
-          <w:b w:val="false"/>
-          <w:i w:val="false"/>
-          <w:caps w:val="false"/>
-          <w:smallCaps w:val="false"/>
-          <w:strike w:val="false"/>
-          <w:dstrike w:val="false"/>
-          <w:color w:val="000000"/>
-          <w:position w:val="0"/>
-          <w:sz w:val="24"/>
-          <w:sz w:val="24"/>
-          <w:szCs w:val="24"/>
-          <w:u w:val="none"/>
-          <w:shd w:fill="auto" w:val="clear"/>
-          <w:vertAlign w:val="baseline"/>
-        </w:rPr>
-      </w:r>
-    </w:p>
-    <w:p>
-      <w:pPr>
-        <w:pStyle w:val="LOnormal"/>
-        <w:keepNext w:val="false"/>
-        <w:keepLines w:val="false"/>
-        <w:pageBreakBefore w:val="false"/>
-        <w:widowControl/>
-        <w:shd w:val="clear" w:fill="auto"/>
-        <w:spacing w:lineRule="auto" w:line="276" w:before="0" w:after="140"/>
-        <w:ind w:left="0" w:right="0" w:hanging="0"/>
-        <w:jc w:val="left"/>
-        <w:rPr>
-          <w:rFonts w:ascii="Liberation Serif" w:hAnsi="Liberation Serif" w:eastAsia="Liberation Serif" w:cs="Liberation Serif"/>
-          <w:b w:val="false"/>
-          <w:b w:val="false"/>
-          <w:i w:val="false"/>
-          <w:i w:val="false"/>
-          <w:caps w:val="false"/>
-          <w:smallCaps w:val="false"/>
-          <w:strike w:val="false"/>
-          <w:dstrike w:val="false"/>
-          <w:color w:val="000000"/>
-          <w:position w:val="0"/>
-          <w:sz w:val="24"/>
-          <w:sz w:val="24"/>
-          <w:szCs w:val="24"/>
-          <w:u w:val="none"/>
-          <w:shd w:fill="auto" w:val="clear"/>
-          <w:vertAlign w:val="baseline"/>
-        </w:rPr>
-      </w:pPr>
-      <w:r>
-        <w:rPr>
-          <w:rFonts w:eastAsia="Liberation Serif" w:cs="Liberation Serif"/>
-          <w:b w:val="false"/>
-          <w:i w:val="false"/>
-          <w:caps w:val="false"/>
-          <w:smallCaps w:val="false"/>
-          <w:strike w:val="false"/>
-          <w:dstrike w:val="false"/>
-          <w:color w:val="000000"/>
-          <w:position w:val="0"/>
-          <w:sz w:val="24"/>
-          <w:sz w:val="24"/>
-          <w:szCs w:val="24"/>
-          <w:u w:val="none"/>
-          <w:shd w:fill="auto" w:val="clear"/>
-          <w:vertAlign w:val="baseline"/>
-        </w:rPr>
-      </w:r>
-      <w:r>
-        <w:br w:type="page"/>
-      </w:r>
-    </w:p>
-    <w:p>
-      <w:pPr>
-        <w:pStyle w:val="Heading1"/>
-        <w:numPr>
-          <w:ilvl w:val="0"/>
-          <w:numId w:val="1"/>
-        </w:numPr>
-        <w:rPr/>
-      </w:pPr>
-      <w:bookmarkStart w:id="12" w:name="__RefHeading___Toc529_786158731"/>
-      <w:bookmarkStart w:id="13" w:name="_heading=h.6cgj07p9fyi7"/>
-      <w:bookmarkEnd w:id="12"/>
-      <w:bookmarkEnd w:id="13"/>
-      <w:r>
-        <w:rPr/>
-        <w:t>Discovered credentials</w:t>
-      </w:r>
-    </w:p>
-    <w:p>
-      <w:pPr>
-        <w:pStyle w:val="LOnormal"/>
-        <w:spacing w:lineRule="auto" w:line="276" w:before="0" w:after="140"/>
-        <w:rPr/>
-      </w:pPr>
-      <w:r>
-        <w:rPr/>
-      </w:r>
-    </w:p>
-    <w:tbl>
-      <w:tblPr>
-        <w:tblStyle w:val="Table3"/>
-        <w:tblW w:w="9692" w:type="dxa"/>
-        <w:jc w:val="left"/>
-        <w:tblInd w:w="0" w:type="dxa"/>
-        <w:tblLayout w:type="fixed"/>
-        <w:tblCellMar>
-          <w:top w:w="0" w:type="dxa"/>
-          <w:left w:w="108" w:type="dxa"/>
-          <w:bottom w:w="0" w:type="dxa"/>
-          <w:right w:w="108" w:type="dxa"/>
-        </w:tblCellMar>
-        <w:tblLook w:val="0000"/>
-      </w:tblPr>
-      <w:tblGrid>
-        <w:gridCol w:w="3230"/>
-        <w:gridCol w:w="3231"/>
-        <w:gridCol w:w="3231"/>
-      </w:tblGrid>
-      <w:tr>
-        <w:trPr/>
-        <w:tc>
-          <w:tcPr>
-            <w:tcW w:w="3230" w:type="dxa"/>
-            <w:tcBorders>
-              <w:top w:val="single" w:sz="4" w:space="0" w:color="000000"/>
-              <w:left w:val="single" w:sz="4" w:space="0" w:color="000000"/>
-              <w:bottom w:val="single" w:sz="4" w:space="0" w:color="000000"/>
-            </w:tcBorders>
-          </w:tcPr>
-          <w:p>
-            <w:pPr>
-              <w:pStyle w:val="LOnormal"/>
-              <w:widowControl w:val="false"/>
-              <w:rPr>
-                <w:b/>
-                <w:b/>
-              </w:rPr>
-            </w:pPr>
-            <w:r>
-              <w:rPr>
-                <w:b/>
-              </w:rPr>
-              <w:t>Name</w:t>
-            </w:r>
-          </w:p>
-        </w:tc>
-        <w:tc>
-          <w:tcPr>
-            <w:tcW w:w="3231" w:type="dxa"/>
-            <w:tcBorders>
-              <w:top w:val="single" w:sz="4" w:space="0" w:color="000000"/>
-              <w:left w:val="single" w:sz="4" w:space="0" w:color="000000"/>
-              <w:bottom w:val="single" w:sz="4" w:space="0" w:color="000000"/>
-              <w:right w:val="single" w:sz="4" w:space="0" w:color="000000"/>
-            </w:tcBorders>
-          </w:tcPr>
-          <w:p>
-            <w:pPr>
-              <w:pStyle w:val="LOnormal"/>
-              <w:widowControl w:val="false"/>
-              <w:rPr>
-                <w:b/>
-                <w:b/>
-              </w:rPr>
-            </w:pPr>
-            <w:r>
-              <w:rPr>
-                <w:b/>
-              </w:rPr>
-              <w:t>Note</w:t>
-            </w:r>
-          </w:p>
-        </w:tc>
-        <w:tc>
-          <w:tcPr>
-            <w:tcW w:w="3231" w:type="dxa"/>
-            <w:tcBorders>
-              <w:top w:val="single" w:sz="4" w:space="0" w:color="000000"/>
-              <w:left w:val="single" w:sz="4" w:space="0" w:color="000000"/>
-              <w:bottom w:val="single" w:sz="4" w:space="0" w:color="000000"/>
-              <w:right w:val="single" w:sz="4" w:space="0" w:color="000000"/>
-            </w:tcBorders>
-          </w:tcPr>
-          <w:p>
-            <w:pPr>
-              <w:pStyle w:val="LOnormal"/>
-              <w:widowControl w:val="false"/>
-              <w:rPr>
-                <w:b/>
-                <w:b/>
-              </w:rPr>
-            </w:pPr>
-            <w:r>
-              <w:rPr>
-                <w:b/>
-              </w:rPr>
-              <w:t>Type</w:t>
-            </w:r>
-          </w:p>
-        </w:tc>
-      </w:tr>
-      <w:tr>
-        <w:trPr/>
-        <w:tc>
-          <w:tcPr>
-            <w:tcW w:w="3230" w:type="dxa"/>
-            <w:tcBorders>
-              <w:left w:val="single" w:sz="4" w:space="0" w:color="000000"/>
-              <w:bottom w:val="single" w:sz="4" w:space="0" w:color="000000"/>
-            </w:tcBorders>
-          </w:tcPr>
-          <w:p>
-            <w:pPr>
-              <w:pStyle w:val="LOnormal"/>
-              <w:widowControl w:val="false"/>
-              <w:rPr/>
-            </w:pPr>
-            <w:r>
-              <w:rPr/>
-              <w:t>${vault.name}</w:t>
             </w:r>
           </w:p>
         </w:tc>
@@ -1750,34 +1517,13 @@
           </w:tcPr>
           <w:p>
             <w:pPr>
-              <w:pStyle w:val="LOnormal"/>
+              <w:pStyle w:val="LO-normal"/>
               <w:widowControl w:val="false"/>
               <w:rPr/>
             </w:pPr>
             <w:r>
               <w:rPr/>
-              <w:t>${vault.note}</w:t>
-            </w:r>
-          </w:p>
-        </w:tc>
-        <w:tc>
-          <w:tcPr>
-            <w:tcW w:w="3231" w:type="dxa"/>
-            <w:tcBorders>
-              <w:left w:val="single" w:sz="4" w:space="0" w:color="000000"/>
-              <w:bottom w:val="single" w:sz="4" w:space="0" w:color="000000"/>
-              <w:right w:val="single" w:sz="4" w:space="0" w:color="000000"/>
-            </w:tcBorders>
-          </w:tcPr>
-          <w:p>
-            <w:pPr>
-              <w:pStyle w:val="LOnormal"/>
-              <w:widowControl w:val="false"/>
-              <w:rPr/>
-            </w:pPr>
-            <w:r>
-              <w:rPr/>
-              <w:t>${vault.type}</w:t>
+              <w:t>${user.short_bio}</w:t>
             </w:r>
           </w:p>
         </w:tc>
@@ -1785,7 +1531,7 @@
     </w:tbl>
     <w:p>
       <w:pPr>
-        <w:pStyle w:val="LOnormal"/>
+        <w:pStyle w:val="LO-normal"/>
         <w:spacing w:lineRule="auto" w:line="276" w:before="0" w:after="140"/>
         <w:rPr/>
       </w:pPr>
@@ -1795,7 +1541,7 @@
     </w:p>
     <w:p>
       <w:pPr>
-        <w:pStyle w:val="LOnormal"/>
+        <w:pStyle w:val="LO-normal"/>
         <w:spacing w:lineRule="auto" w:line="276" w:before="0" w:after="140"/>
         <w:rPr/>
       </w:pPr>
@@ -1811,37 +1557,34 @@
         <w:pStyle w:val="Heading1"/>
         <w:numPr>
           <w:ilvl w:val="0"/>
-          <w:numId w:val="1"/>
+          <w:numId w:val="0"/>
         </w:numPr>
-        <w:ind w:left="0" w:hanging="0"/>
+        <w:spacing w:before="0" w:after="120"/>
+        <w:ind w:hanging="0" w:left="0"/>
         <w:jc w:val="left"/>
         <w:rPr/>
       </w:pPr>
-      <w:bookmarkStart w:id="14" w:name="__RefHeading___Toc531_786158731"/>
-      <w:bookmarkStart w:id="15" w:name="_heading=h.vzkuatekypfa"/>
-      <w:bookmarkEnd w:id="14"/>
-      <w:bookmarkEnd w:id="15"/>
-      <w:r>
-        <w:rPr/>
-        <w:t>Targets</w:t>
-      </w:r>
-    </w:p>
-    <w:p>
-      <w:pPr>
-        <w:pStyle w:val="LOnormal"/>
+      <w:bookmarkStart w:id="10" w:name="__RefHeading___Toc531_786158731"/>
+      <w:bookmarkEnd w:id="10"/>
+      <w:r>
+        <w:rPr/>
+        <w:t>Assets</w:t>
+      </w:r>
+    </w:p>
+    <w:p>
+      <w:pPr>
+        <w:pStyle w:val="LO-normal"/>
         <w:keepNext w:val="false"/>
         <w:keepLines w:val="false"/>
         <w:pageBreakBefore w:val="false"/>
         <w:widowControl/>
         <w:shd w:val="clear" w:fill="auto"/>
         <w:spacing w:lineRule="auto" w:line="276" w:before="0" w:after="140"/>
-        <w:ind w:left="0" w:right="0" w:hanging="0"/>
+        <w:ind w:hanging="0" w:left="0" w:right="0"/>
         <w:jc w:val="left"/>
         <w:rPr>
           <w:rFonts w:ascii="Liberation Serif" w:hAnsi="Liberation Serif" w:eastAsia="Liberation Serif" w:cs="Liberation Serif"/>
           <w:b w:val="false"/>
-          <w:b w:val="false"/>
-          <w:i w:val="false"/>
           <w:i w:val="false"/>
           <w:caps w:val="false"/>
           <w:smallCaps w:val="false"/>
@@ -1849,7 +1592,6 @@
           <w:dstrike w:val="false"/>
           <w:color w:val="000000"/>
           <w:position w:val="0"/>
-          <w:sz w:val="24"/>
           <w:sz w:val="24"/>
           <w:szCs w:val="24"/>
           <w:u w:val="none"/>
@@ -1868,7 +1610,6 @@
           <w:dstrike w:val="false"/>
           <w:color w:val="000000"/>
           <w:position w:val="0"/>
-          <w:sz w:val="24"/>
           <w:sz w:val="24"/>
           <w:szCs w:val="24"/>
           <w:u w:val="none"/>
@@ -1894,7 +1635,7 @@
       </w:tblPr>
       <w:tblGrid>
         <w:gridCol w:w="4819"/>
-        <w:gridCol w:w="4818"/>
+        <w:gridCol w:w="4819"/>
       </w:tblGrid>
       <w:tr>
         <w:trPr/>
@@ -1909,19 +1650,17 @@
           </w:tcPr>
           <w:p>
             <w:pPr>
-              <w:pStyle w:val="LOnormal"/>
+              <w:pStyle w:val="LO-normal"/>
               <w:keepNext w:val="false"/>
               <w:keepLines w:val="false"/>
               <w:widowControl w:val="false"/>
               <w:shd w:val="clear" w:fill="auto"/>
               <w:spacing w:lineRule="auto" w:line="240" w:before="0" w:after="0"/>
-              <w:ind w:left="0" w:right="0" w:hanging="0"/>
+              <w:ind w:hanging="0" w:left="0" w:right="0"/>
               <w:jc w:val="left"/>
               <w:rPr>
                 <w:rFonts w:ascii="Liberation Serif" w:hAnsi="Liberation Serif" w:eastAsia="Liberation Serif" w:cs="Liberation Serif"/>
                 <w:b/>
-                <w:b/>
-                <w:i w:val="false"/>
                 <w:i w:val="false"/>
                 <w:caps w:val="false"/>
                 <w:smallCaps w:val="false"/>
@@ -1930,6 +1669,65 @@
                 <w:color w:val="000000"/>
                 <w:position w:val="0"/>
                 <w:sz w:val="24"/>
+                <w:szCs w:val="24"/>
+                <w:u w:val="none"/>
+                <w:shd w:fill="auto" w:val="clear"/>
+                <w:vertAlign w:val="baseline"/>
+              </w:rPr>
+            </w:pPr>
+            <w:bookmarkStart w:id="11" w:name="assetsTable"/>
+            <w:bookmarkEnd w:id="11"/>
+            <w:r>
+              <w:rPr>
+                <w:rFonts w:eastAsia="Liberation Serif" w:cs="Liberation Serif"/>
+                <w:b/>
+                <w:i w:val="false"/>
+                <w:caps w:val="false"/>
+                <w:smallCaps w:val="false"/>
+                <w:strike w:val="false"/>
+                <w:dstrike w:val="false"/>
+                <w:color w:val="000000"/>
+                <w:position w:val="0"/>
+                <w:sz w:val="24"/>
+                <w:szCs w:val="24"/>
+                <w:u w:val="none"/>
+                <w:shd w:fill="auto" w:val="clear"/>
+                <w:vertAlign w:val="baseline"/>
+              </w:rPr>
+              <w:t>Name</w:t>
+            </w:r>
+          </w:p>
+        </w:tc>
+        <w:tc>
+          <w:tcPr>
+            <w:tcW w:w="4819" w:type="dxa"/>
+            <w:tcBorders>
+              <w:top w:val="single" w:sz="4" w:space="0" w:color="000000"/>
+              <w:left w:val="single" w:sz="4" w:space="0" w:color="000000"/>
+              <w:bottom w:val="single" w:sz="4" w:space="0" w:color="000000"/>
+              <w:right w:val="single" w:sz="4" w:space="0" w:color="000000"/>
+            </w:tcBorders>
+          </w:tcPr>
+          <w:p>
+            <w:pPr>
+              <w:pStyle w:val="LO-normal"/>
+              <w:keepNext w:val="false"/>
+              <w:keepLines w:val="false"/>
+              <w:widowControl w:val="false"/>
+              <w:shd w:val="clear" w:fill="auto"/>
+              <w:spacing w:lineRule="auto" w:line="240" w:before="0" w:after="0"/>
+              <w:ind w:hanging="0" w:left="0" w:right="0"/>
+              <w:jc w:val="left"/>
+              <w:rPr>
+                <w:rFonts w:ascii="Liberation Serif" w:hAnsi="Liberation Serif" w:eastAsia="Liberation Serif" w:cs="Liberation Serif"/>
+                <w:b/>
+                <w:i w:val="false"/>
+                <w:caps w:val="false"/>
+                <w:smallCaps w:val="false"/>
+                <w:strike w:val="false"/>
+                <w:dstrike w:val="false"/>
+                <w:color w:val="000000"/>
+                <w:position w:val="0"/>
                 <w:sz w:val="24"/>
                 <w:szCs w:val="24"/>
                 <w:u w:val="none"/>
@@ -1948,69 +1746,6 @@
                 <w:dstrike w:val="false"/>
                 <w:color w:val="000000"/>
                 <w:position w:val="0"/>
-                <w:sz w:val="24"/>
-                <w:sz w:val="24"/>
-                <w:szCs w:val="24"/>
-                <w:u w:val="none"/>
-                <w:shd w:fill="auto" w:val="clear"/>
-                <w:vertAlign w:val="baseline"/>
-              </w:rPr>
-              <w:t>Name</w:t>
-            </w:r>
-          </w:p>
-        </w:tc>
-        <w:tc>
-          <w:tcPr>
-            <w:tcW w:w="4818" w:type="dxa"/>
-            <w:tcBorders>
-              <w:top w:val="single" w:sz="4" w:space="0" w:color="000000"/>
-              <w:left w:val="single" w:sz="4" w:space="0" w:color="000000"/>
-              <w:bottom w:val="single" w:sz="4" w:space="0" w:color="000000"/>
-              <w:right w:val="single" w:sz="4" w:space="0" w:color="000000"/>
-            </w:tcBorders>
-          </w:tcPr>
-          <w:p>
-            <w:pPr>
-              <w:pStyle w:val="LOnormal"/>
-              <w:keepNext w:val="false"/>
-              <w:keepLines w:val="false"/>
-              <w:widowControl w:val="false"/>
-              <w:shd w:val="clear" w:fill="auto"/>
-              <w:spacing w:lineRule="auto" w:line="240" w:before="0" w:after="0"/>
-              <w:ind w:left="0" w:right="0" w:hanging="0"/>
-              <w:jc w:val="left"/>
-              <w:rPr>
-                <w:rFonts w:ascii="Liberation Serif" w:hAnsi="Liberation Serif" w:eastAsia="Liberation Serif" w:cs="Liberation Serif"/>
-                <w:b/>
-                <w:b/>
-                <w:i w:val="false"/>
-                <w:i w:val="false"/>
-                <w:caps w:val="false"/>
-                <w:smallCaps w:val="false"/>
-                <w:strike w:val="false"/>
-                <w:dstrike w:val="false"/>
-                <w:color w:val="000000"/>
-                <w:position w:val="0"/>
-                <w:sz w:val="24"/>
-                <w:sz w:val="24"/>
-                <w:szCs w:val="24"/>
-                <w:u w:val="none"/>
-                <w:shd w:fill="auto" w:val="clear"/>
-                <w:vertAlign w:val="baseline"/>
-              </w:rPr>
-            </w:pPr>
-            <w:r>
-              <w:rPr>
-                <w:rFonts w:eastAsia="Liberation Serif" w:cs="Liberation Serif"/>
-                <w:b/>
-                <w:i w:val="false"/>
-                <w:caps w:val="false"/>
-                <w:smallCaps w:val="false"/>
-                <w:strike w:val="false"/>
-                <w:dstrike w:val="false"/>
-                <w:color w:val="000000"/>
-                <w:position w:val="0"/>
-                <w:sz w:val="24"/>
                 <w:sz w:val="24"/>
                 <w:szCs w:val="24"/>
                 <w:u w:val="none"/>
@@ -2034,19 +1769,300 @@
           </w:tcPr>
           <w:p>
             <w:pPr>
-              <w:pStyle w:val="LOnormal"/>
+              <w:pStyle w:val="LO-normal"/>
               <w:keepNext w:val="false"/>
               <w:keepLines w:val="false"/>
               <w:widowControl w:val="false"/>
               <w:shd w:val="clear" w:fill="auto"/>
               <w:spacing w:lineRule="auto" w:line="240" w:before="0" w:after="0"/>
-              <w:ind w:left="0" w:right="0" w:hanging="0"/>
+              <w:ind w:hanging="0" w:left="0" w:right="0"/>
+              <w:jc w:val="left"/>
+              <w:rPr/>
+            </w:pPr>
+            <w:sdt>
+              <w:sdtPr>
+                <w:alias w:val="Asset name"/>
+                <w:tag w:val="asset.name"/>
+                <w:id w:val="217312347"/>
+                <w:text/>
+              </w:sdtPr>
+              <w:sdtContent>
+                <w:r>
+                  <w:rPr>
+                    <w:rFonts w:eastAsia="Liberation Serif" w:cs="Liberation Serif"/>
+                    <w:b w:val="false"/>
+                    <w:i w:val="false"/>
+                    <w:caps w:val="false"/>
+                    <w:smallCaps w:val="false"/>
+                    <w:strike w:val="false"/>
+                    <w:dstrike w:val="false"/>
+                    <w:color w:val="000000"/>
+                    <w:position w:val="0"/>
+                    <w:sz w:val="24"/>
+                    <w:szCs w:val="24"/>
+                    <w:u w:val="none"/>
+                    <w:shd w:fill="auto" w:val="clear"/>
+                    <w:vertAlign w:val="baseline"/>
+                  </w:rPr>
+                </w:r>
+                <w:r>
+                  <w:rPr>
+                    <w:rFonts w:eastAsia="Liberation Serif" w:cs="Liberation Serif"/>
+                    <w:b w:val="false"/>
+                    <w:i w:val="false"/>
+                    <w:caps w:val="false"/>
+                    <w:smallCaps w:val="false"/>
+                    <w:strike w:val="false"/>
+                    <w:dstrike w:val="false"/>
+                    <w:color w:val="000000"/>
+                    <w:position w:val="0"/>
+                    <w:sz w:val="24"/>
+                    <w:szCs w:val="24"/>
+                    <w:u w:val="none"/>
+                    <w:shd w:fill="auto" w:val="clear"/>
+                    <w:vertAlign w:val="baseline"/>
+                  </w:rPr>
+                  <w:t>Click here to enter text</w:t>
+                </w:r>
+              </w:sdtContent>
+            </w:sdt>
+          </w:p>
+        </w:tc>
+        <w:tc>
+          <w:tcPr>
+            <w:tcW w:w="4819" w:type="dxa"/>
+            <w:tcBorders>
+              <w:left w:val="single" w:sz="4" w:space="0" w:color="000000"/>
+              <w:bottom w:val="single" w:sz="4" w:space="0" w:color="000000"/>
+              <w:right w:val="single" w:sz="4" w:space="0" w:color="000000"/>
+            </w:tcBorders>
+          </w:tcPr>
+          <w:p>
+            <w:pPr>
+              <w:pStyle w:val="LO-normal"/>
+              <w:keepNext w:val="false"/>
+              <w:keepLines w:val="false"/>
+              <w:widowControl w:val="false"/>
+              <w:shd w:val="clear" w:fill="auto"/>
+              <w:spacing w:lineRule="auto" w:line="240" w:before="0" w:after="0"/>
+              <w:ind w:hanging="0" w:left="0" w:right="0"/>
+              <w:jc w:val="left"/>
+              <w:rPr/>
+            </w:pPr>
+            <w:sdt>
+              <w:sdtPr>
+                <w:alias w:val="Asset type"/>
+                <w:tag w:val="asset.type"/>
+                <w:id w:val="2042038528"/>
+                <w:showingPlcHdr/>
+                <w:text/>
+              </w:sdtPr>
+              <w:sdtContent>
+                <w:r>
+                  <w:rPr>
+                    <w:rFonts w:eastAsia="Liberation Serif" w:cs="Liberation Serif"/>
+                    <w:b w:val="false"/>
+                    <w:i w:val="false"/>
+                    <w:caps w:val="false"/>
+                    <w:smallCaps w:val="false"/>
+                    <w:strike w:val="false"/>
+                    <w:dstrike w:val="false"/>
+                    <w:color w:val="000000"/>
+                    <w:position w:val="0"/>
+                    <w:sz w:val="24"/>
+                    <w:szCs w:val="24"/>
+                    <w:u w:val="none"/>
+                    <w:shd w:fill="auto" w:val="clear"/>
+                    <w:vertAlign w:val="baseline"/>
+                  </w:rPr>
+                </w:r>
+                <w:r>
+                  <w:rPr>
+                    <w:rFonts w:eastAsia="Liberation Serif" w:cs="Liberation Serif"/>
+                    <w:b w:val="false"/>
+                    <w:i w:val="false"/>
+                    <w:caps w:val="false"/>
+                    <w:smallCaps w:val="false"/>
+                    <w:strike w:val="false"/>
+                    <w:dstrike w:val="false"/>
+                    <w:color w:val="000000"/>
+                    <w:position w:val="0"/>
+                    <w:sz w:val="24"/>
+                    <w:szCs w:val="24"/>
+                    <w:u w:val="none"/>
+                    <w:shd w:fill="auto" w:val="clear"/>
+                    <w:vertAlign w:val="baseline"/>
+                  </w:rPr>
+                  <w:t>Click here to enter text</w:t>
+                </w:r>
+              </w:sdtContent>
+            </w:sdt>
+          </w:p>
+        </w:tc>
+      </w:tr>
+    </w:tbl>
+    <w:p>
+      <w:pPr>
+        <w:pStyle w:val="LO-normal"/>
+        <w:keepNext w:val="false"/>
+        <w:keepLines w:val="false"/>
+        <w:pageBreakBefore w:val="false"/>
+        <w:widowControl/>
+        <w:shd w:val="clear" w:fill="auto"/>
+        <w:spacing w:lineRule="auto" w:line="276" w:before="0" w:after="140"/>
+        <w:ind w:hanging="0" w:left="0" w:right="0"/>
+        <w:jc w:val="left"/>
+        <w:rPr>
+          <w:rFonts w:ascii="Liberation Serif" w:hAnsi="Liberation Serif" w:eastAsia="Liberation Serif" w:cs="Liberation Serif"/>
+          <w:b w:val="false"/>
+          <w:i w:val="false"/>
+          <w:caps w:val="false"/>
+          <w:smallCaps w:val="false"/>
+          <w:strike w:val="false"/>
+          <w:dstrike w:val="false"/>
+          <w:color w:val="000000"/>
+          <w:position w:val="0"/>
+          <w:sz w:val="24"/>
+          <w:szCs w:val="24"/>
+          <w:u w:val="none"/>
+          <w:shd w:fill="auto" w:val="clear"/>
+          <w:vertAlign w:val="baseline"/>
+        </w:rPr>
+      </w:pPr>
+      <w:r>
+        <w:rPr>
+          <w:rFonts w:eastAsia="Liberation Serif" w:cs="Liberation Serif"/>
+          <w:b w:val="false"/>
+          <w:i w:val="false"/>
+          <w:caps w:val="false"/>
+          <w:smallCaps w:val="false"/>
+          <w:strike w:val="false"/>
+          <w:dstrike w:val="false"/>
+          <w:color w:val="000000"/>
+          <w:position w:val="0"/>
+          <w:sz w:val="24"/>
+          <w:szCs w:val="24"/>
+          <w:u w:val="none"/>
+          <w:shd w:fill="auto" w:val="clear"/>
+          <w:vertAlign w:val="baseline"/>
+        </w:rPr>
+      </w:r>
+    </w:p>
+    <w:p>
+      <w:pPr>
+        <w:pStyle w:val="LO-normal"/>
+        <w:keepNext w:val="false"/>
+        <w:keepLines w:val="false"/>
+        <w:pageBreakBefore w:val="false"/>
+        <w:widowControl/>
+        <w:shd w:val="clear" w:fill="auto"/>
+        <w:spacing w:lineRule="auto" w:line="276" w:before="0" w:after="140"/>
+        <w:ind w:hanging="0" w:left="0" w:right="0"/>
+        <w:jc w:val="left"/>
+        <w:rPr>
+          <w:rFonts w:ascii="Liberation Serif" w:hAnsi="Liberation Serif" w:eastAsia="Liberation Serif" w:cs="Liberation Serif"/>
+          <w:b w:val="false"/>
+          <w:i w:val="false"/>
+          <w:caps w:val="false"/>
+          <w:smallCaps w:val="false"/>
+          <w:strike w:val="false"/>
+          <w:dstrike w:val="false"/>
+          <w:color w:val="000000"/>
+          <w:position w:val="0"/>
+          <w:sz w:val="24"/>
+          <w:szCs w:val="24"/>
+          <w:u w:val="none"/>
+          <w:shd w:fill="auto" w:val="clear"/>
+          <w:vertAlign w:val="baseline"/>
+        </w:rPr>
+      </w:pPr>
+      <w:r>
+        <w:rPr>
+          <w:rFonts w:eastAsia="Liberation Serif" w:cs="Liberation Serif"/>
+          <w:b w:val="false"/>
+          <w:i w:val="false"/>
+          <w:caps w:val="false"/>
+          <w:smallCaps w:val="false"/>
+          <w:strike w:val="false"/>
+          <w:dstrike w:val="false"/>
+          <w:color w:val="000000"/>
+          <w:position w:val="0"/>
+          <w:sz w:val="24"/>
+          <w:szCs w:val="24"/>
+          <w:u w:val="none"/>
+          <w:shd w:fill="auto" w:val="clear"/>
+          <w:vertAlign w:val="baseline"/>
+        </w:rPr>
+      </w:r>
+      <w:r>
+        <w:br w:type="page"/>
+      </w:r>
+    </w:p>
+    <w:p>
+      <w:pPr>
+        <w:pStyle w:val="Heading1"/>
+        <w:numPr>
+          <w:ilvl w:val="0"/>
+          <w:numId w:val="1"/>
+        </w:numPr>
+        <w:spacing w:before="0" w:after="120"/>
+        <w:ind w:hanging="0" w:left="0"/>
+        <w:jc w:val="left"/>
+        <w:rPr/>
+      </w:pPr>
+      <w:bookmarkStart w:id="12" w:name="__RefHeading___Toc533_786158731"/>
+      <w:bookmarkStart w:id="13" w:name="_heading=h.2s8eyo1"/>
+      <w:bookmarkEnd w:id="12"/>
+      <w:bookmarkEnd w:id="13"/>
+      <w:r>
+        <w:rPr/>
+        <w:t>Findings overview</w:t>
+      </w:r>
+    </w:p>
+    <w:tbl>
+      <w:tblPr>
+        <w:tblStyle w:val="Table5"/>
+        <w:tblW w:w="9645" w:type="dxa"/>
+        <w:jc w:val="left"/>
+        <w:tblInd w:w="0" w:type="dxa"/>
+        <w:tblLayout w:type="fixed"/>
+        <w:tblCellMar>
+          <w:top w:w="0" w:type="dxa"/>
+          <w:left w:w="108" w:type="dxa"/>
+          <w:bottom w:w="0" w:type="dxa"/>
+          <w:right w:w="108" w:type="dxa"/>
+        </w:tblCellMar>
+        <w:tblLook w:val="0000"/>
+      </w:tblPr>
+      <w:tblGrid>
+        <w:gridCol w:w="2385"/>
+        <w:gridCol w:w="7260"/>
+      </w:tblGrid>
+      <w:tr>
+        <w:trPr/>
+        <w:tc>
+          <w:tcPr>
+            <w:tcW w:w="2385" w:type="dxa"/>
+            <w:tcBorders>
+              <w:top w:val="single" w:sz="4" w:space="0" w:color="000000"/>
+              <w:left w:val="single" w:sz="4" w:space="0" w:color="000000"/>
+              <w:bottom w:val="single" w:sz="4" w:space="0" w:color="000000"/>
+            </w:tcBorders>
+            <w:shd w:fill="FFAA95" w:val="clear"/>
+          </w:tcPr>
+          <w:p>
+            <w:pPr>
+              <w:pStyle w:val="LO-normal"/>
+              <w:keepNext w:val="false"/>
+              <w:keepLines w:val="false"/>
+              <w:widowControl w:val="false"/>
+              <w:shd w:val="clear" w:fill="auto"/>
+              <w:spacing w:lineRule="auto" w:line="240" w:before="0" w:after="0"/>
+              <w:ind w:hanging="0" w:left="0" w:right="0"/>
               <w:jc w:val="left"/>
               <w:rPr>
                 <w:rFonts w:ascii="Liberation Serif" w:hAnsi="Liberation Serif" w:eastAsia="Liberation Serif" w:cs="Liberation Serif"/>
                 <w:b w:val="false"/>
-                <w:b w:val="false"/>
-                <w:i w:val="false"/>
                 <w:i w:val="false"/>
                 <w:caps w:val="false"/>
                 <w:smallCaps w:val="false"/>
@@ -2054,7 +2070,6 @@
                 <w:dstrike w:val="false"/>
                 <w:color w:val="000000"/>
                 <w:position w:val="0"/>
-                <w:sz w:val="24"/>
                 <w:sz w:val="24"/>
                 <w:szCs w:val="24"/>
                 <w:u w:val="none"/>
@@ -2074,20 +2089,20 @@
                 <w:color w:val="000000"/>
                 <w:position w:val="0"/>
                 <w:sz w:val="24"/>
-                <w:sz w:val="24"/>
                 <w:szCs w:val="24"/>
                 <w:u w:val="none"/>
                 <w:shd w:fill="auto" w:val="clear"/>
                 <w:vertAlign w:val="baseline"/>
               </w:rPr>
-              <w:t>${target.name}</w:t>
+              <w:t>Critical</w:t>
             </w:r>
           </w:p>
         </w:tc>
         <w:tc>
           <w:tcPr>
-            <w:tcW w:w="4818" w:type="dxa"/>
+            <w:tcW w:w="7260" w:type="dxa"/>
             <w:tcBorders>
+              <w:top w:val="single" w:sz="4" w:space="0" w:color="000000"/>
               <w:left w:val="single" w:sz="4" w:space="0" w:color="000000"/>
               <w:bottom w:val="single" w:sz="4" w:space="0" w:color="000000"/>
               <w:right w:val="single" w:sz="4" w:space="0" w:color="000000"/>
@@ -2095,19 +2110,17 @@
           </w:tcPr>
           <w:p>
             <w:pPr>
-              <w:pStyle w:val="LOnormal"/>
+              <w:pStyle w:val="LO-normal"/>
               <w:keepNext w:val="false"/>
               <w:keepLines w:val="false"/>
               <w:widowControl w:val="false"/>
               <w:shd w:val="clear" w:fill="auto"/>
               <w:spacing w:lineRule="auto" w:line="240" w:before="0" w:after="0"/>
-              <w:ind w:left="0" w:right="0" w:hanging="0"/>
+              <w:ind w:hanging="0" w:left="0" w:right="0"/>
               <w:jc w:val="left"/>
               <w:rPr>
                 <w:rFonts w:ascii="Liberation Serif" w:hAnsi="Liberation Serif" w:eastAsia="Liberation Serif" w:cs="Liberation Serif"/>
                 <w:b w:val="false"/>
-                <w:b w:val="false"/>
-                <w:i w:val="false"/>
                 <w:i w:val="false"/>
                 <w:caps w:val="false"/>
                 <w:smallCaps w:val="false"/>
@@ -2116,6 +2129,67 @@
                 <w:color w:val="000000"/>
                 <w:position w:val="0"/>
                 <w:sz w:val="24"/>
+                <w:szCs w:val="24"/>
+                <w:u w:val="none"/>
+                <w:shd w:fill="auto" w:val="clear"/>
+                <w:vertAlign w:val="baseline"/>
+              </w:rPr>
+            </w:pPr>
+            <w:bookmarkStart w:id="14" w:name="_heading=h.17dp8vu"/>
+            <w:bookmarkEnd w:id="14"/>
+            <w:r>
+              <w:rPr>
+                <w:rFonts w:eastAsia="Liberation Serif" w:cs="Liberation Serif"/>
+                <w:b w:val="false"/>
+                <w:i w:val="false"/>
+                <w:caps w:val="false"/>
+                <w:smallCaps w:val="false"/>
+                <w:strike w:val="false"/>
+                <w:dstrike w:val="false"/>
+                <w:color w:val="000000"/>
+                <w:position w:val="0"/>
+                <w:sz w:val="24"/>
+                <w:szCs w:val="24"/>
+                <w:u w:val="none"/>
+                <w:shd w:fill="auto" w:val="clear"/>
+                <w:vertAlign w:val="baseline"/>
+              </w:rPr>
+              <w:t>${findings.stats.count.critical}</w:t>
+            </w:r>
+          </w:p>
+        </w:tc>
+      </w:tr>
+      <w:tr>
+        <w:trPr/>
+        <w:tc>
+          <w:tcPr>
+            <w:tcW w:w="2385" w:type="dxa"/>
+            <w:tcBorders>
+              <w:left w:val="single" w:sz="4" w:space="0" w:color="000000"/>
+              <w:bottom w:val="single" w:sz="4" w:space="0" w:color="000000"/>
+            </w:tcBorders>
+            <w:shd w:fill="FFB66C" w:val="clear"/>
+          </w:tcPr>
+          <w:p>
+            <w:pPr>
+              <w:pStyle w:val="LO-normal"/>
+              <w:keepNext w:val="false"/>
+              <w:keepLines w:val="false"/>
+              <w:widowControl w:val="false"/>
+              <w:shd w:val="clear" w:fill="auto"/>
+              <w:spacing w:lineRule="auto" w:line="240" w:before="0" w:after="0"/>
+              <w:ind w:hanging="0" w:left="0" w:right="0"/>
+              <w:jc w:val="left"/>
+              <w:rPr>
+                <w:rFonts w:ascii="Liberation Serif" w:hAnsi="Liberation Serif" w:eastAsia="Liberation Serif" w:cs="Liberation Serif"/>
+                <w:b w:val="false"/>
+                <w:i w:val="false"/>
+                <w:caps w:val="false"/>
+                <w:smallCaps w:val="false"/>
+                <w:strike w:val="false"/>
+                <w:dstrike w:val="false"/>
+                <w:color w:val="000000"/>
+                <w:position w:val="0"/>
                 <w:sz w:val="24"/>
                 <w:szCs w:val="24"/>
                 <w:u w:val="none"/>
@@ -2135,189 +2209,37 @@
                 <w:color w:val="000000"/>
                 <w:position w:val="0"/>
                 <w:sz w:val="24"/>
-                <w:sz w:val="24"/>
                 <w:szCs w:val="24"/>
                 <w:u w:val="none"/>
                 <w:shd w:fill="auto" w:val="clear"/>
                 <w:vertAlign w:val="baseline"/>
               </w:rPr>
-              <w:t>${target.kind}</w:t>
+              <w:t>High</w:t>
             </w:r>
           </w:p>
         </w:tc>
-      </w:tr>
-    </w:tbl>
-    <w:p>
-      <w:pPr>
-        <w:pStyle w:val="LOnormal"/>
-        <w:keepNext w:val="false"/>
-        <w:keepLines w:val="false"/>
-        <w:pageBreakBefore w:val="false"/>
-        <w:widowControl/>
-        <w:shd w:val="clear" w:fill="auto"/>
-        <w:spacing w:lineRule="auto" w:line="276" w:before="0" w:after="140"/>
-        <w:ind w:left="0" w:right="0" w:hanging="0"/>
-        <w:jc w:val="left"/>
-        <w:rPr>
-          <w:rFonts w:ascii="Liberation Serif" w:hAnsi="Liberation Serif" w:eastAsia="Liberation Serif" w:cs="Liberation Serif"/>
-          <w:b w:val="false"/>
-          <w:b w:val="false"/>
-          <w:i w:val="false"/>
-          <w:i w:val="false"/>
-          <w:caps w:val="false"/>
-          <w:smallCaps w:val="false"/>
-          <w:strike w:val="false"/>
-          <w:dstrike w:val="false"/>
-          <w:color w:val="000000"/>
-          <w:position w:val="0"/>
-          <w:sz w:val="24"/>
-          <w:sz w:val="24"/>
-          <w:szCs w:val="24"/>
-          <w:u w:val="none"/>
-          <w:shd w:fill="auto" w:val="clear"/>
-          <w:vertAlign w:val="baseline"/>
-        </w:rPr>
-      </w:pPr>
-      <w:r>
-        <w:rPr>
-          <w:rFonts w:eastAsia="Liberation Serif" w:cs="Liberation Serif"/>
-          <w:b w:val="false"/>
-          <w:i w:val="false"/>
-          <w:caps w:val="false"/>
-          <w:smallCaps w:val="false"/>
-          <w:strike w:val="false"/>
-          <w:dstrike w:val="false"/>
-          <w:color w:val="000000"/>
-          <w:position w:val="0"/>
-          <w:sz w:val="24"/>
-          <w:sz w:val="24"/>
-          <w:szCs w:val="24"/>
-          <w:u w:val="none"/>
-          <w:shd w:fill="auto" w:val="clear"/>
-          <w:vertAlign w:val="baseline"/>
-        </w:rPr>
-      </w:r>
-    </w:p>
-    <w:p>
-      <w:pPr>
-        <w:pStyle w:val="LOnormal"/>
-        <w:keepNext w:val="false"/>
-        <w:keepLines w:val="false"/>
-        <w:pageBreakBefore w:val="false"/>
-        <w:widowControl/>
-        <w:shd w:val="clear" w:fill="auto"/>
-        <w:spacing w:lineRule="auto" w:line="276" w:before="0" w:after="140"/>
-        <w:ind w:left="0" w:right="0" w:hanging="0"/>
-        <w:jc w:val="left"/>
-        <w:rPr>
-          <w:rFonts w:ascii="Liberation Serif" w:hAnsi="Liberation Serif" w:eastAsia="Liberation Serif" w:cs="Liberation Serif"/>
-          <w:b w:val="false"/>
-          <w:b w:val="false"/>
-          <w:i w:val="false"/>
-          <w:i w:val="false"/>
-          <w:caps w:val="false"/>
-          <w:smallCaps w:val="false"/>
-          <w:strike w:val="false"/>
-          <w:dstrike w:val="false"/>
-          <w:color w:val="000000"/>
-          <w:position w:val="0"/>
-          <w:sz w:val="24"/>
-          <w:sz w:val="24"/>
-          <w:szCs w:val="24"/>
-          <w:u w:val="none"/>
-          <w:shd w:fill="auto" w:val="clear"/>
-          <w:vertAlign w:val="baseline"/>
-        </w:rPr>
-      </w:pPr>
-      <w:r>
-        <w:rPr>
-          <w:rFonts w:eastAsia="Liberation Serif" w:cs="Liberation Serif"/>
-          <w:b w:val="false"/>
-          <w:i w:val="false"/>
-          <w:caps w:val="false"/>
-          <w:smallCaps w:val="false"/>
-          <w:strike w:val="false"/>
-          <w:dstrike w:val="false"/>
-          <w:color w:val="000000"/>
-          <w:position w:val="0"/>
-          <w:sz w:val="24"/>
-          <w:sz w:val="24"/>
-          <w:szCs w:val="24"/>
-          <w:u w:val="none"/>
-          <w:shd w:fill="auto" w:val="clear"/>
-          <w:vertAlign w:val="baseline"/>
-        </w:rPr>
-      </w:r>
-      <w:r>
-        <w:br w:type="page"/>
-      </w:r>
-    </w:p>
-    <w:p>
-      <w:pPr>
-        <w:pStyle w:val="Heading1"/>
-        <w:numPr>
-          <w:ilvl w:val="0"/>
-          <w:numId w:val="1"/>
-        </w:numPr>
-        <w:ind w:left="0" w:hanging="0"/>
-        <w:jc w:val="left"/>
-        <w:rPr/>
-      </w:pPr>
-      <w:bookmarkStart w:id="16" w:name="__RefHeading___Toc533_786158731"/>
-      <w:bookmarkStart w:id="17" w:name="_heading=h.2s8eyo1"/>
-      <w:bookmarkEnd w:id="16"/>
-      <w:bookmarkEnd w:id="17"/>
-      <w:r>
-        <w:rPr/>
-        <w:t>Findings overview</w:t>
-      </w:r>
-    </w:p>
-    <w:tbl>
-      <w:tblPr>
-        <w:tblStyle w:val="Table5"/>
-        <w:tblW w:w="9645" w:type="dxa"/>
-        <w:jc w:val="left"/>
-        <w:tblInd w:w="0" w:type="dxa"/>
-        <w:tblLayout w:type="fixed"/>
-        <w:tblCellMar>
-          <w:top w:w="0" w:type="dxa"/>
-          <w:left w:w="108" w:type="dxa"/>
-          <w:bottom w:w="0" w:type="dxa"/>
-          <w:right w:w="108" w:type="dxa"/>
-        </w:tblCellMar>
-        <w:tblLook w:val="0000"/>
-      </w:tblPr>
-      <w:tblGrid>
-        <w:gridCol w:w="2385"/>
-        <w:gridCol w:w="7259"/>
-      </w:tblGrid>
-      <w:tr>
-        <w:trPr/>
         <w:tc>
           <w:tcPr>
-            <w:tcW w:w="2385" w:type="dxa"/>
+            <w:tcW w:w="7260" w:type="dxa"/>
             <w:tcBorders>
-              <w:top w:val="single" w:sz="4" w:space="0" w:color="000000"/>
               <w:left w:val="single" w:sz="4" w:space="0" w:color="000000"/>
               <w:bottom w:val="single" w:sz="4" w:space="0" w:color="000000"/>
+              <w:right w:val="single" w:sz="4" w:space="0" w:color="000000"/>
             </w:tcBorders>
-            <w:shd w:fill="FFAA95" w:val="clear"/>
           </w:tcPr>
           <w:p>
             <w:pPr>
-              <w:pStyle w:val="LOnormal"/>
+              <w:pStyle w:val="LO-normal"/>
               <w:keepNext w:val="false"/>
               <w:keepLines w:val="false"/>
               <w:widowControl w:val="false"/>
               <w:shd w:val="clear" w:fill="auto"/>
               <w:spacing w:lineRule="auto" w:line="240" w:before="0" w:after="0"/>
-              <w:ind w:left="0" w:right="0" w:hanging="0"/>
+              <w:ind w:hanging="0" w:left="0" w:right="0"/>
               <w:jc w:val="left"/>
               <w:rPr>
                 <w:rFonts w:ascii="Liberation Serif" w:hAnsi="Liberation Serif" w:eastAsia="Liberation Serif" w:cs="Liberation Serif"/>
                 <w:b w:val="false"/>
-                <w:b w:val="false"/>
-                <w:i w:val="false"/>
                 <w:i w:val="false"/>
                 <w:caps w:val="false"/>
                 <w:smallCaps w:val="false"/>
@@ -2325,7 +2247,6 @@
                 <w:dstrike w:val="false"/>
                 <w:color w:val="000000"/>
                 <w:position w:val="0"/>
-                <w:sz w:val="24"/>
                 <w:sz w:val="24"/>
                 <w:szCs w:val="24"/>
                 <w:u w:val="none"/>
@@ -2345,77 +2266,12 @@
                 <w:color w:val="000000"/>
                 <w:position w:val="0"/>
                 <w:sz w:val="24"/>
-                <w:sz w:val="24"/>
                 <w:szCs w:val="24"/>
                 <w:u w:val="none"/>
                 <w:shd w:fill="auto" w:val="clear"/>
                 <w:vertAlign w:val="baseline"/>
               </w:rPr>
-              <w:t>Critical</w:t>
-            </w:r>
-          </w:p>
-        </w:tc>
-        <w:tc>
-          <w:tcPr>
-            <w:tcW w:w="7259" w:type="dxa"/>
-            <w:tcBorders>
-              <w:top w:val="single" w:sz="4" w:space="0" w:color="000000"/>
-              <w:left w:val="single" w:sz="4" w:space="0" w:color="000000"/>
-              <w:bottom w:val="single" w:sz="4" w:space="0" w:color="000000"/>
-              <w:right w:val="single" w:sz="4" w:space="0" w:color="000000"/>
-            </w:tcBorders>
-          </w:tcPr>
-          <w:p>
-            <w:pPr>
-              <w:pStyle w:val="LOnormal"/>
-              <w:keepNext w:val="false"/>
-              <w:keepLines w:val="false"/>
-              <w:widowControl w:val="false"/>
-              <w:shd w:val="clear" w:fill="auto"/>
-              <w:spacing w:lineRule="auto" w:line="240" w:before="0" w:after="0"/>
-              <w:ind w:left="0" w:right="0" w:hanging="0"/>
-              <w:jc w:val="left"/>
-              <w:rPr>
-                <w:rFonts w:ascii="Liberation Serif" w:hAnsi="Liberation Serif" w:eastAsia="Liberation Serif" w:cs="Liberation Serif"/>
-                <w:b w:val="false"/>
-                <w:b w:val="false"/>
-                <w:i w:val="false"/>
-                <w:i w:val="false"/>
-                <w:caps w:val="false"/>
-                <w:smallCaps w:val="false"/>
-                <w:strike w:val="false"/>
-                <w:dstrike w:val="false"/>
-                <w:color w:val="000000"/>
-                <w:position w:val="0"/>
-                <w:sz w:val="24"/>
-                <w:sz w:val="24"/>
-                <w:szCs w:val="24"/>
-                <w:u w:val="none"/>
-                <w:shd w:fill="auto" w:val="clear"/>
-                <w:vertAlign w:val="baseline"/>
-              </w:rPr>
-            </w:pPr>
-            <w:bookmarkStart w:id="18" w:name="_heading=h.17dp8vu"/>
-            <w:bookmarkEnd w:id="18"/>
-            <w:r>
-              <w:rPr>
-                <w:rFonts w:eastAsia="Liberation Serif" w:cs="Liberation Serif"/>
-                <w:b w:val="false"/>
-                <w:i w:val="false"/>
-                <w:caps w:val="false"/>
-                <w:smallCaps w:val="false"/>
-                <w:strike w:val="false"/>
-                <w:dstrike w:val="false"/>
-                <w:color w:val="000000"/>
-                <w:position w:val="0"/>
-                <w:sz w:val="24"/>
-                <w:sz w:val="24"/>
-                <w:szCs w:val="24"/>
-                <w:u w:val="none"/>
-                <w:shd w:fill="auto" w:val="clear"/>
-                <w:vertAlign w:val="baseline"/>
-              </w:rPr>
-              <w:t>${findings.count.critical}</w:t>
+              <w:t>${findings.stats.count.high}</w:t>
             </w:r>
           </w:p>
         </w:tc>
@@ -2429,23 +2285,21 @@
               <w:left w:val="single" w:sz="4" w:space="0" w:color="000000"/>
               <w:bottom w:val="single" w:sz="4" w:space="0" w:color="000000"/>
             </w:tcBorders>
-            <w:shd w:fill="FFB66C" w:val="clear"/>
+            <w:shd w:fill="FFE994" w:val="clear"/>
           </w:tcPr>
           <w:p>
             <w:pPr>
-              <w:pStyle w:val="LOnormal"/>
+              <w:pStyle w:val="LO-normal"/>
               <w:keepNext w:val="false"/>
               <w:keepLines w:val="false"/>
               <w:widowControl w:val="false"/>
               <w:shd w:val="clear" w:fill="auto"/>
               <w:spacing w:lineRule="auto" w:line="240" w:before="0" w:after="0"/>
-              <w:ind w:left="0" w:right="0" w:hanging="0"/>
+              <w:ind w:hanging="0" w:left="0" w:right="0"/>
               <w:jc w:val="left"/>
               <w:rPr>
                 <w:rFonts w:ascii="Liberation Serif" w:hAnsi="Liberation Serif" w:eastAsia="Liberation Serif" w:cs="Liberation Serif"/>
                 <w:b w:val="false"/>
-                <w:b w:val="false"/>
-                <w:i w:val="false"/>
                 <w:i w:val="false"/>
                 <w:caps w:val="false"/>
                 <w:smallCaps w:val="false"/>
@@ -2453,7 +2307,6 @@
                 <w:dstrike w:val="false"/>
                 <w:color w:val="000000"/>
                 <w:position w:val="0"/>
-                <w:sz w:val="24"/>
                 <w:sz w:val="24"/>
                 <w:szCs w:val="24"/>
                 <w:u w:val="none"/>
@@ -2473,19 +2326,18 @@
                 <w:color w:val="000000"/>
                 <w:position w:val="0"/>
                 <w:sz w:val="24"/>
-                <w:sz w:val="24"/>
                 <w:szCs w:val="24"/>
                 <w:u w:val="none"/>
                 <w:shd w:fill="auto" w:val="clear"/>
                 <w:vertAlign w:val="baseline"/>
               </w:rPr>
-              <w:t>High</w:t>
+              <w:t>Medium</w:t>
             </w:r>
           </w:p>
         </w:tc>
         <w:tc>
           <w:tcPr>
-            <w:tcW w:w="7259" w:type="dxa"/>
+            <w:tcW w:w="7260" w:type="dxa"/>
             <w:tcBorders>
               <w:left w:val="single" w:sz="4" w:space="0" w:color="000000"/>
               <w:bottom w:val="single" w:sz="4" w:space="0" w:color="000000"/>
@@ -2494,19 +2346,17 @@
           </w:tcPr>
           <w:p>
             <w:pPr>
-              <w:pStyle w:val="LOnormal"/>
+              <w:pStyle w:val="LO-normal"/>
               <w:keepNext w:val="false"/>
               <w:keepLines w:val="false"/>
               <w:widowControl w:val="false"/>
               <w:shd w:val="clear" w:fill="auto"/>
               <w:spacing w:lineRule="auto" w:line="240" w:before="0" w:after="0"/>
-              <w:ind w:left="0" w:right="0" w:hanging="0"/>
+              <w:ind w:hanging="0" w:left="0" w:right="0"/>
               <w:jc w:val="left"/>
               <w:rPr>
                 <w:rFonts w:ascii="Liberation Serif" w:hAnsi="Liberation Serif" w:eastAsia="Liberation Serif" w:cs="Liberation Serif"/>
                 <w:b w:val="false"/>
-                <w:b w:val="false"/>
-                <w:i w:val="false"/>
                 <w:i w:val="false"/>
                 <w:caps w:val="false"/>
                 <w:smallCaps w:val="false"/>
@@ -2514,7 +2364,6 @@
                 <w:dstrike w:val="false"/>
                 <w:color w:val="000000"/>
                 <w:position w:val="0"/>
-                <w:sz w:val="24"/>
                 <w:sz w:val="24"/>
                 <w:szCs w:val="24"/>
                 <w:u w:val="none"/>
@@ -2534,13 +2383,12 @@
                 <w:color w:val="000000"/>
                 <w:position w:val="0"/>
                 <w:sz w:val="24"/>
-                <w:sz w:val="24"/>
                 <w:szCs w:val="24"/>
                 <w:u w:val="none"/>
                 <w:shd w:fill="auto" w:val="clear"/>
                 <w:vertAlign w:val="baseline"/>
               </w:rPr>
-              <w:t>${findings.count.high}</w:t>
+              <w:t>${findings.stats.count.medium}</w:t>
             </w:r>
           </w:p>
         </w:tc>
@@ -2554,23 +2402,21 @@
               <w:left w:val="single" w:sz="4" w:space="0" w:color="000000"/>
               <w:bottom w:val="single" w:sz="4" w:space="0" w:color="000000"/>
             </w:tcBorders>
-            <w:shd w:fill="FFE994" w:val="clear"/>
+            <w:shd w:fill="FFFFD7" w:val="clear"/>
           </w:tcPr>
           <w:p>
             <w:pPr>
-              <w:pStyle w:val="LOnormal"/>
+              <w:pStyle w:val="LO-normal"/>
               <w:keepNext w:val="false"/>
               <w:keepLines w:val="false"/>
               <w:widowControl w:val="false"/>
               <w:shd w:val="clear" w:fill="auto"/>
               <w:spacing w:lineRule="auto" w:line="240" w:before="0" w:after="0"/>
-              <w:ind w:left="0" w:right="0" w:hanging="0"/>
+              <w:ind w:hanging="0" w:left="0" w:right="0"/>
               <w:jc w:val="left"/>
               <w:rPr>
                 <w:rFonts w:ascii="Liberation Serif" w:hAnsi="Liberation Serif" w:eastAsia="Liberation Serif" w:cs="Liberation Serif"/>
                 <w:b w:val="false"/>
-                <w:b w:val="false"/>
-                <w:i w:val="false"/>
                 <w:i w:val="false"/>
                 <w:caps w:val="false"/>
                 <w:smallCaps w:val="false"/>
@@ -2578,7 +2424,6 @@
                 <w:dstrike w:val="false"/>
                 <w:color w:val="000000"/>
                 <w:position w:val="0"/>
-                <w:sz w:val="24"/>
                 <w:sz w:val="24"/>
                 <w:szCs w:val="24"/>
                 <w:u w:val="none"/>
@@ -2598,19 +2443,18 @@
                 <w:color w:val="000000"/>
                 <w:position w:val="0"/>
                 <w:sz w:val="24"/>
-                <w:sz w:val="24"/>
                 <w:szCs w:val="24"/>
                 <w:u w:val="none"/>
                 <w:shd w:fill="auto" w:val="clear"/>
                 <w:vertAlign w:val="baseline"/>
               </w:rPr>
-              <w:t>Medium</w:t>
+              <w:t>Low</w:t>
             </w:r>
           </w:p>
         </w:tc>
         <w:tc>
           <w:tcPr>
-            <w:tcW w:w="7259" w:type="dxa"/>
+            <w:tcW w:w="7260" w:type="dxa"/>
             <w:tcBorders>
               <w:left w:val="single" w:sz="4" w:space="0" w:color="000000"/>
               <w:bottom w:val="single" w:sz="4" w:space="0" w:color="000000"/>
@@ -2619,19 +2463,17 @@
           </w:tcPr>
           <w:p>
             <w:pPr>
-              <w:pStyle w:val="LOnormal"/>
+              <w:pStyle w:val="LO-normal"/>
               <w:keepNext w:val="false"/>
               <w:keepLines w:val="false"/>
               <w:widowControl w:val="false"/>
               <w:shd w:val="clear" w:fill="auto"/>
               <w:spacing w:lineRule="auto" w:line="240" w:before="0" w:after="0"/>
-              <w:ind w:left="0" w:right="0" w:hanging="0"/>
+              <w:ind w:hanging="0" w:left="0" w:right="0"/>
               <w:jc w:val="left"/>
               <w:rPr>
                 <w:rFonts w:ascii="Liberation Serif" w:hAnsi="Liberation Serif" w:eastAsia="Liberation Serif" w:cs="Liberation Serif"/>
                 <w:b w:val="false"/>
-                <w:b w:val="false"/>
-                <w:i w:val="false"/>
                 <w:i w:val="false"/>
                 <w:caps w:val="false"/>
                 <w:smallCaps w:val="false"/>
@@ -2639,7 +2481,6 @@
                 <w:dstrike w:val="false"/>
                 <w:color w:val="000000"/>
                 <w:position w:val="0"/>
-                <w:sz w:val="24"/>
                 <w:sz w:val="24"/>
                 <w:szCs w:val="24"/>
                 <w:u w:val="none"/>
@@ -2659,138 +2500,12 @@
                 <w:color w:val="000000"/>
                 <w:position w:val="0"/>
                 <w:sz w:val="24"/>
-                <w:sz w:val="24"/>
                 <w:szCs w:val="24"/>
                 <w:u w:val="none"/>
                 <w:shd w:fill="auto" w:val="clear"/>
                 <w:vertAlign w:val="baseline"/>
               </w:rPr>
-              <w:t>${findings.count.medium}</w:t>
-            </w:r>
-          </w:p>
-        </w:tc>
-      </w:tr>
-      <w:tr>
-        <w:trPr/>
-        <w:tc>
-          <w:tcPr>
-            <w:tcW w:w="2385" w:type="dxa"/>
-            <w:tcBorders>
-              <w:left w:val="single" w:sz="4" w:space="0" w:color="000000"/>
-              <w:bottom w:val="single" w:sz="4" w:space="0" w:color="000000"/>
-            </w:tcBorders>
-            <w:shd w:fill="FFFFD7" w:val="clear"/>
-          </w:tcPr>
-          <w:p>
-            <w:pPr>
-              <w:pStyle w:val="LOnormal"/>
-              <w:keepNext w:val="false"/>
-              <w:keepLines w:val="false"/>
-              <w:widowControl w:val="false"/>
-              <w:shd w:val="clear" w:fill="auto"/>
-              <w:spacing w:lineRule="auto" w:line="240" w:before="0" w:after="0"/>
-              <w:ind w:left="0" w:right="0" w:hanging="0"/>
-              <w:jc w:val="left"/>
-              <w:rPr>
-                <w:rFonts w:ascii="Liberation Serif" w:hAnsi="Liberation Serif" w:eastAsia="Liberation Serif" w:cs="Liberation Serif"/>
-                <w:b w:val="false"/>
-                <w:b w:val="false"/>
-                <w:i w:val="false"/>
-                <w:i w:val="false"/>
-                <w:caps w:val="false"/>
-                <w:smallCaps w:val="false"/>
-                <w:strike w:val="false"/>
-                <w:dstrike w:val="false"/>
-                <w:color w:val="000000"/>
-                <w:position w:val="0"/>
-                <w:sz w:val="24"/>
-                <w:sz w:val="24"/>
-                <w:szCs w:val="24"/>
-                <w:u w:val="none"/>
-                <w:shd w:fill="auto" w:val="clear"/>
-                <w:vertAlign w:val="baseline"/>
-              </w:rPr>
-            </w:pPr>
-            <w:r>
-              <w:rPr>
-                <w:rFonts w:eastAsia="Liberation Serif" w:cs="Liberation Serif"/>
-                <w:b w:val="false"/>
-                <w:i w:val="false"/>
-                <w:caps w:val="false"/>
-                <w:smallCaps w:val="false"/>
-                <w:strike w:val="false"/>
-                <w:dstrike w:val="false"/>
-                <w:color w:val="000000"/>
-                <w:position w:val="0"/>
-                <w:sz w:val="24"/>
-                <w:sz w:val="24"/>
-                <w:szCs w:val="24"/>
-                <w:u w:val="none"/>
-                <w:shd w:fill="auto" w:val="clear"/>
-                <w:vertAlign w:val="baseline"/>
-              </w:rPr>
-              <w:t>Low</w:t>
-            </w:r>
-          </w:p>
-        </w:tc>
-        <w:tc>
-          <w:tcPr>
-            <w:tcW w:w="7259" w:type="dxa"/>
-            <w:tcBorders>
-              <w:left w:val="single" w:sz="4" w:space="0" w:color="000000"/>
-              <w:bottom w:val="single" w:sz="4" w:space="0" w:color="000000"/>
-              <w:right w:val="single" w:sz="4" w:space="0" w:color="000000"/>
-            </w:tcBorders>
-          </w:tcPr>
-          <w:p>
-            <w:pPr>
-              <w:pStyle w:val="LOnormal"/>
-              <w:keepNext w:val="false"/>
-              <w:keepLines w:val="false"/>
-              <w:widowControl w:val="false"/>
-              <w:shd w:val="clear" w:fill="auto"/>
-              <w:spacing w:lineRule="auto" w:line="240" w:before="0" w:after="0"/>
-              <w:ind w:left="0" w:right="0" w:hanging="0"/>
-              <w:jc w:val="left"/>
-              <w:rPr>
-                <w:rFonts w:ascii="Liberation Serif" w:hAnsi="Liberation Serif" w:eastAsia="Liberation Serif" w:cs="Liberation Serif"/>
-                <w:b w:val="false"/>
-                <w:b w:val="false"/>
-                <w:i w:val="false"/>
-                <w:i w:val="false"/>
-                <w:caps w:val="false"/>
-                <w:smallCaps w:val="false"/>
-                <w:strike w:val="false"/>
-                <w:dstrike w:val="false"/>
-                <w:color w:val="000000"/>
-                <w:position w:val="0"/>
-                <w:sz w:val="24"/>
-                <w:sz w:val="24"/>
-                <w:szCs w:val="24"/>
-                <w:u w:val="none"/>
-                <w:shd w:fill="auto" w:val="clear"/>
-                <w:vertAlign w:val="baseline"/>
-              </w:rPr>
-            </w:pPr>
-            <w:r>
-              <w:rPr>
-                <w:rFonts w:eastAsia="Liberation Serif" w:cs="Liberation Serif"/>
-                <w:b w:val="false"/>
-                <w:i w:val="false"/>
-                <w:caps w:val="false"/>
-                <w:smallCaps w:val="false"/>
-                <w:strike w:val="false"/>
-                <w:dstrike w:val="false"/>
-                <w:color w:val="000000"/>
-                <w:position w:val="0"/>
-                <w:sz w:val="24"/>
-                <w:sz w:val="24"/>
-                <w:szCs w:val="24"/>
-                <w:u w:val="none"/>
-                <w:shd w:fill="auto" w:val="clear"/>
-                <w:vertAlign w:val="baseline"/>
-              </w:rPr>
-              <w:t>${findings.count.low}</w:t>
+              <w:t>${findings.stats.count.low}</w:t>
             </w:r>
           </w:p>
         </w:tc>
@@ -2798,20 +2513,18 @@
     </w:tbl>
     <w:p>
       <w:pPr>
-        <w:pStyle w:val="LOnormal"/>
+        <w:pStyle w:val="LO-normal"/>
         <w:keepNext w:val="false"/>
         <w:keepLines w:val="false"/>
         <w:pageBreakBefore w:val="false"/>
         <w:widowControl/>
         <w:shd w:val="clear" w:fill="auto"/>
         <w:spacing w:lineRule="auto" w:line="276" w:before="0" w:after="140"/>
-        <w:ind w:left="0" w:right="0" w:hanging="0"/>
+        <w:ind w:hanging="0" w:left="0" w:right="0"/>
         <w:jc w:val="left"/>
         <w:rPr>
           <w:rFonts w:ascii="Liberation Serif" w:hAnsi="Liberation Serif" w:eastAsia="Liberation Serif" w:cs="Liberation Serif"/>
           <w:b w:val="false"/>
-          <w:b w:val="false"/>
-          <w:i w:val="false"/>
           <w:i w:val="false"/>
           <w:caps w:val="false"/>
           <w:smallCaps w:val="false"/>
@@ -2819,7 +2532,6 @@
           <w:dstrike w:val="false"/>
           <w:color w:val="000000"/>
           <w:position w:val="0"/>
-          <w:sz w:val="24"/>
           <w:sz w:val="24"/>
           <w:szCs w:val="24"/>
           <w:u w:val="none"/>
@@ -2839,7 +2551,6 @@
           <w:color w:val="000000"/>
           <w:position w:val="0"/>
           <w:sz w:val="24"/>
-          <w:sz w:val="24"/>
           <w:szCs w:val="24"/>
           <w:u w:val="none"/>
           <w:shd w:fill="auto" w:val="clear"/>
@@ -2849,20 +2560,18 @@
     </w:p>
     <w:p>
       <w:pPr>
-        <w:pStyle w:val="LOnormal"/>
+        <w:pStyle w:val="LO-normal"/>
         <w:keepNext w:val="false"/>
         <w:keepLines w:val="false"/>
         <w:pageBreakBefore w:val="false"/>
         <w:widowControl/>
         <w:shd w:val="clear" w:fill="auto"/>
         <w:spacing w:lineRule="auto" w:line="276" w:before="0" w:after="140"/>
-        <w:ind w:left="0" w:right="0" w:hanging="0"/>
+        <w:ind w:hanging="0" w:left="0" w:right="0"/>
         <w:jc w:val="left"/>
         <w:rPr>
           <w:rFonts w:ascii="Liberation Serif" w:hAnsi="Liberation Serif" w:eastAsia="Liberation Serif" w:cs="Liberation Serif"/>
           <w:b w:val="false"/>
-          <w:b w:val="false"/>
-          <w:i w:val="false"/>
           <w:i w:val="false"/>
           <w:caps w:val="false"/>
           <w:smallCaps w:val="false"/>
@@ -2870,7 +2579,6 @@
           <w:dstrike w:val="false"/>
           <w:color w:val="000000"/>
           <w:position w:val="0"/>
-          <w:sz w:val="24"/>
           <w:sz w:val="24"/>
           <w:szCs w:val="24"/>
           <w:u w:val="none"/>
@@ -2890,7 +2598,6 @@
           <w:color w:val="000000"/>
           <w:position w:val="0"/>
           <w:sz w:val="24"/>
-          <w:sz w:val="24"/>
           <w:szCs w:val="24"/>
           <w:u w:val="none"/>
           <w:shd w:fill="auto" w:val="clear"/>
@@ -2906,16 +2613,17 @@
         <w:pStyle w:val="Heading1"/>
         <w:numPr>
           <w:ilvl w:val="0"/>
-          <w:numId w:val="1"/>
+          <w:numId w:val="0"/>
         </w:numPr>
-        <w:ind w:left="0" w:hanging="0"/>
+        <w:spacing w:before="0" w:after="120"/>
+        <w:ind w:hanging="0" w:left="0"/>
         <w:jc w:val="left"/>
         <w:rPr/>
       </w:pPr>
-      <w:bookmarkStart w:id="19" w:name="__RefHeading___Toc535_786158731"/>
-      <w:bookmarkStart w:id="20" w:name="_heading=h.3rdcrjn"/>
-      <w:bookmarkEnd w:id="19"/>
-      <w:bookmarkEnd w:id="20"/>
+      <w:bookmarkStart w:id="15" w:name="__RefHeading___Toc535_786158731"/>
+      <w:bookmarkStart w:id="16" w:name="_heading=h.3rdcrjn"/>
+      <w:bookmarkEnd w:id="15"/>
+      <w:bookmarkEnd w:id="16"/>
       <w:r>
         <w:rPr/>
         <w:t>Vulnerabilities</w:t>
@@ -2923,563 +2631,83 @@
     </w:p>
     <w:p>
       <w:pPr>
-        <w:pStyle w:val="LOnormal"/>
-        <w:keepNext w:val="false"/>
-        <w:keepLines w:val="false"/>
+        <w:pStyle w:val="LO-normal"/>
         <w:pageBreakBefore w:val="false"/>
-        <w:widowControl/>
-        <w:shd w:val="clear" w:fill="auto"/>
-        <w:spacing w:lineRule="auto" w:line="276" w:before="0" w:after="140"/>
-        <w:ind w:left="0" w:right="0" w:hanging="0"/>
-        <w:jc w:val="left"/>
-        <w:rPr>
-          <w:rFonts w:ascii="Liberation Serif" w:hAnsi="Liberation Serif" w:eastAsia="Liberation Serif" w:cs="Liberation Serif"/>
-          <w:b w:val="false"/>
-          <w:b w:val="false"/>
-          <w:i w:val="false"/>
-          <w:i w:val="false"/>
-          <w:caps w:val="false"/>
-          <w:smallCaps w:val="false"/>
-          <w:strike w:val="false"/>
-          <w:dstrike w:val="false"/>
-          <w:color w:val="000000"/>
-          <w:position w:val="0"/>
-          <w:sz w:val="24"/>
-          <w:sz w:val="24"/>
-          <w:szCs w:val="24"/>
-          <w:u w:val="none"/>
-          <w:shd w:fill="auto" w:val="clear"/>
-          <w:vertAlign w:val="baseline"/>
-        </w:rPr>
-      </w:pPr>
-      <w:r>
-        <w:rPr>
-          <w:rFonts w:eastAsia="Liberation Serif" w:cs="Liberation Serif"/>
-          <w:b w:val="false"/>
-          <w:i w:val="false"/>
-          <w:caps w:val="false"/>
-          <w:smallCaps w:val="false"/>
-          <w:strike w:val="false"/>
-          <w:dstrike w:val="false"/>
-          <w:color w:val="000000"/>
-          <w:position w:val="0"/>
-          <w:sz w:val="24"/>
-          <w:sz w:val="24"/>
-          <w:szCs w:val="24"/>
-          <w:u w:val="none"/>
-          <w:shd w:fill="auto" w:val="clear"/>
-          <w:vertAlign w:val="baseline"/>
-        </w:rPr>
-      </w:r>
-    </w:p>
-    <w:p>
-      <w:pPr>
-        <w:pStyle w:val="LOnormal"/>
-        <w:rPr>
-          <w:rFonts w:ascii="Liberation Serif" w:hAnsi="Liberation Serif" w:eastAsia="Liberation Serif" w:cs="Liberation Serif"/>
-          <w:b w:val="false"/>
-          <w:b w:val="false"/>
-          <w:i w:val="false"/>
-          <w:i w:val="false"/>
-          <w:caps w:val="false"/>
-          <w:smallCaps w:val="false"/>
-          <w:strike w:val="false"/>
-          <w:dstrike w:val="false"/>
-          <w:color w:val="000000"/>
-          <w:position w:val="0"/>
-          <w:sz w:val="24"/>
-          <w:sz w:val="24"/>
-          <w:szCs w:val="24"/>
-          <w:u w:val="none"/>
-          <w:shd w:fill="auto" w:val="clear"/>
-          <w:vertAlign w:val="baseline"/>
-        </w:rPr>
-      </w:pPr>
-      <w:r>
-        <w:rPr/>
-        <w:t>${vulnerabilities}</w:t>
-      </w:r>
-    </w:p>
-    <w:p>
-      <w:pPr>
-        <w:pStyle w:val="LOnormal"/>
-        <w:rPr>
-          <w:rFonts w:ascii="Liberation Serif" w:hAnsi="Liberation Serif" w:eastAsia="Liberation Serif" w:cs="Liberation Serif"/>
-          <w:b w:val="false"/>
-          <w:b w:val="false"/>
-          <w:i w:val="false"/>
-          <w:i w:val="false"/>
-          <w:caps w:val="false"/>
-          <w:smallCaps w:val="false"/>
-          <w:strike w:val="false"/>
-          <w:dstrike w:val="false"/>
-          <w:color w:val="000000"/>
-          <w:position w:val="0"/>
-          <w:sz w:val="24"/>
-          <w:sz w:val="24"/>
-          <w:szCs w:val="24"/>
-          <w:u w:val="none"/>
-          <w:shd w:fill="auto" w:val="clear"/>
-          <w:vertAlign w:val="baseline"/>
-        </w:rPr>
-      </w:pPr>
-      <w:r>
-        <w:rPr>
-          <w:rFonts w:eastAsia="Liberation Serif" w:cs="Liberation Serif"/>
-          <w:b w:val="false"/>
-          <w:i w:val="false"/>
-          <w:caps w:val="false"/>
-          <w:smallCaps w:val="false"/>
-          <w:strike w:val="false"/>
-          <w:dstrike w:val="false"/>
-          <w:color w:val="000000"/>
-          <w:position w:val="0"/>
-          <w:sz w:val="24"/>
-          <w:sz w:val="24"/>
-          <w:szCs w:val="24"/>
-          <w:u w:val="none"/>
-          <w:shd w:fill="auto" w:val="clear"/>
-          <w:vertAlign w:val="baseline"/>
-        </w:rPr>
-        <w:t>${vulnerability.summary}</w:t>
-      </w:r>
-    </w:p>
-    <w:p>
-      <w:pPr>
-        <w:pStyle w:val="LOnormal"/>
-        <w:rPr>
-          <w:rFonts w:ascii="Liberation Serif" w:hAnsi="Liberation Serif" w:eastAsia="Liberation Serif" w:cs="Liberation Serif"/>
-          <w:b w:val="false"/>
-          <w:b w:val="false"/>
-          <w:i w:val="false"/>
-          <w:i w:val="false"/>
-          <w:caps w:val="false"/>
-          <w:smallCaps w:val="false"/>
-          <w:strike w:val="false"/>
-          <w:dstrike w:val="false"/>
-          <w:color w:val="000000"/>
-          <w:position w:val="0"/>
-          <w:sz w:val="24"/>
-          <w:sz w:val="24"/>
-          <w:szCs w:val="24"/>
-          <w:u w:val="none"/>
-          <w:shd w:fill="auto" w:val="clear"/>
-          <w:vertAlign w:val="baseline"/>
-        </w:rPr>
-      </w:pPr>
-      <w:r>
-        <w:rPr>
-          <w:rFonts w:eastAsia="Liberation Serif" w:cs="Liberation Serif"/>
-          <w:b w:val="false"/>
-          <w:i w:val="false"/>
-          <w:caps w:val="false"/>
-          <w:smallCaps w:val="false"/>
-          <w:strike w:val="false"/>
-          <w:dstrike w:val="false"/>
-          <w:color w:val="000000"/>
-          <w:position w:val="0"/>
-          <w:sz w:val="24"/>
-          <w:sz w:val="24"/>
-          <w:szCs w:val="24"/>
-          <w:u w:val="none"/>
-          <w:shd w:fill="auto" w:val="clear"/>
-          <w:vertAlign w:val="baseline"/>
-        </w:rPr>
-        <w:t>Category: ${vulnerability.category_name}</w:t>
-      </w:r>
-    </w:p>
-    <w:p>
-      <w:pPr>
-        <w:pStyle w:val="LOnormal"/>
-        <w:rPr>
-          <w:rFonts w:ascii="Liberation Serif" w:hAnsi="Liberation Serif" w:eastAsia="Liberation Serif" w:cs="Liberation Serif"/>
-          <w:b w:val="false"/>
-          <w:b w:val="false"/>
-          <w:i w:val="false"/>
-          <w:i w:val="false"/>
-          <w:caps w:val="false"/>
-          <w:smallCaps w:val="false"/>
-          <w:strike w:val="false"/>
-          <w:dstrike w:val="false"/>
-          <w:color w:val="000000"/>
-          <w:position w:val="0"/>
-          <w:sz w:val="24"/>
-          <w:sz w:val="24"/>
-          <w:szCs w:val="24"/>
-          <w:u w:val="none"/>
-          <w:shd w:fill="auto" w:val="clear"/>
-          <w:vertAlign w:val="baseline"/>
-        </w:rPr>
-      </w:pPr>
-      <w:r>
-        <w:rPr/>
-        <w:t>Severity: ${vulnerability.severity}</w:t>
-      </w:r>
-    </w:p>
-    <w:p>
-      <w:pPr>
-        <w:pStyle w:val="LOnormal"/>
-        <w:rPr>
-          <w:rFonts w:ascii="Liberation Serif" w:hAnsi="Liberation Serif" w:eastAsia="Liberation Serif" w:cs="Liberation Serif"/>
-          <w:b w:val="false"/>
-          <w:b w:val="false"/>
-          <w:i w:val="false"/>
-          <w:i w:val="false"/>
-          <w:caps w:val="false"/>
-          <w:smallCaps w:val="false"/>
-          <w:strike w:val="false"/>
-          <w:dstrike w:val="false"/>
-          <w:color w:val="000000"/>
-          <w:position w:val="0"/>
-          <w:sz w:val="24"/>
-          <w:sz w:val="24"/>
-          <w:szCs w:val="24"/>
-          <w:u w:val="none"/>
-          <w:shd w:fill="auto" w:val="clear"/>
-          <w:vertAlign w:val="baseline"/>
-        </w:rPr>
-      </w:pPr>
-      <w:r>
-        <w:rPr/>
-        <w:t>CVSS score: ${vulnerability.cvss_score}</w:t>
-      </w:r>
-    </w:p>
-    <w:p>
-      <w:pPr>
-        <w:pStyle w:val="LOnormal"/>
-        <w:rPr/>
-      </w:pPr>
-      <w:r>
-        <w:rPr/>
-        <w:t>OWASP vector: ${vulnerability.owasp_vector}</w:t>
-      </w:r>
-    </w:p>
-    <w:p>
-      <w:pPr>
-        <w:pStyle w:val="LOnormal"/>
-        <w:rPr/>
-      </w:pPr>
-      <w:r>
-        <w:rPr/>
-        <w:t>OWASP overall rating: ${vulnerability.owasp_overall}</w:t>
-      </w:r>
-    </w:p>
-    <w:p>
-      <w:pPr>
-        <w:pStyle w:val="Heading4"/>
-        <w:rPr>
-          <w:rFonts w:ascii="Liberation Serif" w:hAnsi="Liberation Serif" w:eastAsia="Liberation Serif" w:cs="Liberation Serif"/>
-          <w:b/>
-          <w:b/>
-          <w:i w:val="false"/>
-          <w:i w:val="false"/>
-          <w:caps w:val="false"/>
-          <w:smallCaps w:val="false"/>
-          <w:strike w:val="false"/>
-          <w:dstrike w:val="false"/>
-          <w:color w:val="000000"/>
-          <w:position w:val="0"/>
-          <w:sz w:val="24"/>
-          <w:sz w:val="24"/>
-          <w:szCs w:val="24"/>
-          <w:u w:val="none"/>
-          <w:shd w:fill="auto" w:val="clear"/>
-          <w:vertAlign w:val="baseline"/>
-        </w:rPr>
-      </w:pPr>
-      <w:r>
-        <w:rPr/>
-        <w:t>Description</w:t>
-      </w:r>
-    </w:p>
-    <w:p>
-      <w:pPr>
-        <w:pStyle w:val="LOnormal"/>
-        <w:rPr>
-          <w:rFonts w:ascii="Liberation Serif" w:hAnsi="Liberation Serif" w:eastAsia="Liberation Serif" w:cs="Liberation Serif"/>
-          <w:b w:val="false"/>
-          <w:b w:val="false"/>
-          <w:i w:val="false"/>
-          <w:i w:val="false"/>
-          <w:caps w:val="false"/>
-          <w:smallCaps w:val="false"/>
-          <w:strike w:val="false"/>
-          <w:dstrike w:val="false"/>
-          <w:color w:val="000000"/>
-          <w:position w:val="0"/>
-          <w:sz w:val="24"/>
-          <w:sz w:val="24"/>
-          <w:szCs w:val="24"/>
-          <w:u w:val="none"/>
-          <w:shd w:fill="auto" w:val="clear"/>
-          <w:vertAlign w:val="baseline"/>
-        </w:rPr>
-      </w:pPr>
-      <w:r>
-        <w:rPr/>
-        <w:t>${vulnerability.description}</w:t>
-      </w:r>
-    </w:p>
-    <w:p>
-      <w:pPr>
-        <w:pStyle w:val="Heading4"/>
-        <w:rPr>
-          <w:rFonts w:ascii="Liberation Serif" w:hAnsi="Liberation Serif" w:eastAsia="Liberation Serif" w:cs="Liberation Serif"/>
-          <w:b/>
-          <w:b/>
-          <w:i w:val="false"/>
-          <w:i w:val="false"/>
-          <w:caps w:val="false"/>
-          <w:smallCaps w:val="false"/>
-          <w:strike w:val="false"/>
-          <w:dstrike w:val="false"/>
-          <w:color w:val="000000"/>
-          <w:position w:val="0"/>
-          <w:sz w:val="24"/>
-          <w:sz w:val="24"/>
-          <w:szCs w:val="24"/>
-          <w:u w:val="none"/>
-          <w:shd w:fill="auto" w:val="clear"/>
-          <w:vertAlign w:val="baseline"/>
-        </w:rPr>
-      </w:pPr>
-      <w:r>
-        <w:rPr/>
-        <w:t>Proof of concept</w:t>
-      </w:r>
-    </w:p>
-    <w:p>
-      <w:pPr>
-        <w:pStyle w:val="LOnormal"/>
-        <w:rPr>
-          <w:rFonts w:ascii="Liberation Serif" w:hAnsi="Liberation Serif" w:eastAsia="Liberation Serif" w:cs="Liberation Serif"/>
-          <w:b w:val="false"/>
-          <w:b w:val="false"/>
-          <w:i w:val="false"/>
-          <w:i w:val="false"/>
-          <w:caps w:val="false"/>
-          <w:smallCaps w:val="false"/>
-          <w:strike w:val="false"/>
-          <w:dstrike w:val="false"/>
-          <w:color w:val="000000"/>
-          <w:position w:val="0"/>
-          <w:sz w:val="24"/>
-          <w:sz w:val="24"/>
-          <w:szCs w:val="24"/>
-          <w:u w:val="none"/>
-          <w:shd w:fill="auto" w:val="clear"/>
-          <w:vertAlign w:val="baseline"/>
-        </w:rPr>
-      </w:pPr>
-      <w:r>
-        <w:rPr/>
-        <w:t>${vulnerability.proof_of_concept}</w:t>
-      </w:r>
-    </w:p>
-    <w:p>
-      <w:pPr>
-        <w:pStyle w:val="Heading4"/>
-        <w:rPr>
-          <w:rFonts w:ascii="Liberation Serif" w:hAnsi="Liberation Serif" w:eastAsia="Liberation Serif" w:cs="Liberation Serif"/>
-          <w:b/>
-          <w:b/>
-          <w:i w:val="false"/>
-          <w:i w:val="false"/>
-          <w:caps w:val="false"/>
-          <w:smallCaps w:val="false"/>
-          <w:strike w:val="false"/>
-          <w:dstrike w:val="false"/>
-          <w:color w:val="000000"/>
-          <w:position w:val="0"/>
-          <w:sz w:val="24"/>
-          <w:sz w:val="24"/>
-          <w:szCs w:val="24"/>
-          <w:u w:val="none"/>
-          <w:shd w:fill="auto" w:val="clear"/>
-          <w:vertAlign w:val="baseline"/>
-        </w:rPr>
-      </w:pPr>
-      <w:r>
-        <w:rPr/>
-        <w:t>Remediation</w:t>
-      </w:r>
-    </w:p>
-    <w:p>
-      <w:pPr>
-        <w:pStyle w:val="LOnormal"/>
-        <w:rPr>
-          <w:rFonts w:ascii="Liberation Serif" w:hAnsi="Liberation Serif" w:eastAsia="Liberation Serif" w:cs="Liberation Serif"/>
-          <w:b w:val="false"/>
-          <w:b w:val="false"/>
-          <w:i w:val="false"/>
-          <w:i w:val="false"/>
-          <w:caps w:val="false"/>
-          <w:smallCaps w:val="false"/>
-          <w:strike w:val="false"/>
-          <w:dstrike w:val="false"/>
-          <w:color w:val="000000"/>
-          <w:position w:val="0"/>
-          <w:sz w:val="24"/>
-          <w:sz w:val="24"/>
-          <w:szCs w:val="24"/>
-          <w:u w:val="none"/>
-          <w:shd w:fill="auto" w:val="clear"/>
-          <w:vertAlign w:val="baseline"/>
-        </w:rPr>
-      </w:pPr>
-      <w:r>
-        <w:rPr/>
-        <w:t>${vulnerability.remediation}</w:t>
-      </w:r>
-    </w:p>
-    <w:p>
-      <w:pPr>
-        <w:pStyle w:val="LOnormal"/>
-        <w:rPr>
-          <w:rFonts w:ascii="Liberation Serif" w:hAnsi="Liberation Serif" w:eastAsia="Liberation Serif" w:cs="Liberation Serif"/>
-          <w:b w:val="false"/>
-          <w:b w:val="false"/>
-          <w:i w:val="false"/>
-          <w:i w:val="false"/>
-          <w:caps w:val="false"/>
-          <w:smallCaps w:val="false"/>
-          <w:strike w:val="false"/>
-          <w:dstrike w:val="false"/>
-          <w:color w:val="000000"/>
-          <w:position w:val="0"/>
-          <w:sz w:val="24"/>
-          <w:sz w:val="24"/>
-          <w:szCs w:val="24"/>
-          <w:u w:val="none"/>
-          <w:shd w:fill="auto" w:val="clear"/>
-          <w:vertAlign w:val="baseline"/>
-        </w:rPr>
-      </w:pPr>
-      <w:r>
-        <w:rPr/>
-        <w:t>${/vulnerabilities}</w:t>
-      </w:r>
-    </w:p>
-    <w:p>
-      <w:pPr>
-        <w:pStyle w:val="LOnormal"/>
-        <w:rPr/>
-      </w:pPr>
-      <w:r>
-        <w:rPr/>
-      </w:r>
-    </w:p>
-    <w:p>
-      <w:pPr>
-        <w:pStyle w:val="Heading1"/>
-        <w:numPr>
-          <w:ilvl w:val="0"/>
-          <w:numId w:val="1"/>
-        </w:numPr>
-        <w:rPr>
-          <w:rFonts w:ascii="Liberation Sans" w:hAnsi="Liberation Sans" w:eastAsia="Liberation Sans" w:cs="Liberation Sans"/>
-          <w:b/>
-          <w:b/>
-          <w:sz w:val="36"/>
-          <w:szCs w:val="36"/>
-        </w:rPr>
-      </w:pPr>
-      <w:bookmarkStart w:id="21" w:name="__RefHeading___Toc539_786158731"/>
-      <w:bookmarkStart w:id="22" w:name="_heading=h.k1tqdyxtueae"/>
-      <w:bookmarkEnd w:id="21"/>
-      <w:bookmarkEnd w:id="22"/>
-      <w:r>
-        <w:rPr/>
-        <w:t>Logos</w:t>
-      </w:r>
-    </w:p>
-    <w:p>
-      <w:pPr>
-        <w:pStyle w:val="LOnormal"/>
-        <w:numPr>
-          <w:ilvl w:val="0"/>
-          <w:numId w:val="1"/>
-        </w:numPr>
-        <w:spacing w:lineRule="auto" w:line="276" w:before="0" w:after="140"/>
-        <w:rPr/>
-      </w:pPr>
-      <w:r>
-        <w:rPr>
-          <w:b/>
-        </w:rPr>
-        <w:t>Organisation</w:t>
-      </w:r>
-    </w:p>
-    <w:p>
-      <w:pPr>
-        <w:pStyle w:val="LOnormal"/>
-        <w:numPr>
-          <w:ilvl w:val="0"/>
-          <w:numId w:val="1"/>
-        </w:numPr>
-        <w:spacing w:lineRule="auto" w:line="276" w:before="0" w:after="140"/>
-        <w:rPr>
-          <w:b/>
-          <w:b/>
-        </w:rPr>
-      </w:pPr>
-      <w:r>
-        <w:rPr/>
-        <w:t>${org.logo}</w:t>
-      </w:r>
-    </w:p>
-    <w:p>
-      <w:pPr>
-        <w:pStyle w:val="LOnormal"/>
-        <w:numPr>
-          <w:ilvl w:val="0"/>
-          <w:numId w:val="1"/>
-        </w:numPr>
-        <w:spacing w:lineRule="auto" w:line="276" w:before="0" w:after="140"/>
-        <w:rPr/>
-      </w:pPr>
-      <w:r>
-        <w:rPr/>
-        <w:t>${org.small_logo}</w:t>
-      </w:r>
-    </w:p>
-    <w:p>
-      <w:pPr>
-        <w:pStyle w:val="LOnormal"/>
-        <w:numPr>
-          <w:ilvl w:val="0"/>
-          <w:numId w:val="1"/>
-        </w:numPr>
-        <w:spacing w:lineRule="auto" w:line="276" w:before="0" w:after="140"/>
-        <w:rPr/>
-      </w:pPr>
-      <w:r>
-        <w:rPr>
-          <w:b/>
-        </w:rPr>
-        <w:t>Client</w:t>
-      </w:r>
-    </w:p>
-    <w:p>
-      <w:pPr>
-        <w:pStyle w:val="LOnormal"/>
-        <w:numPr>
-          <w:ilvl w:val="0"/>
-          <w:numId w:val="1"/>
-        </w:numPr>
-        <w:spacing w:lineRule="auto" w:line="276" w:before="0" w:after="140"/>
-        <w:rPr>
-          <w:b/>
-          <w:b/>
-        </w:rPr>
-      </w:pPr>
-      <w:r>
-        <w:rPr/>
-      </w:r>
+        <w:rPr/>
+      </w:pPr>
+      <w:sdt>
+        <w:sdtPr>
+          <w:alias w:val="Finding"/>
+          <w:tag w:val="finding"/>
+          <w:id w:val="1506791494"/>
+        </w:sdtPr>
+        <w:sdtContent>
+          <w:r>
+            <w:rPr/>
+          </w:r>
+          <w:sdt>
+            <w:sdtPr>
+              <w:alias w:val="Finding summary"/>
+              <w:tag w:val="finding.summary"/>
+              <w:id w:val="1813213859"/>
+              <w:showingPlcHdr/>
+              <w:text/>
+            </w:sdtPr>
+            <w:sdtContent>
+              <w:r>
+                <w:rPr/>
+              </w:r>
+              <w:r>
+                <w:rPr/>
+                <w:t>Click here to enter text</w:t>
+              </w:r>
+            </w:sdtContent>
+          </w:sdt>
+          <w:r>
+            <w:rPr/>
+            <w:br/>
+            <w:br/>
+          </w:r>
+          <w:r>
+            <w:rPr>
+              <w:b/>
+              <w:bCs/>
+            </w:rPr>
+            <w:t xml:space="preserve">Severity: </w:t>
+          </w:r>
+          <w:sdt>
+            <w:sdtPr>
+              <w:alias w:val="Finding severity"/>
+              <w:tag w:val="finding.severity"/>
+              <w:id w:val="136177092"/>
+              <w:showingPlcHdr/>
+              <w:text/>
+            </w:sdtPr>
+            <w:sdtContent>
+              <w:r>
+                <w:rPr/>
+              </w:r>
+              <w:r>
+                <w:rPr/>
+                <w:t>Click here to enter text</w:t>
+              </w:r>
+            </w:sdtContent>
+          </w:sdt>
+          <w:r>
+            <w:rPr/>
+            <w:br/>
+            <w:br/>
+          </w:r>
+        </w:sdtContent>
+      </w:sdt>
     </w:p>
     <w:sectPr>
-      <w:headerReference w:type="default" r:id="rId2"/>
-      <w:footerReference w:type="default" r:id="rId3"/>
+      <w:headerReference w:type="even" r:id="rId2"/>
+      <w:headerReference w:type="default" r:id="rId3"/>
+      <w:headerReference w:type="first" r:id="rId4"/>
+      <w:footerReference w:type="even" r:id="rId5"/>
+      <w:footerReference w:type="default" r:id="rId6"/>
+      <w:footerReference w:type="first" r:id="rId7"/>
       <w:type w:val="nextPage"/>
       <w:pgSz w:w="11906" w:h="16838"/>
       <w:pgMar w:left="1134" w:right="1134" w:gutter="0" w:header="1134" w:top="2079" w:footer="1134" w:bottom="1693"/>
@@ -3493,10 +2721,24 @@
 </file>
 
 <file path=word/footer1.xml><?xml version="1.0" encoding="utf-8"?>
-<w:ftr xmlns:o="urn:schemas-microsoft-com:office:office" xmlns:r="http://schemas.openxmlformats.org/officeDocument/2006/relationships" xmlns:v="urn:schemas-microsoft-com:vml" xmlns:w="http://schemas.openxmlformats.org/wordprocessingml/2006/main" xmlns:w10="urn:schemas-microsoft-com:office:word" xmlns:wp="http://schemas.openxmlformats.org/drawingml/2006/wordprocessingDrawing" xmlns:wps="http://schemas.microsoft.com/office/word/2010/wordprocessingShape" xmlns:wpg="http://schemas.microsoft.com/office/word/2010/wordprocessingGroup" xmlns:mc="http://schemas.openxmlformats.org/markup-compatibility/2006" xmlns:wp14="http://schemas.microsoft.com/office/word/2010/wordprocessingDrawing" xmlns:w14="http://schemas.microsoft.com/office/word/2010/wordml" xmlns:w15="http://schemas.microsoft.com/office/word/2012/wordml" mc:Ignorable="w14 wp14 w15">
+<w:ftr xmlns:o="urn:schemas-microsoft-com:office:office" xmlns:r="http://schemas.openxmlformats.org/officeDocument/2006/relationships" xmlns:v="urn:schemas-microsoft-com:vml" xmlns:w="http://schemas.openxmlformats.org/wordprocessingml/2006/main" xmlns:w10="urn:schemas-microsoft-com:office:word" xmlns:wp="http://schemas.openxmlformats.org/drawingml/2006/wordprocessingDrawing" xmlns:pic="http://schemas.openxmlformats.org/drawingml/2006/picture" xmlns:wps="http://schemas.microsoft.com/office/word/2010/wordprocessingShape" xmlns:wpg="http://schemas.microsoft.com/office/word/2010/wordprocessingGroup" xmlns:mc="http://schemas.openxmlformats.org/markup-compatibility/2006" xmlns:wp14="http://schemas.microsoft.com/office/word/2010/wordprocessingDrawing" xmlns:w14="http://schemas.microsoft.com/office/word/2010/wordml" xmlns:w15="http://schemas.microsoft.com/office/word/2012/wordml" mc:Ignorable="w14 wp14 w15">
   <w:p>
     <w:pPr>
-      <w:pStyle w:val="LOnormal"/>
+      <w:pStyle w:val="Footer"/>
+      <w:rPr/>
+    </w:pPr>
+    <w:r>
+      <w:rPr/>
+    </w:r>
+  </w:p>
+</w:ftr>
+</file>
+
+<file path=word/footer2.xml><?xml version="1.0" encoding="utf-8"?>
+<w:ftr xmlns:o="urn:schemas-microsoft-com:office:office" xmlns:r="http://schemas.openxmlformats.org/officeDocument/2006/relationships" xmlns:v="urn:schemas-microsoft-com:vml" xmlns:w="http://schemas.openxmlformats.org/wordprocessingml/2006/main" xmlns:w10="urn:schemas-microsoft-com:office:word" xmlns:wp="http://schemas.openxmlformats.org/drawingml/2006/wordprocessingDrawing" xmlns:pic="http://schemas.openxmlformats.org/drawingml/2006/picture" xmlns:wps="http://schemas.microsoft.com/office/word/2010/wordprocessingShape" xmlns:wpg="http://schemas.microsoft.com/office/word/2010/wordprocessingGroup" xmlns:mc="http://schemas.openxmlformats.org/markup-compatibility/2006" xmlns:wp14="http://schemas.microsoft.com/office/word/2010/wordprocessingDrawing" xmlns:w14="http://schemas.microsoft.com/office/word/2010/wordml" xmlns:w15="http://schemas.microsoft.com/office/word/2012/wordml" mc:Ignorable="w14 wp14 w15">
+  <w:p>
+    <w:pPr>
+      <w:pStyle w:val="LO-normal"/>
       <w:keepNext w:val="false"/>
       <w:keepLines w:val="false"/>
       <w:pageBreakBefore w:val="false"/>
@@ -3508,13 +2750,11 @@
         <w:tab w:val="right" w:pos="9638" w:leader="none"/>
       </w:tabs>
       <w:spacing w:lineRule="auto" w:line="240" w:before="0" w:after="0"/>
-      <w:ind w:left="0" w:right="0" w:hanging="0"/>
+      <w:ind w:hanging="0" w:left="0" w:right="0"/>
       <w:jc w:val="center"/>
       <w:rPr>
         <w:rFonts w:ascii="Liberation Serif" w:hAnsi="Liberation Serif" w:eastAsia="Liberation Serif" w:cs="Liberation Serif"/>
         <w:b w:val="false"/>
-        <w:b w:val="false"/>
-        <w:i w:val="false"/>
         <w:i w:val="false"/>
         <w:caps w:val="false"/>
         <w:smallCaps w:val="false"/>
@@ -3522,7 +2762,6 @@
         <w:dstrike w:val="false"/>
         <w:color w:val="000000"/>
         <w:position w:val="0"/>
-        <w:sz w:val="24"/>
         <w:sz w:val="24"/>
         <w:szCs w:val="24"/>
         <w:u w:val="none"/>
@@ -3544,7 +2783,7 @@
     </w:r>
     <w:r>
       <w:rPr/>
-      <w:t>10</w:t>
+      <w:t>8</w:t>
     </w:r>
     <w:r>
       <w:rPr/>
@@ -3561,7 +2800,6 @@
         <w:dstrike w:val="false"/>
         <w:color w:val="000000"/>
         <w:position w:val="0"/>
-        <w:sz w:val="24"/>
         <w:sz w:val="24"/>
         <w:szCs w:val="24"/>
         <w:u w:val="none"/>
@@ -3581,7 +2819,6 @@
         <w:dstrike w:val="false"/>
         <w:color w:val="000000"/>
         <w:position w:val="0"/>
-        <w:sz w:val="24"/>
         <w:sz w:val="24"/>
         <w:szCs w:val="24"/>
         <w:u w:val="none"/>
@@ -3604,7 +2841,7 @@
     </w:r>
     <w:r>
       <w:rPr/>
-      <w:t>10</w:t>
+      <w:t>9</w:t>
     </w:r>
     <w:r>
       <w:rPr/>
@@ -3613,20 +2850,18 @@
   </w:p>
   <w:p>
     <w:pPr>
-      <w:pStyle w:val="LOnormal"/>
+      <w:pStyle w:val="LO-normal"/>
       <w:keepNext w:val="false"/>
       <w:keepLines w:val="false"/>
       <w:pageBreakBefore w:val="false"/>
       <w:widowControl w:val="false"/>
       <w:shd w:val="clear" w:fill="auto"/>
       <w:spacing w:lineRule="auto" w:line="276" w:before="0" w:after="0"/>
-      <w:ind w:left="0" w:right="0" w:hanging="0"/>
+      <w:ind w:hanging="0" w:left="0" w:right="0"/>
       <w:jc w:val="left"/>
       <w:rPr>
         <w:rFonts w:ascii="Liberation Serif" w:hAnsi="Liberation Serif" w:eastAsia="Liberation Serif" w:cs="Liberation Serif"/>
         <w:b w:val="false"/>
-        <w:b w:val="false"/>
-        <w:i w:val="false"/>
         <w:i w:val="false"/>
         <w:caps w:val="false"/>
         <w:smallCaps w:val="false"/>
@@ -3634,7 +2869,6 @@
         <w:dstrike w:val="false"/>
         <w:color w:val="000000"/>
         <w:position w:val="0"/>
-        <w:sz w:val="24"/>
         <w:sz w:val="24"/>
         <w:szCs w:val="24"/>
         <w:u w:val="none"/>
@@ -3654,7 +2888,6 @@
         <w:color w:val="000000"/>
         <w:position w:val="0"/>
         <w:sz w:val="24"/>
-        <w:sz w:val="24"/>
         <w:szCs w:val="24"/>
         <w:u w:val="none"/>
         <w:shd w:fill="auto" w:val="clear"/>
@@ -3665,24 +2898,27 @@
 </w:ftr>
 </file>
 
-<file path=word/header1.xml><?xml version="1.0" encoding="utf-8"?>
-<w:hdr xmlns:o="urn:schemas-microsoft-com:office:office" xmlns:r="http://schemas.openxmlformats.org/officeDocument/2006/relationships" xmlns:v="urn:schemas-microsoft-com:vml" xmlns:w="http://schemas.openxmlformats.org/wordprocessingml/2006/main" xmlns:w10="urn:schemas-microsoft-com:office:word" xmlns:wp="http://schemas.openxmlformats.org/drawingml/2006/wordprocessingDrawing" xmlns:wps="http://schemas.microsoft.com/office/word/2010/wordprocessingShape" xmlns:wpg="http://schemas.microsoft.com/office/word/2010/wordprocessingGroup" xmlns:mc="http://schemas.openxmlformats.org/markup-compatibility/2006" xmlns:wp14="http://schemas.microsoft.com/office/word/2010/wordprocessingDrawing" xmlns:w14="http://schemas.microsoft.com/office/word/2010/wordml" xmlns:w15="http://schemas.microsoft.com/office/word/2012/wordml" mc:Ignorable="w14 wp14 w15">
+<file path=word/footer3.xml><?xml version="1.0" encoding="utf-8"?>
+<w:ftr xmlns:o="urn:schemas-microsoft-com:office:office" xmlns:r="http://schemas.openxmlformats.org/officeDocument/2006/relationships" xmlns:v="urn:schemas-microsoft-com:vml" xmlns:w="http://schemas.openxmlformats.org/wordprocessingml/2006/main" xmlns:w10="urn:schemas-microsoft-com:office:word" xmlns:wp="http://schemas.openxmlformats.org/drawingml/2006/wordprocessingDrawing" xmlns:pic="http://schemas.openxmlformats.org/drawingml/2006/picture" xmlns:wps="http://schemas.microsoft.com/office/word/2010/wordprocessingShape" xmlns:wpg="http://schemas.microsoft.com/office/word/2010/wordprocessingGroup" xmlns:mc="http://schemas.openxmlformats.org/markup-compatibility/2006" xmlns:wp14="http://schemas.microsoft.com/office/word/2010/wordprocessingDrawing" xmlns:w14="http://schemas.microsoft.com/office/word/2010/wordml" xmlns:w15="http://schemas.microsoft.com/office/word/2012/wordml" mc:Ignorable="w14 wp14 w15">
   <w:p>
     <w:pPr>
-      <w:pStyle w:val="LOnormal"/>
+      <w:pStyle w:val="LO-normal"/>
       <w:keepNext w:val="false"/>
       <w:keepLines w:val="false"/>
       <w:pageBreakBefore w:val="false"/>
-      <w:widowControl w:val="false"/>
+      <w:widowControl/>
       <w:shd w:val="clear" w:fill="auto"/>
-      <w:spacing w:lineRule="auto" w:line="276" w:before="0" w:after="0"/>
-      <w:ind w:left="0" w:right="0" w:hanging="0"/>
-      <w:jc w:val="left"/>
+      <w:tabs>
+        <w:tab w:val="clear" w:pos="720"/>
+        <w:tab w:val="center" w:pos="4819" w:leader="none"/>
+        <w:tab w:val="right" w:pos="9638" w:leader="none"/>
+      </w:tabs>
+      <w:spacing w:lineRule="auto" w:line="240" w:before="0" w:after="0"/>
+      <w:ind w:hanging="0" w:left="0" w:right="0"/>
+      <w:jc w:val="center"/>
       <w:rPr>
         <w:rFonts w:ascii="Liberation Serif" w:hAnsi="Liberation Serif" w:eastAsia="Liberation Serif" w:cs="Liberation Serif"/>
         <w:b w:val="false"/>
-        <w:b w:val="false"/>
-        <w:i w:val="false"/>
         <w:i w:val="false"/>
         <w:caps w:val="false"/>
         <w:smallCaps w:val="false"/>
@@ -3691,6 +2927,112 @@
         <w:color w:val="000000"/>
         <w:position w:val="0"/>
         <w:sz w:val="24"/>
+        <w:szCs w:val="24"/>
+        <w:u w:val="none"/>
+        <w:shd w:fill="auto" w:val="clear"/>
+        <w:vertAlign w:val="baseline"/>
+      </w:rPr>
+    </w:pPr>
+    <w:r>
+      <w:rPr/>
+      <w:fldChar w:fldCharType="begin"/>
+    </w:r>
+    <w:r>
+      <w:rPr/>
+      <w:instrText xml:space="preserve"> PAGE </w:instrText>
+    </w:r>
+    <w:r>
+      <w:rPr/>
+      <w:fldChar w:fldCharType="separate"/>
+    </w:r>
+    <w:r>
+      <w:rPr/>
+      <w:t>8</w:t>
+    </w:r>
+    <w:r>
+      <w:rPr/>
+      <w:fldChar w:fldCharType="end"/>
+    </w:r>
+    <w:r>
+      <w:rPr>
+        <w:rFonts w:eastAsia="Liberation Serif" w:cs="Liberation Serif"/>
+        <w:b w:val="false"/>
+        <w:i w:val="false"/>
+        <w:caps w:val="false"/>
+        <w:smallCaps w:val="false"/>
+        <w:strike w:val="false"/>
+        <w:dstrike w:val="false"/>
+        <w:color w:val="000000"/>
+        <w:position w:val="0"/>
+        <w:sz w:val="24"/>
+        <w:szCs w:val="24"/>
+        <w:u w:val="none"/>
+        <w:shd w:fill="auto" w:val="clear"/>
+        <w:vertAlign w:val="baseline"/>
+      </w:rPr>
+      <w:t xml:space="preserve"> </w:t>
+    </w:r>
+    <w:r>
+      <w:rPr>
+        <w:rFonts w:eastAsia="Liberation Serif" w:cs="Liberation Serif"/>
+        <w:b w:val="false"/>
+        <w:i w:val="false"/>
+        <w:caps w:val="false"/>
+        <w:smallCaps w:val="false"/>
+        <w:strike w:val="false"/>
+        <w:dstrike w:val="false"/>
+        <w:color w:val="000000"/>
+        <w:position w:val="0"/>
+        <w:sz w:val="24"/>
+        <w:szCs w:val="24"/>
+        <w:u w:val="none"/>
+        <w:shd w:fill="auto" w:val="clear"/>
+        <w:vertAlign w:val="baseline"/>
+      </w:rPr>
+      <w:t xml:space="preserve">/ </w:t>
+    </w:r>
+    <w:r>
+      <w:rPr/>
+      <w:fldChar w:fldCharType="begin"/>
+    </w:r>
+    <w:r>
+      <w:rPr/>
+      <w:instrText xml:space="preserve"> NUMPAGES </w:instrText>
+    </w:r>
+    <w:r>
+      <w:rPr/>
+      <w:fldChar w:fldCharType="separate"/>
+    </w:r>
+    <w:r>
+      <w:rPr/>
+      <w:t>9</w:t>
+    </w:r>
+    <w:r>
+      <w:rPr/>
+      <w:fldChar w:fldCharType="end"/>
+    </w:r>
+  </w:p>
+  <w:p>
+    <w:pPr>
+      <w:pStyle w:val="LO-normal"/>
+      <w:keepNext w:val="false"/>
+      <w:keepLines w:val="false"/>
+      <w:pageBreakBefore w:val="false"/>
+      <w:widowControl w:val="false"/>
+      <w:shd w:val="clear" w:fill="auto"/>
+      <w:spacing w:lineRule="auto" w:line="276" w:before="0" w:after="0"/>
+      <w:ind w:hanging="0" w:left="0" w:right="0"/>
+      <w:jc w:val="left"/>
+      <w:rPr>
+        <w:rFonts w:ascii="Liberation Serif" w:hAnsi="Liberation Serif" w:eastAsia="Liberation Serif" w:cs="Liberation Serif"/>
+        <w:b w:val="false"/>
+        <w:i w:val="false"/>
+        <w:caps w:val="false"/>
+        <w:smallCaps w:val="false"/>
+        <w:strike w:val="false"/>
+        <w:dstrike w:val="false"/>
+        <w:color w:val="000000"/>
+        <w:position w:val="0"/>
         <w:sz w:val="24"/>
         <w:szCs w:val="24"/>
         <w:u w:val="none"/>
@@ -3710,6 +3052,71 @@
         <w:color w:val="000000"/>
         <w:position w:val="0"/>
         <w:sz w:val="24"/>
+        <w:szCs w:val="24"/>
+        <w:u w:val="none"/>
+        <w:shd w:fill="auto" w:val="clear"/>
+        <w:vertAlign w:val="baseline"/>
+      </w:rPr>
+    </w:r>
+  </w:p>
+</w:ftr>
+</file>
+
+<file path=word/header1.xml><?xml version="1.0" encoding="utf-8"?>
+<w:hdr xmlns:o="urn:schemas-microsoft-com:office:office" xmlns:r="http://schemas.openxmlformats.org/officeDocument/2006/relationships" xmlns:v="urn:schemas-microsoft-com:vml" xmlns:w="http://schemas.openxmlformats.org/wordprocessingml/2006/main" xmlns:w10="urn:schemas-microsoft-com:office:word" xmlns:wp="http://schemas.openxmlformats.org/drawingml/2006/wordprocessingDrawing" xmlns:pic="http://schemas.openxmlformats.org/drawingml/2006/picture" xmlns:wps="http://schemas.microsoft.com/office/word/2010/wordprocessingShape" xmlns:wpg="http://schemas.microsoft.com/office/word/2010/wordprocessingGroup" xmlns:mc="http://schemas.openxmlformats.org/markup-compatibility/2006" xmlns:wp14="http://schemas.microsoft.com/office/word/2010/wordprocessingDrawing" xmlns:w14="http://schemas.microsoft.com/office/word/2010/wordml" xmlns:w15="http://schemas.microsoft.com/office/word/2012/wordml" mc:Ignorable="w14 wp14 w15">
+  <w:p>
+    <w:pPr>
+      <w:pStyle w:val="Header"/>
+      <w:rPr/>
+    </w:pPr>
+    <w:r>
+      <w:rPr/>
+    </w:r>
+  </w:p>
+</w:hdr>
+</file>
+
+<file path=word/header2.xml><?xml version="1.0" encoding="utf-8"?>
+<w:hdr xmlns:o="urn:schemas-microsoft-com:office:office" xmlns:r="http://schemas.openxmlformats.org/officeDocument/2006/relationships" xmlns:v="urn:schemas-microsoft-com:vml" xmlns:w="http://schemas.openxmlformats.org/wordprocessingml/2006/main" xmlns:w10="urn:schemas-microsoft-com:office:word" xmlns:wp="http://schemas.openxmlformats.org/drawingml/2006/wordprocessingDrawing" xmlns:pic="http://schemas.openxmlformats.org/drawingml/2006/picture" xmlns:wps="http://schemas.microsoft.com/office/word/2010/wordprocessingShape" xmlns:wpg="http://schemas.microsoft.com/office/word/2010/wordprocessingGroup" xmlns:mc="http://schemas.openxmlformats.org/markup-compatibility/2006" xmlns:wp14="http://schemas.microsoft.com/office/word/2010/wordprocessingDrawing" xmlns:w14="http://schemas.microsoft.com/office/word/2010/wordml" xmlns:w15="http://schemas.microsoft.com/office/word/2012/wordml" mc:Ignorable="w14 wp14 w15">
+  <w:p>
+    <w:pPr>
+      <w:pStyle w:val="LO-normal"/>
+      <w:keepNext w:val="false"/>
+      <w:keepLines w:val="false"/>
+      <w:pageBreakBefore w:val="false"/>
+      <w:widowControl w:val="false"/>
+      <w:shd w:val="clear" w:fill="auto"/>
+      <w:spacing w:lineRule="auto" w:line="276" w:before="0" w:after="0"/>
+      <w:ind w:hanging="0" w:left="0" w:right="0"/>
+      <w:jc w:val="left"/>
+      <w:rPr>
+        <w:rFonts w:ascii="Liberation Serif" w:hAnsi="Liberation Serif" w:eastAsia="Liberation Serif" w:cs="Liberation Serif"/>
+        <w:b w:val="false"/>
+        <w:i w:val="false"/>
+        <w:caps w:val="false"/>
+        <w:smallCaps w:val="false"/>
+        <w:strike w:val="false"/>
+        <w:dstrike w:val="false"/>
+        <w:color w:val="000000"/>
+        <w:position w:val="0"/>
+        <w:sz w:val="24"/>
+        <w:szCs w:val="24"/>
+        <w:u w:val="none"/>
+        <w:shd w:fill="auto" w:val="clear"/>
+        <w:vertAlign w:val="baseline"/>
+      </w:rPr>
+    </w:pPr>
+    <w:r>
+      <w:rPr>
+        <w:rFonts w:eastAsia="Liberation Serif" w:cs="Liberation Serif"/>
+        <w:b w:val="false"/>
+        <w:i w:val="false"/>
+        <w:caps w:val="false"/>
+        <w:smallCaps w:val="false"/>
+        <w:strike w:val="false"/>
+        <w:dstrike w:val="false"/>
+        <w:color w:val="000000"/>
+        <w:position w:val="0"/>
         <w:sz w:val="24"/>
         <w:szCs w:val="24"/>
         <w:u w:val="none"/>
@@ -3735,7 +3142,7 @@
     </w:tblPr>
     <w:tblGrid>
       <w:gridCol w:w="4819"/>
-      <w:gridCol w:w="4818"/>
+      <w:gridCol w:w="4819"/>
     </w:tblGrid>
     <w:tr>
       <w:trPr/>
@@ -3746,19 +3153,17 @@
         </w:tcPr>
         <w:p>
           <w:pPr>
-            <w:pStyle w:val="LOnormal"/>
+            <w:pStyle w:val="LO-normal"/>
             <w:keepNext w:val="false"/>
             <w:keepLines w:val="false"/>
             <w:widowControl w:val="false"/>
             <w:shd w:val="clear" w:fill="auto"/>
             <w:spacing w:lineRule="auto" w:line="240" w:before="0" w:after="0"/>
-            <w:ind w:left="0" w:right="0" w:hanging="0"/>
+            <w:ind w:hanging="0" w:left="0" w:right="0"/>
             <w:jc w:val="left"/>
             <w:rPr>
               <w:rFonts w:ascii="Liberation Serif" w:hAnsi="Liberation Serif" w:eastAsia="Liberation Serif" w:cs="Liberation Serif"/>
               <w:b w:val="false"/>
-              <w:b w:val="false"/>
-              <w:i w:val="false"/>
               <w:i w:val="false"/>
               <w:caps w:val="false"/>
               <w:smallCaps w:val="false"/>
@@ -3766,7 +3171,6 @@
               <w:dstrike w:val="false"/>
               <w:color w:val="000000"/>
               <w:position w:val="0"/>
-              <w:sz w:val="24"/>
               <w:sz w:val="24"/>
               <w:szCs w:val="24"/>
               <w:u w:val="none"/>
@@ -3786,7 +3190,6 @@
               <w:color w:val="000000"/>
               <w:position w:val="0"/>
               <w:sz w:val="24"/>
-              <w:sz w:val="24"/>
               <w:szCs w:val="24"/>
               <w:u w:val="none"/>
               <w:shd w:fill="auto" w:val="clear"/>
@@ -3797,24 +3200,22 @@
       </w:tc>
       <w:tc>
         <w:tcPr>
-          <w:tcW w:w="4818" w:type="dxa"/>
+          <w:tcW w:w="4819" w:type="dxa"/>
           <w:tcBorders/>
         </w:tcPr>
         <w:p>
           <w:pPr>
-            <w:pStyle w:val="LOnormal"/>
+            <w:pStyle w:val="LO-normal"/>
             <w:keepNext w:val="false"/>
             <w:keepLines w:val="false"/>
             <w:widowControl w:val="false"/>
             <w:shd w:val="clear" w:fill="auto"/>
             <w:spacing w:lineRule="auto" w:line="240" w:before="0" w:after="0"/>
-            <w:ind w:left="0" w:right="0" w:hanging="0"/>
+            <w:ind w:hanging="0" w:left="0" w:right="0"/>
             <w:jc w:val="right"/>
             <w:rPr>
               <w:rFonts w:ascii="Liberation Serif" w:hAnsi="Liberation Serif" w:eastAsia="Liberation Serif" w:cs="Liberation Serif"/>
               <w:b w:val="false"/>
-              <w:b w:val="false"/>
-              <w:i w:val="false"/>
               <w:i w:val="false"/>
               <w:caps w:val="false"/>
               <w:smallCaps w:val="false"/>
@@ -3822,7 +3223,6 @@
               <w:dstrike w:val="false"/>
               <w:color w:val="000000"/>
               <w:position w:val="0"/>
-              <w:sz w:val="16"/>
               <w:sz w:val="16"/>
               <w:szCs w:val="16"/>
               <w:u w:val="none"/>
@@ -3842,7 +3242,6 @@
               <w:color w:val="000000"/>
               <w:position w:val="0"/>
               <w:sz w:val="16"/>
-              <w:sz w:val="16"/>
               <w:szCs w:val="16"/>
               <w:u w:val="none"/>
               <w:shd w:fill="auto" w:val="clear"/>
@@ -3856,7 +3255,7 @@
   </w:tbl>
   <w:p>
     <w:pPr>
-      <w:pStyle w:val="LOnormal"/>
+      <w:pStyle w:val="LO-normal"/>
       <w:keepNext w:val="false"/>
       <w:keepLines w:val="false"/>
       <w:pageBreakBefore w:val="false"/>
@@ -3868,13 +3267,11 @@
         <w:tab w:val="right" w:pos="9638" w:leader="none"/>
       </w:tabs>
       <w:spacing w:lineRule="auto" w:line="240" w:before="0" w:after="0"/>
-      <w:ind w:left="0" w:right="0" w:hanging="0"/>
+      <w:ind w:hanging="0" w:left="0" w:right="0"/>
       <w:jc w:val="left"/>
       <w:rPr>
         <w:rFonts w:ascii="Liberation Serif" w:hAnsi="Liberation Serif" w:eastAsia="Liberation Serif" w:cs="Liberation Serif"/>
         <w:b w:val="false"/>
-        <w:b w:val="false"/>
-        <w:i w:val="false"/>
         <w:i w:val="false"/>
         <w:caps w:val="false"/>
         <w:smallCaps w:val="false"/>
@@ -3882,7 +3279,6 @@
         <w:dstrike w:val="false"/>
         <w:color w:val="000000"/>
         <w:position w:val="0"/>
-        <w:sz w:val="24"/>
         <w:sz w:val="24"/>
         <w:szCs w:val="24"/>
         <w:u w:val="none"/>
@@ -3902,6 +3298,237 @@
         <w:color w:val="000000"/>
         <w:position w:val="0"/>
         <w:sz w:val="24"/>
+        <w:szCs w:val="24"/>
+        <w:u w:val="none"/>
+        <w:shd w:fill="auto" w:val="clear"/>
+        <w:vertAlign w:val="baseline"/>
+      </w:rPr>
+    </w:r>
+  </w:p>
+</w:hdr>
+</file>
+
+<file path=word/header3.xml><?xml version="1.0" encoding="utf-8"?>
+<w:hdr xmlns:o="urn:schemas-microsoft-com:office:office" xmlns:r="http://schemas.openxmlformats.org/officeDocument/2006/relationships" xmlns:v="urn:schemas-microsoft-com:vml" xmlns:w="http://schemas.openxmlformats.org/wordprocessingml/2006/main" xmlns:w10="urn:schemas-microsoft-com:office:word" xmlns:wp="http://schemas.openxmlformats.org/drawingml/2006/wordprocessingDrawing" xmlns:pic="http://schemas.openxmlformats.org/drawingml/2006/picture" xmlns:wps="http://schemas.microsoft.com/office/word/2010/wordprocessingShape" xmlns:wpg="http://schemas.microsoft.com/office/word/2010/wordprocessingGroup" xmlns:mc="http://schemas.openxmlformats.org/markup-compatibility/2006" xmlns:wp14="http://schemas.microsoft.com/office/word/2010/wordprocessingDrawing" xmlns:w14="http://schemas.microsoft.com/office/word/2010/wordml" xmlns:w15="http://schemas.microsoft.com/office/word/2012/wordml" mc:Ignorable="w14 wp14 w15">
+  <w:p>
+    <w:pPr>
+      <w:pStyle w:val="LO-normal"/>
+      <w:keepNext w:val="false"/>
+      <w:keepLines w:val="false"/>
+      <w:pageBreakBefore w:val="false"/>
+      <w:widowControl w:val="false"/>
+      <w:shd w:val="clear" w:fill="auto"/>
+      <w:spacing w:lineRule="auto" w:line="276" w:before="0" w:after="0"/>
+      <w:ind w:hanging="0" w:left="0" w:right="0"/>
+      <w:jc w:val="left"/>
+      <w:rPr>
+        <w:rFonts w:ascii="Liberation Serif" w:hAnsi="Liberation Serif" w:eastAsia="Liberation Serif" w:cs="Liberation Serif"/>
+        <w:b w:val="false"/>
+        <w:i w:val="false"/>
+        <w:caps w:val="false"/>
+        <w:smallCaps w:val="false"/>
+        <w:strike w:val="false"/>
+        <w:dstrike w:val="false"/>
+        <w:color w:val="000000"/>
+        <w:position w:val="0"/>
+        <w:sz w:val="24"/>
+        <w:szCs w:val="24"/>
+        <w:u w:val="none"/>
+        <w:shd w:fill="auto" w:val="clear"/>
+        <w:vertAlign w:val="baseline"/>
+      </w:rPr>
+    </w:pPr>
+    <w:r>
+      <w:rPr>
+        <w:rFonts w:eastAsia="Liberation Serif" w:cs="Liberation Serif"/>
+        <w:b w:val="false"/>
+        <w:i w:val="false"/>
+        <w:caps w:val="false"/>
+        <w:smallCaps w:val="false"/>
+        <w:strike w:val="false"/>
+        <w:dstrike w:val="false"/>
+        <w:color w:val="000000"/>
+        <w:position w:val="0"/>
+        <w:sz w:val="24"/>
+        <w:szCs w:val="24"/>
+        <w:u w:val="none"/>
+        <w:shd w:fill="auto" w:val="clear"/>
+        <w:vertAlign w:val="baseline"/>
+      </w:rPr>
+    </w:r>
+  </w:p>
+  <w:tbl>
+    <w:tblPr>
+      <w:tblStyle w:val="Table6"/>
+      <w:tblW w:w="9638" w:type="dxa"/>
+      <w:jc w:val="left"/>
+      <w:tblInd w:w="0" w:type="dxa"/>
+      <w:tblLayout w:type="fixed"/>
+      <w:tblCellMar>
+        <w:top w:w="0" w:type="dxa"/>
+        <w:left w:w="108" w:type="dxa"/>
+        <w:bottom w:w="0" w:type="dxa"/>
+        <w:right w:w="108" w:type="dxa"/>
+      </w:tblCellMar>
+      <w:tblLook w:val="0000"/>
+    </w:tblPr>
+    <w:tblGrid>
+      <w:gridCol w:w="4819"/>
+      <w:gridCol w:w="4819"/>
+    </w:tblGrid>
+    <w:tr>
+      <w:trPr/>
+      <w:tc>
+        <w:tcPr>
+          <w:tcW w:w="4819" w:type="dxa"/>
+          <w:tcBorders/>
+        </w:tcPr>
+        <w:p>
+          <w:pPr>
+            <w:pStyle w:val="LO-normal"/>
+            <w:keepNext w:val="false"/>
+            <w:keepLines w:val="false"/>
+            <w:widowControl w:val="false"/>
+            <w:shd w:val="clear" w:fill="auto"/>
+            <w:spacing w:lineRule="auto" w:line="240" w:before="0" w:after="0"/>
+            <w:ind w:hanging="0" w:left="0" w:right="0"/>
+            <w:jc w:val="left"/>
+            <w:rPr>
+              <w:rFonts w:ascii="Liberation Serif" w:hAnsi="Liberation Serif" w:eastAsia="Liberation Serif" w:cs="Liberation Serif"/>
+              <w:b w:val="false"/>
+              <w:i w:val="false"/>
+              <w:caps w:val="false"/>
+              <w:smallCaps w:val="false"/>
+              <w:strike w:val="false"/>
+              <w:dstrike w:val="false"/>
+              <w:color w:val="000000"/>
+              <w:position w:val="0"/>
+              <w:sz w:val="24"/>
+              <w:szCs w:val="24"/>
+              <w:u w:val="none"/>
+              <w:shd w:fill="auto" w:val="clear"/>
+              <w:vertAlign w:val="baseline"/>
+            </w:rPr>
+          </w:pPr>
+          <w:r>
+            <w:rPr>
+              <w:rFonts w:eastAsia="Liberation Serif" w:cs="Liberation Serif"/>
+              <w:b w:val="false"/>
+              <w:i w:val="false"/>
+              <w:caps w:val="false"/>
+              <w:smallCaps w:val="false"/>
+              <w:strike w:val="false"/>
+              <w:dstrike w:val="false"/>
+              <w:color w:val="000000"/>
+              <w:position w:val="0"/>
+              <w:sz w:val="24"/>
+              <w:szCs w:val="24"/>
+              <w:u w:val="none"/>
+              <w:shd w:fill="auto" w:val="clear"/>
+              <w:vertAlign w:val="baseline"/>
+            </w:rPr>
+          </w:r>
+        </w:p>
+      </w:tc>
+      <w:tc>
+        <w:tcPr>
+          <w:tcW w:w="4819" w:type="dxa"/>
+          <w:tcBorders/>
+        </w:tcPr>
+        <w:p>
+          <w:pPr>
+            <w:pStyle w:val="LO-normal"/>
+            <w:keepNext w:val="false"/>
+            <w:keepLines w:val="false"/>
+            <w:widowControl w:val="false"/>
+            <w:shd w:val="clear" w:fill="auto"/>
+            <w:spacing w:lineRule="auto" w:line="240" w:before="0" w:after="0"/>
+            <w:ind w:hanging="0" w:left="0" w:right="0"/>
+            <w:jc w:val="right"/>
+            <w:rPr>
+              <w:rFonts w:ascii="Liberation Serif" w:hAnsi="Liberation Serif" w:eastAsia="Liberation Serif" w:cs="Liberation Serif"/>
+              <w:b w:val="false"/>
+              <w:i w:val="false"/>
+              <w:caps w:val="false"/>
+              <w:smallCaps w:val="false"/>
+              <w:strike w:val="false"/>
+              <w:dstrike w:val="false"/>
+              <w:color w:val="000000"/>
+              <w:position w:val="0"/>
+              <w:sz w:val="16"/>
+              <w:szCs w:val="16"/>
+              <w:u w:val="none"/>
+              <w:shd w:fill="auto" w:val="clear"/>
+              <w:vertAlign w:val="baseline"/>
+            </w:rPr>
+          </w:pPr>
+          <w:r>
+            <w:rPr>
+              <w:rFonts w:eastAsia="Liberation Serif" w:cs="Liberation Serif"/>
+              <w:b w:val="false"/>
+              <w:i w:val="false"/>
+              <w:caps w:val="false"/>
+              <w:smallCaps w:val="false"/>
+              <w:strike w:val="false"/>
+              <w:dstrike w:val="false"/>
+              <w:color w:val="000000"/>
+              <w:position w:val="0"/>
+              <w:sz w:val="16"/>
+              <w:szCs w:val="16"/>
+              <w:u w:val="none"/>
+              <w:shd w:fill="auto" w:val="clear"/>
+              <w:vertAlign w:val="baseline"/>
+            </w:rPr>
+            <w:t>CONTENT IS CONFIDENTIAL, DO NOT REDISTRIBUTE</w:t>
+          </w:r>
+        </w:p>
+      </w:tc>
+    </w:tr>
+  </w:tbl>
+  <w:p>
+    <w:pPr>
+      <w:pStyle w:val="LO-normal"/>
+      <w:keepNext w:val="false"/>
+      <w:keepLines w:val="false"/>
+      <w:pageBreakBefore w:val="false"/>
+      <w:widowControl/>
+      <w:shd w:val="clear" w:fill="auto"/>
+      <w:tabs>
+        <w:tab w:val="clear" w:pos="720"/>
+        <w:tab w:val="center" w:pos="4819" w:leader="none"/>
+        <w:tab w:val="right" w:pos="9638" w:leader="none"/>
+      </w:tabs>
+      <w:spacing w:lineRule="auto" w:line="240" w:before="0" w:after="0"/>
+      <w:ind w:hanging="0" w:left="0" w:right="0"/>
+      <w:jc w:val="left"/>
+      <w:rPr>
+        <w:rFonts w:ascii="Liberation Serif" w:hAnsi="Liberation Serif" w:eastAsia="Liberation Serif" w:cs="Liberation Serif"/>
+        <w:b w:val="false"/>
+        <w:i w:val="false"/>
+        <w:caps w:val="false"/>
+        <w:smallCaps w:val="false"/>
+        <w:strike w:val="false"/>
+        <w:dstrike w:val="false"/>
+        <w:color w:val="000000"/>
+        <w:position w:val="0"/>
+        <w:sz w:val="24"/>
+        <w:szCs w:val="24"/>
+        <w:u w:val="none"/>
+        <w:shd w:fill="auto" w:val="clear"/>
+        <w:vertAlign w:val="baseline"/>
+      </w:rPr>
+    </w:pPr>
+    <w:r>
+      <w:rPr>
+        <w:rFonts w:eastAsia="Liberation Serif" w:cs="Liberation Serif"/>
+        <w:b w:val="false"/>
+        <w:i w:val="false"/>
+        <w:caps w:val="false"/>
+        <w:smallCaps w:val="false"/>
+        <w:strike w:val="false"/>
+        <w:dstrike w:val="false"/>
+        <w:color w:val="000000"/>
+        <w:position w:val="0"/>
         <w:sz w:val="24"/>
         <w:szCs w:val="24"/>
         <w:u w:val="none"/>
@@ -4199,9 +3826,9 @@
     </w:rPr>
   </w:style>
   <w:style w:type="paragraph" w:styleId="Heading1">
-    <w:name w:val="Heading 1"/>
+    <w:name w:val="heading 1"/>
     <w:basedOn w:val="Heading"/>
-    <w:next w:val="TextBody"/>
+    <w:next w:val="BodyText"/>
     <w:qFormat/>
     <w:pPr>
       <w:numPr>
@@ -4219,9 +3846,9 @@
     </w:rPr>
   </w:style>
   <w:style w:type="paragraph" w:styleId="Heading2">
-    <w:name w:val="Heading 2"/>
+    <w:name w:val="heading 2"/>
     <w:basedOn w:val="Heading"/>
-    <w:next w:val="TextBody"/>
+    <w:next w:val="BodyText"/>
     <w:qFormat/>
     <w:pPr>
       <w:numPr>
@@ -4239,9 +3866,9 @@
     </w:rPr>
   </w:style>
   <w:style w:type="paragraph" w:styleId="Heading3">
-    <w:name w:val="Heading 3"/>
-    <w:basedOn w:val="LOnormal"/>
-    <w:next w:val="LOnormal"/>
+    <w:name w:val="heading 3"/>
+    <w:basedOn w:val="LO-normal"/>
+    <w:next w:val="LO-normal"/>
     <w:qFormat/>
     <w:pPr>
       <w:keepNext w:val="true"/>
@@ -4256,9 +3883,9 @@
     </w:rPr>
   </w:style>
   <w:style w:type="paragraph" w:styleId="Heading4">
-    <w:name w:val="Heading 4"/>
-    <w:basedOn w:val="LOnormal"/>
-    <w:next w:val="LOnormal"/>
+    <w:name w:val="heading 4"/>
+    <w:basedOn w:val="LO-normal"/>
+    <w:next w:val="LO-normal"/>
     <w:qFormat/>
     <w:pPr>
       <w:keepNext w:val="true"/>
@@ -4273,9 +3900,9 @@
     </w:rPr>
   </w:style>
   <w:style w:type="paragraph" w:styleId="Heading5">
-    <w:name w:val="Heading 5"/>
-    <w:basedOn w:val="LOnormal"/>
-    <w:next w:val="LOnormal"/>
+    <w:name w:val="heading 5"/>
+    <w:basedOn w:val="LO-normal"/>
+    <w:next w:val="LO-normal"/>
     <w:qFormat/>
     <w:pPr>
       <w:keepNext w:val="true"/>
@@ -4290,9 +3917,9 @@
     </w:rPr>
   </w:style>
   <w:style w:type="paragraph" w:styleId="Heading6">
-    <w:name w:val="Heading 6"/>
-    <w:basedOn w:val="LOnormal"/>
-    <w:next w:val="LOnormal"/>
+    <w:name w:val="heading 6"/>
+    <w:basedOn w:val="LO-normal"/>
+    <w:next w:val="LO-normal"/>
     <w:qFormat/>
     <w:pPr>
       <w:keepNext w:val="true"/>
@@ -4306,7 +3933,7 @@
       <w:szCs w:val="20"/>
     </w:rPr>
   </w:style>
-  <w:style w:type="character" w:styleId="InternetLink">
+  <w:style w:type="character" w:styleId="Hyperlink">
     <w:name w:val="Hyperlink"/>
     <w:rPr>
       <w:color w:val="000080"/>
@@ -4321,8 +3948,8 @@
   </w:style>
   <w:style w:type="paragraph" w:styleId="Heading">
     <w:name w:val="Heading"/>
-    <w:basedOn w:val="LOnormal"/>
-    <w:next w:val="TextBody"/>
+    <w:basedOn w:val="LO-normal"/>
+    <w:next w:val="BodyText"/>
     <w:qFormat/>
     <w:pPr>
       <w:keepNext w:val="true"/>
@@ -4334,9 +3961,9 @@
       <w:szCs w:val="28"/>
     </w:rPr>
   </w:style>
-  <w:style w:type="paragraph" w:styleId="TextBody">
+  <w:style w:type="paragraph" w:styleId="BodyText">
     <w:name w:val="Body Text"/>
-    <w:basedOn w:val="LOnormal"/>
+    <w:basedOn w:val="LO-normal"/>
     <w:pPr>
       <w:spacing w:lineRule="auto" w:line="276" w:before="0" w:after="140"/>
     </w:pPr>
@@ -4344,15 +3971,15 @@
   </w:style>
   <w:style w:type="paragraph" w:styleId="List">
     <w:name w:val="List"/>
-    <w:basedOn w:val="TextBody"/>
+    <w:basedOn w:val="BodyText"/>
     <w:pPr/>
     <w:rPr>
       <w:rFonts w:cs="FreeSans"/>
     </w:rPr>
   </w:style>
   <w:style w:type="paragraph" w:styleId="Caption">
-    <w:name w:val="Caption"/>
-    <w:basedOn w:val="LOnormal"/>
+    <w:name w:val="caption"/>
+    <w:basedOn w:val="LO-normal"/>
     <w:qFormat/>
     <w:pPr>
       <w:suppressLineNumbers/>
@@ -4368,7 +3995,7 @@
   </w:style>
   <w:style w:type="paragraph" w:styleId="Index">
     <w:name w:val="Index"/>
-    <w:basedOn w:val="LOnormal"/>
+    <w:basedOn w:val="LO-normal"/>
     <w:qFormat/>
     <w:pPr>
       <w:suppressLineNumbers/>
@@ -4377,7 +4004,7 @@
       <w:rFonts w:cs="FreeSans"/>
     </w:rPr>
   </w:style>
-  <w:style w:type="paragraph" w:styleId="LOnormal" w:default="1">
+  <w:style w:type="paragraph" w:styleId="LO-normal" w:default="1">
     <w:name w:val="LO-normal"/>
     <w:qFormat/>
     <w:pPr>
@@ -4398,8 +4025,8 @@
   </w:style>
   <w:style w:type="paragraph" w:styleId="Title">
     <w:name w:val="Title"/>
-    <w:basedOn w:val="LOnormal"/>
-    <w:next w:val="LOnormal"/>
+    <w:basedOn w:val="LO-normal"/>
+    <w:next w:val="LO-normal"/>
     <w:qFormat/>
     <w:pPr>
       <w:keepNext w:val="true"/>
@@ -4415,7 +4042,7 @@
   </w:style>
   <w:style w:type="paragraph" w:styleId="HeaderandFooter">
     <w:name w:val="Header and Footer"/>
-    <w:basedOn w:val="LOnormal"/>
+    <w:basedOn w:val="LO-normal"/>
     <w:qFormat/>
     <w:pPr>
       <w:suppressLineNumbers/>
@@ -4428,7 +4055,7 @@
     <w:rPr/>
   </w:style>
   <w:style w:type="paragraph" w:styleId="Header">
-    <w:name w:val="Header"/>
+    <w:name w:val="header"/>
     <w:basedOn w:val="HeaderandFooter"/>
     <w:pPr>
       <w:suppressLineNumbers/>
@@ -4437,7 +4064,7 @@
   </w:style>
   <w:style w:type="paragraph" w:styleId="TableContents">
     <w:name w:val="Table Contents"/>
-    <w:basedOn w:val="LOnormal"/>
+    <w:basedOn w:val="LO-normal"/>
     <w:qFormat/>
     <w:pPr>
       <w:widowControl w:val="false"/>
@@ -4446,7 +4073,7 @@
     <w:rPr/>
   </w:style>
   <w:style w:type="paragraph" w:styleId="Footer">
-    <w:name w:val="Footer"/>
+    <w:name w:val="footer"/>
     <w:basedOn w:val="HeaderandFooter"/>
     <w:pPr>
       <w:suppressLineNumbers/>
@@ -4454,11 +4081,11 @@
     <w:rPr/>
   </w:style>
   <w:style w:type="paragraph" w:styleId="IndexHeading">
-    <w:name w:val="Index Heading"/>
+    <w:name w:val="index heading"/>
     <w:basedOn w:val="Heading"/>
     <w:pPr>
       <w:suppressLineNumbers/>
-      <w:ind w:left="0" w:hanging="0"/>
+      <w:ind w:hanging="0" w:left="0"/>
     </w:pPr>
     <w:rPr>
       <w:b/>
@@ -4473,7 +4100,7 @@
     <w:qFormat/>
     <w:pPr>
       <w:suppressLineNumbers/>
-      <w:ind w:left="0" w:hanging="0"/>
+      <w:ind w:hanging="0" w:left="0"/>
     </w:pPr>
     <w:rPr>
       <w:b/>
@@ -4482,34 +4109,34 @@
       <w:szCs w:val="32"/>
     </w:rPr>
   </w:style>
-  <w:style w:type="paragraph" w:styleId="Contents1">
-    <w:name w:val="TOC 1"/>
+  <w:style w:type="paragraph" w:styleId="TOC1">
+    <w:name w:val="toc 1"/>
     <w:basedOn w:val="Index"/>
     <w:pPr>
       <w:tabs>
         <w:tab w:val="clear" w:pos="720"/>
         <w:tab w:val="right" w:pos="9638" w:leader="dot"/>
       </w:tabs>
-      <w:ind w:left="0" w:hanging="0"/>
+      <w:ind w:hanging="0" w:left="0"/>
     </w:pPr>
     <w:rPr/>
   </w:style>
-  <w:style w:type="paragraph" w:styleId="Contents2">
-    <w:name w:val="TOC 2"/>
+  <w:style w:type="paragraph" w:styleId="TOC2">
+    <w:name w:val="toc 2"/>
     <w:basedOn w:val="Index"/>
     <w:pPr>
       <w:tabs>
         <w:tab w:val="clear" w:pos="720"/>
         <w:tab w:val="right" w:pos="9638" w:leader="dot"/>
       </w:tabs>
-      <w:ind w:left="283" w:hanging="0"/>
+      <w:ind w:hanging="0" w:left="283"/>
     </w:pPr>
     <w:rPr/>
   </w:style>
   <w:style w:type="paragraph" w:styleId="Subtitle">
     <w:name w:val="Subtitle"/>
-    <w:basedOn w:val="LOnormal"/>
-    <w:next w:val="LOnormal"/>
+    <w:basedOn w:val="LO-normal"/>
+    <w:next w:val="LO-normal"/>
     <w:qFormat/>
     <w:pPr>
       <w:keepNext w:val="true"/>
@@ -4532,41 +4159,41 @@
 </file>
 
 <file path=word/theme/theme1.xml><?xml version="1.0" encoding="utf-8"?>
-<a:theme xmlns:a="http://schemas.openxmlformats.org/drawingml/2006/main" name="Office Theme">
+<a:theme xmlns:a="http://schemas.openxmlformats.org/drawingml/2006/main" xmlns:r="http://schemas.openxmlformats.org/officeDocument/2006/relationships" name="Office Theme">
   <a:themeElements>
     <a:clrScheme name="Office">
       <a:dk1>
-        <a:sysClr val="windowText" lastClr="000000"/>
+        <a:srgbClr val="000000"/>
       </a:dk1>
       <a:lt1>
-        <a:sysClr val="window" lastClr="FFFFFF"/>
+        <a:srgbClr val="ffffff"/>
       </a:lt1>
       <a:dk2>
-        <a:srgbClr val="1F497D"/>
+        <a:srgbClr val="1f497d"/>
       </a:dk2>
       <a:lt2>
-        <a:srgbClr val="EEECE1"/>
+        <a:srgbClr val="eeece1"/>
       </a:lt2>
       <a:accent1>
-        <a:srgbClr val="4F81BD"/>
+        <a:srgbClr val="4f81bd"/>
       </a:accent1>
       <a:accent2>
-        <a:srgbClr val="C0504D"/>
+        <a:srgbClr val="c0504d"/>
       </a:accent2>
       <a:accent3>
-        <a:srgbClr val="9BBB59"/>
+        <a:srgbClr val="9bbb59"/>
       </a:accent3>
       <a:accent4>
-        <a:srgbClr val="8064A2"/>
+        <a:srgbClr val="8064a2"/>
       </a:accent4>
       <a:accent5>
-        <a:srgbClr val="4BACC6"/>
+        <a:srgbClr val="4bacc6"/>
       </a:accent5>
       <a:accent6>
-        <a:srgbClr val="F79646"/>
+        <a:srgbClr val="f79646"/>
       </a:accent6>
       <a:hlink>
-        <a:srgbClr val="0000FF"/>
+        <a:srgbClr val="0000ff"/>
       </a:hlink>
       <a:folHlink>
         <a:srgbClr val="800080"/>
@@ -4574,280 +4201,132 @@
     </a:clrScheme>
     <a:fontScheme name="Office">
       <a:majorFont>
-        <a:latin typeface="Calibri"/>
+        <a:latin typeface="Calibri" pitchFamily="0" charset="1"/>
         <a:ea typeface=""/>
         <a:cs typeface=""/>
-        <a:font script="Jpan" typeface="ＭＳ ゴシック"/>
-        <a:font script="Hang" typeface="맑은 고딕"/>
-        <a:font script="Hans" typeface="宋体"/>
-        <a:font script="Hant" typeface="新細明體"/>
-        <a:font script="Arab" typeface="Times New Roman"/>
-        <a:font script="Hebr" typeface="Times New Roman"/>
-        <a:font script="Thai" typeface="Angsana New"/>
-        <a:font script="Ethi" typeface="Nyala"/>
-        <a:font script="Beng" typeface="Vrinda"/>
-        <a:font script="Gujr" typeface="Shruti"/>
-        <a:font script="Khmr" typeface="MoolBoran"/>
-        <a:font script="Knda" typeface="Tunga"/>
-        <a:font script="Guru" typeface="Raavi"/>
-        <a:font script="Cans" typeface="Euphemia"/>
-        <a:font script="Cher" typeface="Plantagenet Cherokee"/>
-        <a:font script="Yiii" typeface="Microsoft Yi Baiti"/>
-        <a:font script="Tibt" typeface="Microsoft Himalaya"/>
-        <a:font script="Thaa" typeface="MV Boli"/>
-        <a:font script="Deva" typeface="Mangal"/>
-        <a:font script="Telu" typeface="Gautami"/>
-        <a:font script="Taml" typeface="Latha"/>
-        <a:font script="Syrc" typeface="Estrangelo Edessa"/>
-        <a:font script="Orya" typeface="Kalinga"/>
-        <a:font script="Mlym" typeface="Kartika"/>
-        <a:font script="Laoo" typeface="DokChampa"/>
-        <a:font script="Sinh" typeface="Iskoola Pota"/>
-        <a:font script="Mong" typeface="Mongolian Baiti"/>
-        <a:font script="Viet" typeface="Times New Roman"/>
-        <a:font script="Uigh" typeface="Microsoft Uighur"/>
-        <a:font script="Geor" typeface="Sylfaen"/>
       </a:majorFont>
       <a:minorFont>
-        <a:latin typeface="Cambria"/>
+        <a:latin typeface="Cambria" pitchFamily="0" charset="1"/>
         <a:ea typeface=""/>
         <a:cs typeface=""/>
-        <a:font script="Jpan" typeface="ＭＳ 明朝"/>
-        <a:font script="Hang" typeface="맑은 고딕"/>
-        <a:font script="Hans" typeface="宋体"/>
-        <a:font script="Hant" typeface="新細明體"/>
-        <a:font script="Arab" typeface="Arial"/>
-        <a:font script="Hebr" typeface="Arial"/>
-        <a:font script="Thai" typeface="Cordia New"/>
-        <a:font script="Ethi" typeface="Nyala"/>
-        <a:font script="Beng" typeface="Vrinda"/>
-        <a:font script="Gujr" typeface="Shruti"/>
-        <a:font script="Khmr" typeface="DaunPenh"/>
-        <a:font script="Knda" typeface="Tunga"/>
-        <a:font script="Guru" typeface="Raavi"/>
-        <a:font script="Cans" typeface="Euphemia"/>
-        <a:font script="Cher" typeface="Plantagenet Cherokee"/>
-        <a:font script="Yiii" typeface="Microsoft Yi Baiti"/>
-        <a:font script="Tibt" typeface="Microsoft Himalaya"/>
-        <a:font script="Thaa" typeface="MV Boli"/>
-        <a:font script="Deva" typeface="Mangal"/>
-        <a:font script="Telu" typeface="Gautami"/>
-        <a:font script="Taml" typeface="Latha"/>
-        <a:font script="Syrc" typeface="Estrangelo Edessa"/>
-        <a:font script="Orya" typeface="Kalinga"/>
-        <a:font script="Mlym" typeface="Kartika"/>
-        <a:font script="Laoo" typeface="DokChampa"/>
-        <a:font script="Sinh" typeface="Iskoola Pota"/>
-        <a:font script="Mong" typeface="Mongolian Baiti"/>
-        <a:font script="Viet" typeface="Arial"/>
-        <a:font script="Uigh" typeface="Microsoft Uighur"/>
-        <a:font script="Geor" typeface="Sylfaen"/>
       </a:minorFont>
     </a:fontScheme>
-    <a:fmtScheme name="Office">
+    <a:fmtScheme>
       <a:fillStyleLst>
         <a:solidFill>
           <a:schemeClr val="phClr"/>
         </a:solidFill>
-        <a:gradFill rotWithShape="1">
+        <a:gradFill>
           <a:gsLst>
             <a:gs pos="0">
               <a:schemeClr val="phClr">
                 <a:tint val="50000"/>
-                <a:satMod val="300000"/>
               </a:schemeClr>
             </a:gs>
             <a:gs pos="35000">
               <a:schemeClr val="phClr">
                 <a:tint val="37000"/>
-                <a:satMod val="300000"/>
               </a:schemeClr>
             </a:gs>
             <a:gs pos="100000">
               <a:schemeClr val="phClr">
                 <a:tint val="15000"/>
-                <a:satMod val="350000"/>
               </a:schemeClr>
             </a:gs>
           </a:gsLst>
           <a:lin ang="16200000" scaled="1"/>
+          <a:tileRect l="0" t="0" r="0" b="0"/>
         </a:gradFill>
-        <a:gradFill rotWithShape="1">
+        <a:gradFill>
           <a:gsLst>
             <a:gs pos="0">
               <a:schemeClr val="phClr">
                 <a:tint val="100000"/>
                 <a:shade val="100000"/>
-                <a:satMod val="130000"/>
               </a:schemeClr>
             </a:gs>
             <a:gs pos="100000">
               <a:schemeClr val="phClr">
                 <a:tint val="50000"/>
                 <a:shade val="100000"/>
-                <a:satMod val="350000"/>
               </a:schemeClr>
             </a:gs>
           </a:gsLst>
           <a:lin ang="16200000" scaled="0"/>
+          <a:tileRect l="0" t="0" r="0" b="0"/>
         </a:gradFill>
       </a:fillStyleLst>
       <a:lnStyleLst>
         <a:ln w="9525" cap="flat" cmpd="sng" algn="ctr">
-          <a:solidFill>
-            <a:schemeClr val="phClr">
-              <a:shade val="95000"/>
-              <a:satMod val="105000"/>
-            </a:schemeClr>
-          </a:solidFill>
           <a:prstDash val="solid"/>
         </a:ln>
         <a:ln w="25400" cap="flat" cmpd="sng" algn="ctr">
-          <a:solidFill>
-            <a:schemeClr val="phClr"/>
-          </a:solidFill>
           <a:prstDash val="solid"/>
         </a:ln>
         <a:ln w="38100" cap="flat" cmpd="sng" algn="ctr">
-          <a:solidFill>
-            <a:schemeClr val="phClr"/>
-          </a:solidFill>
           <a:prstDash val="solid"/>
         </a:ln>
       </a:lnStyleLst>
       <a:effectStyleLst>
         <a:effectStyle>
-          <a:effectLst>
-            <a:outerShdw blurRad="40000" dist="20000" dir="5400000" rotWithShape="0">
-              <a:srgbClr val="000000">
-                <a:alpha val="38000"/>
-              </a:srgbClr>
-            </a:outerShdw>
-          </a:effectLst>
+          <a:effectLst/>
         </a:effectStyle>
         <a:effectStyle>
-          <a:effectLst>
-            <a:outerShdw blurRad="40000" dist="23000" dir="5400000" rotWithShape="0">
-              <a:srgbClr val="000000">
-                <a:alpha val="35000"/>
-              </a:srgbClr>
-            </a:outerShdw>
-          </a:effectLst>
+          <a:effectLst/>
         </a:effectStyle>
         <a:effectStyle>
-          <a:effectLst>
-            <a:outerShdw blurRad="40000" dist="23000" dir="5400000" rotWithShape="0">
-              <a:srgbClr val="000000">
-                <a:alpha val="35000"/>
-              </a:srgbClr>
-            </a:outerShdw>
-          </a:effectLst>
-          <a:scene3d>
-            <a:camera prst="orthographicFront">
-              <a:rot lat="0" lon="0" rev="0"/>
-            </a:camera>
-            <a:lightRig rig="threePt" dir="t">
-              <a:rot lat="0" lon="0" rev="1200000"/>
-            </a:lightRig>
-          </a:scene3d>
-          <a:sp3d>
-            <a:bevelT w="63500" h="25400"/>
-          </a:sp3d>
+          <a:effectLst/>
         </a:effectStyle>
       </a:effectStyleLst>
       <a:bgFillStyleLst>
         <a:solidFill>
           <a:schemeClr val="phClr"/>
         </a:solidFill>
-        <a:gradFill rotWithShape="1">
+        <a:gradFill>
           <a:gsLst>
             <a:gs pos="0">
               <a:schemeClr val="phClr">
                 <a:tint val="40000"/>
-                <a:satMod val="350000"/>
               </a:schemeClr>
             </a:gs>
             <a:gs pos="40000">
               <a:schemeClr val="phClr">
                 <a:tint val="45000"/>
                 <a:shade val="99000"/>
-                <a:satMod val="350000"/>
               </a:schemeClr>
             </a:gs>
             <a:gs pos="100000">
               <a:schemeClr val="phClr">
                 <a:shade val="20000"/>
-                <a:satMod val="255000"/>
               </a:schemeClr>
             </a:gs>
           </a:gsLst>
           <a:path path="circle">
             <a:fillToRect l="50000" t="-80000" r="50000" b="180000"/>
           </a:path>
+          <a:tileRect l="0" t="0" r="0" b="0"/>
         </a:gradFill>
-        <a:gradFill rotWithShape="1">
+        <a:gradFill>
           <a:gsLst>
             <a:gs pos="0">
               <a:schemeClr val="phClr">
                 <a:tint val="80000"/>
-                <a:satMod val="300000"/>
               </a:schemeClr>
             </a:gs>
             <a:gs pos="100000">
               <a:schemeClr val="phClr">
                 <a:shade val="30000"/>
-                <a:satMod val="200000"/>
               </a:schemeClr>
             </a:gs>
           </a:gsLst>
           <a:path path="circle">
             <a:fillToRect l="50000" t="50000" r="50000" b="50000"/>
           </a:path>
+          <a:tileRect l="0" t="0" r="0" b="0"/>
         </a:gradFill>
       </a:bgFillStyleLst>
     </a:fmtScheme>
   </a:themeElements>
-  <a:objectDefaults>
-    <a:spDef>
-      <a:spPr/>
-      <a:bodyPr/>
-      <a:lstStyle/>
-      <a:style>
-        <a:lnRef idx="1">
-          <a:schemeClr val="accent1"/>
-        </a:lnRef>
-        <a:fillRef idx="3">
-          <a:schemeClr val="accent1"/>
-        </a:fillRef>
-        <a:effectRef idx="2">
-          <a:schemeClr val="accent1"/>
-        </a:effectRef>
-        <a:fontRef idx="minor">
-          <a:schemeClr val="lt1"/>
-        </a:fontRef>
-      </a:style>
-    </a:spDef>
-    <a:lnDef>
-      <a:spPr/>
-      <a:bodyPr/>
-      <a:lstStyle/>
-      <a:style>
-        <a:lnRef idx="2">
-          <a:schemeClr val="accent1"/>
-        </a:lnRef>
-        <a:fillRef idx="0">
-          <a:schemeClr val="accent1"/>
-        </a:fillRef>
-        <a:effectRef idx="1">
-          <a:schemeClr val="accent1"/>
-        </a:effectRef>
-        <a:fontRef idx="minor">
-          <a:schemeClr val="tx1"/>
-        </a:fontRef>
-      </a:style>
-    </a:lnDef>
-  </a:objectDefaults>
-  <a:extraClrSchemeLst/>
 </a:theme>
 </file>
 
